--- a/Спецификация.docx
+++ b/Спецификация.docx
@@ -1583,7 +1583,7 @@
           <w:szCs w:val="28"/>
         </w:rPr>
       </w:pPr>
-      <w:bookmarkStart w:colFirst="0" w:colLast="0" w:name="_bmw0eo2tlbfz" w:id="1"/>
+      <w:bookmarkStart w:colFirst="0" w:colLast="0" w:name="_aozft3qvmp3s" w:id="1"/>
       <w:bookmarkEnd w:id="1"/>
       <w:r>
         <w:rPr>
@@ -1594,7 +1594,7 @@
           <w:szCs w:val="28"/>
           <w:rtl w:val="0"/>
         </w:rPr>
-        <w:t xml:space="preserve">ТЕОРЕТИЧЕСКИЕ СВЕДЕНИЯ</w:t>
+        <w:t xml:space="preserve">ОПИСАНИЕ ПРОЕКТА И ФУНКЦИОНАЛЬНЫЕ ТРЕБОВАНИЯ</w:t>
       </w:r>
     </w:p>
     <w:p>
@@ -1609,55 +1609,12 @@
           <w:szCs w:val="28"/>
         </w:rPr>
       </w:pPr>
-      <w:bookmarkStart w:colFirst="0" w:colLast="0" w:name="_16ensb9gwsyp" w:id="2"/>
+      <w:bookmarkStart w:colFirst="0" w:colLast="0" w:name="_1gcvl2jguvco" w:id="2"/>
       <w:bookmarkEnd w:id="2"/>
       <w:r>
         <w:rPr>
           <w:rtl w:val="0"/>
         </w:rPr>
-      </w:r>
-    </w:p>
-    <w:p>
-      <w:pPr>
-        <w:spacing w:line="360" w:lineRule="auto"/>
-        <w:rPr>
-          <w:rFonts w:ascii="Times New Roman" w:cs="Times New Roman" w:eastAsia="Times New Roman" w:hAnsi="Times New Roman"/>
-          <w:sz w:val="28"/>
-          <w:szCs w:val="28"/>
-        </w:rPr>
-      </w:pPr>
-      <w:bookmarkStart w:colFirst="0" w:colLast="0" w:name="_xhu94mmgw7yu" w:id="3"/>
-      <w:bookmarkEnd w:id="3"/>
-      <w:r>
-        <w:rPr>
-          <w:rFonts w:ascii="Times New Roman" w:cs="Times New Roman" w:eastAsia="Times New Roman" w:hAnsi="Times New Roman"/>
-          <w:sz w:val="28"/>
-          <w:szCs w:val="28"/>
-          <w:rtl w:val="0"/>
-        </w:rPr>
-        <w:tab/>
-        <w:t xml:space="preserve">Алгоритм Флойда-Уоршелла решает задачу поиска кратчайших путей между всеми парами вершин. Алгоритм основан на свойстве: если кратчайший путь, назовем его p, из вершины u в вершину v идет из вершины u через вершину x, затем в вершину  y, а потом в вершину v, то часть пути p между вершинами  x и y сама является кратчайшим путем из x в y. То есть любой подпуть кратчайшего пути является кратчайшим путем. В алгоритме Флойда-Уоршелла вершины должны быть пронумерованы от 1</w:t>
-      </w:r>
-    </w:p>
-    <w:p>
-      <w:pPr>
-        <w:spacing w:line="360" w:lineRule="auto"/>
-        <w:rPr>
-          <w:rFonts w:ascii="Times New Roman" w:cs="Times New Roman" w:eastAsia="Times New Roman" w:hAnsi="Times New Roman"/>
-          <w:sz w:val="28"/>
-          <w:szCs w:val="28"/>
-        </w:rPr>
-      </w:pPr>
-      <w:bookmarkStart w:colFirst="0" w:colLast="0" w:name="_xhu94mmgw7yu" w:id="3"/>
-      <w:bookmarkEnd w:id="3"/>
-      <w:r>
-        <w:rPr>
-          <w:rFonts w:ascii="Times New Roman" w:cs="Times New Roman" w:eastAsia="Times New Roman" w:hAnsi="Times New Roman"/>
-          <w:sz w:val="28"/>
-          <w:szCs w:val="28"/>
-          <w:rtl w:val="0"/>
-        </w:rPr>
-        <w:t xml:space="preserve">до n. Номера вершин в данном случае важны, потому что алгоритм использует следующее определение: ”Shortest[u,v,x] представляет собой вес кратчайшего пути от вершины u к вершине v, в котором все промежуточные вершины — вершины на пути, отличные от u и v — пронумерованы от 1 до x”.</w:t>
       </w:r>
     </w:p>
     <w:p>
@@ -1670,16 +1627,16 @@
           <w:szCs w:val="28"/>
         </w:rPr>
       </w:pPr>
-      <w:bookmarkStart w:colFirst="0" w:colLast="0" w:name="_caqu6xe9dawd" w:id="4"/>
-      <w:bookmarkEnd w:id="4"/>
-      <w:r>
-        <w:rPr>
-          <w:rFonts w:ascii="Gungsuh" w:cs="Gungsuh" w:eastAsia="Gungsuh" w:hAnsi="Gungsuh"/>
-          <w:sz w:val="28"/>
-          <w:szCs w:val="28"/>
-          <w:rtl w:val="0"/>
-        </w:rPr>
-        <w:t xml:space="preserve">Рассмотрим две вершины u и v и число x (1 ≤ x ≤ n). Среди всех путей из u в v с промежуточными вершинами с номерами не более x выберем кратчайший — p. Если x не является промежуточной вершиной p, то все промежуточные вершины имеют номера ≤ x−1, следовательно, shortest[u,v,x] = shortest[u,v,x−1]. Если же x — промежуточная вершина p, то подпути u→x и x→v являются кратчайшими путями с промежуточными вершинами ≤ x−1 (так как x — конечная точка каждого подпути). Тогда вес всего пути равен сумме shortest[u,x,x−1] + shortest[x,v,x−1]. Объединяя оба случая, получаем: shortest[u,v,x] = min(shortest[u,v,x−1], shortest[u,x,x−1] + shortest[x,v,x−1]).</w:t>
+      <w:bookmarkStart w:colFirst="0" w:colLast="0" w:name="_khz8rsxir576" w:id="3"/>
+      <w:bookmarkEnd w:id="3"/>
+      <w:r>
+        <w:rPr>
+          <w:rFonts w:ascii="Times New Roman" w:cs="Times New Roman" w:eastAsia="Times New Roman" w:hAnsi="Times New Roman"/>
+          <w:sz w:val="28"/>
+          <w:szCs w:val="28"/>
+          <w:rtl w:val="0"/>
+        </w:rPr>
+        <w:t xml:space="preserve">Разрабатывается визуализатор на языке Java, демонстрирующий пошаговую работу алгоритма Флойда-Уоршелла для поиска кратчайших путей между всеми парами вершин взвешенного ориентированного и неориентированного графа. Приложение должно наглядно показывать:</w:t>
       </w:r>
     </w:p>
     <w:p>
@@ -1692,743 +1649,8 @@
           <w:szCs w:val="28"/>
         </w:rPr>
       </w:pPr>
-      <w:bookmarkStart w:colFirst="0" w:colLast="0" w:name="_caqu6xe9dawd" w:id="4"/>
+      <w:bookmarkStart w:colFirst="0" w:colLast="0" w:name="_l2oysuli24xh" w:id="4"/>
       <w:bookmarkEnd w:id="4"/>
-      <w:r>
-        <w:rPr>
-          <w:rFonts w:ascii="Times New Roman" w:cs="Times New Roman" w:eastAsia="Times New Roman" w:hAnsi="Times New Roman"/>
-          <w:sz w:val="28"/>
-          <w:szCs w:val="28"/>
-          <w:rtl w:val="0"/>
-        </w:rPr>
-        <w:t xml:space="preserve">Поскольку  x либо является промежуточной вершиной на кратчайшем пути от u к v, либо нет, мы можем заключить, что shortest[u,v,x] является меньшим из значений shortest[u,x,x  - 1] + shortest[x,v,x  - 1] и shortest[u, v, x -  1].</w:t>
-      </w:r>
-    </w:p>
-    <w:p>
-      <w:pPr>
-        <w:spacing w:line="360" w:lineRule="auto"/>
-        <w:ind w:firstLine="720"/>
-        <w:rPr>
-          <w:rFonts w:ascii="Times New Roman" w:cs="Times New Roman" w:eastAsia="Times New Roman" w:hAnsi="Times New Roman"/>
-          <w:sz w:val="28"/>
-          <w:szCs w:val="28"/>
-        </w:rPr>
-      </w:pPr>
-      <w:bookmarkStart w:colFirst="0" w:colLast="0" w:name="_9ubyit9khbv2" w:id="5"/>
-      <w:bookmarkEnd w:id="5"/>
-      <w:r>
-        <w:rPr>
-          <w:rFonts w:ascii="Gungsuh" w:cs="Gungsuh" w:eastAsia="Gungsuh" w:hAnsi="Gungsuh"/>
-          <w:sz w:val="28"/>
-          <w:szCs w:val="28"/>
-          <w:rtl w:val="0"/>
-        </w:rPr>
-        <w:t xml:space="preserve">Граф будет представлен в виде матрицы смежности. В такой матрице каждый элемент не ограничен значениями 0 или 1; запись для ребра (u,v) содержит вес ребра, где значение ∞ означает, что данное ребро отсутствует. Поскольку shortest[u,v, 0] означает вес кратчайшего пути с промежуточными вершинами с номерами не более 0, такой путь не имеет промежуточных вершин, т.е. состоит только из одного ребра. Алгоритм будет итеративно вычислять значения shortest[u,v,x] от 1 до n.</w:t>
-      </w:r>
-    </w:p>
-    <w:p>
-      <w:pPr>
-        <w:spacing w:line="360" w:lineRule="auto"/>
-        <w:ind w:firstLine="720"/>
-        <w:rPr>
-          <w:rFonts w:ascii="Times New Roman" w:cs="Times New Roman" w:eastAsia="Times New Roman" w:hAnsi="Times New Roman"/>
-          <w:sz w:val="28"/>
-          <w:szCs w:val="28"/>
-        </w:rPr>
-      </w:pPr>
-      <w:bookmarkStart w:colFirst="0" w:colLast="0" w:name="_lqbz8zsbz0hd" w:id="6"/>
-      <w:bookmarkEnd w:id="6"/>
-      <w:r>
-        <w:rPr>
-          <w:rFonts w:ascii="Times New Roman" w:cs="Times New Roman" w:eastAsia="Times New Roman" w:hAnsi="Times New Roman"/>
-          <w:sz w:val="28"/>
-          <w:szCs w:val="28"/>
-          <w:rtl w:val="0"/>
-        </w:rPr>
-        <w:t xml:space="preserve">Определим pred[u,v,x], как предшественника вершины v на кратчайшем пути от вершины u, в котором номера всех промежуточных вершин не превышают x. Если shortest[u,v,x] имеет то же значение, что и shortest[u,v,x  - 1], то кратчайший путь от u к v, в котором номера всех промежуточных вершин не превышают x, такой же, как и путь, в котором номера всех промежуточных</w:t>
-      </w:r>
-    </w:p>
-    <w:p>
-      <w:pPr>
-        <w:spacing w:line="360" w:lineRule="auto"/>
-        <w:rPr>
-          <w:rFonts w:ascii="Times New Roman" w:cs="Times New Roman" w:eastAsia="Times New Roman" w:hAnsi="Times New Roman"/>
-          <w:sz w:val="28"/>
-          <w:szCs w:val="28"/>
-        </w:rPr>
-      </w:pPr>
-      <w:bookmarkStart w:colFirst="0" w:colLast="0" w:name="_lqbz8zsbz0hd" w:id="6"/>
-      <w:bookmarkEnd w:id="6"/>
-      <w:r>
-        <w:rPr>
-          <w:rFonts w:ascii="Times New Roman" w:cs="Times New Roman" w:eastAsia="Times New Roman" w:hAnsi="Times New Roman"/>
-          <w:sz w:val="28"/>
-          <w:szCs w:val="28"/>
-          <w:rtl w:val="0"/>
-        </w:rPr>
-        <w:t xml:space="preserve">вершин не превышают x -  1. Предшественники вершины v при этом должны быть одинаковы в обоих путях, так что pred[u,v,x] мы делаем таким же, как и pred[u,v,x  - 1]. Если shortest[u,v,x] меньше shortest[u,v,x  - 1], что происходит, когда находится путь от u к v, имеющий в качестве промежуточной вершину x и имеющий меньший вес, чем кратчайший путь от u к v, в котором номера всех промежуточных вершин не превышают x -  1. Поскольку  x должна быть промежуточной вершиной на этом вновь найденном кратчайшем пути, предшественник вершины v на пути от u должен быть тем же, что</w:t>
-      </w:r>
-    </w:p>
-    <w:p>
-      <w:pPr>
-        <w:spacing w:line="360" w:lineRule="auto"/>
-        <w:rPr>
-          <w:rFonts w:ascii="Times New Roman" w:cs="Times New Roman" w:eastAsia="Times New Roman" w:hAnsi="Times New Roman"/>
-          <w:sz w:val="28"/>
-          <w:szCs w:val="28"/>
-        </w:rPr>
-      </w:pPr>
-      <w:bookmarkStart w:colFirst="0" w:colLast="0" w:name="_lqbz8zsbz0hd" w:id="6"/>
-      <w:bookmarkEnd w:id="6"/>
-      <w:r>
-        <w:rPr>
-          <w:rFonts w:ascii="Times New Roman" w:cs="Times New Roman" w:eastAsia="Times New Roman" w:hAnsi="Times New Roman"/>
-          <w:sz w:val="28"/>
-          <w:szCs w:val="28"/>
-          <w:rtl w:val="0"/>
-        </w:rPr>
-        <w:t xml:space="preserve">и предшественник v на пути от x. В этом случае устанавливаем pred[u,v,x] равным pred[u,v,x-1].</w:t>
-      </w:r>
-    </w:p>
-    <w:p>
-      <w:pPr>
-        <w:spacing w:line="360" w:lineRule="auto"/>
-        <w:rPr>
-          <w:rFonts w:ascii="Times New Roman" w:cs="Times New Roman" w:eastAsia="Times New Roman" w:hAnsi="Times New Roman"/>
-          <w:sz w:val="28"/>
-          <w:szCs w:val="28"/>
-        </w:rPr>
-      </w:pPr>
-      <w:bookmarkStart w:colFirst="0" w:colLast="0" w:name="_mesfvwisebs1" w:id="7"/>
-      <w:bookmarkEnd w:id="7"/>
-      <w:r>
-        <w:rPr>
-          <w:rFonts w:ascii="Times New Roman" w:cs="Times New Roman" w:eastAsia="Times New Roman" w:hAnsi="Times New Roman"/>
-          <w:sz w:val="28"/>
-          <w:szCs w:val="28"/>
-          <w:rtl w:val="0"/>
-        </w:rPr>
-        <w:tab/>
-        <w:t xml:space="preserve">Из всего вышесказанного, можно написать псевдокод:</w:t>
-      </w:r>
-    </w:p>
-    <w:p>
-      <w:pPr>
-        <w:spacing w:line="336" w:lineRule="auto"/>
-        <w:rPr>
-          <w:rFonts w:ascii="Courier New" w:cs="Courier New" w:eastAsia="Courier New" w:hAnsi="Courier New"/>
-          <w:sz w:val="20"/>
-          <w:szCs w:val="20"/>
-        </w:rPr>
-      </w:pPr>
-      <w:bookmarkStart w:colFirst="0" w:colLast="0" w:name="_jtavaw3zmm17" w:id="8"/>
-      <w:bookmarkEnd w:id="8"/>
-      <w:r>
-        <w:rPr>
-          <w:rFonts w:ascii="Courier New" w:cs="Courier New" w:eastAsia="Courier New" w:hAnsi="Courier New"/>
-          <w:sz w:val="20"/>
-          <w:szCs w:val="20"/>
-          <w:rtl w:val="0"/>
-        </w:rPr>
-        <w:t xml:space="preserve">Floyd-Warshall(G):</w:t>
-      </w:r>
-    </w:p>
-    <w:p>
-      <w:pPr>
-        <w:spacing w:line="336" w:lineRule="auto"/>
-        <w:rPr>
-          <w:rFonts w:ascii="Courier New" w:cs="Courier New" w:eastAsia="Courier New" w:hAnsi="Courier New"/>
-          <w:sz w:val="20"/>
-          <w:szCs w:val="20"/>
-        </w:rPr>
-      </w:pPr>
-      <w:bookmarkStart w:colFirst="0" w:colLast="0" w:name="_6ng7m7et04wf" w:id="9"/>
-      <w:bookmarkEnd w:id="9"/>
-      <w:r>
-        <w:rPr>
-          <w:rtl w:val="0"/>
-        </w:rPr>
-      </w:r>
-    </w:p>
-    <w:p>
-      <w:pPr>
-        <w:spacing w:line="336" w:lineRule="auto"/>
-        <w:rPr>
-          <w:rFonts w:ascii="Courier New" w:cs="Courier New" w:eastAsia="Courier New" w:hAnsi="Courier New"/>
-          <w:sz w:val="20"/>
-          <w:szCs w:val="20"/>
-        </w:rPr>
-      </w:pPr>
-      <w:bookmarkStart w:colFirst="0" w:colLast="0" w:name="_jtavaw3zmm17" w:id="8"/>
-      <w:bookmarkEnd w:id="8"/>
-      <w:r>
-        <w:rPr>
-          <w:rFonts w:ascii="Courier New" w:cs="Courier New" w:eastAsia="Courier New" w:hAnsi="Courier New"/>
-          <w:sz w:val="20"/>
-          <w:szCs w:val="20"/>
-          <w:rtl w:val="0"/>
-        </w:rPr>
-        <w:t xml:space="preserve">Вход: G: граф, представленный весовой матрицей смежности W  с n строками и n столбцами (по одной строке и одному столбцу для каждой вершины). Запись в строке u и столбце v, записываемая как </w:t>
-      </w:r>
-      <m:oMath>
-        <m:r>
-          <w:rPr>
-            <w:rFonts w:ascii="Courier New" w:cs="Courier New" w:eastAsia="Courier New" w:hAnsi="Courier New"/>
-            <w:sz w:val="20"/>
-            <w:szCs w:val="20"/>
-          </w:rPr>
-          <m:t xml:space="preserve">w</m:t>
-        </m:r>
-        <m:sSub>
-          <m:sSubPr>
-            <m:ctrlPr>
-              <w:rPr>
-                <w:rFonts w:ascii="Courier New" w:cs="Courier New" w:eastAsia="Courier New" w:hAnsi="Courier New"/>
-                <w:sz w:val="20"/>
-                <w:szCs w:val="20"/>
-              </w:rPr>
-            </m:ctrlPr>
-          </m:sSubPr>
-          <m:e/>
-          <m:sub>
-            <m:r>
-              <w:rPr>
-                <w:rFonts w:ascii="Courier New" w:cs="Courier New" w:eastAsia="Courier New" w:hAnsi="Courier New"/>
-                <w:sz w:val="20"/>
-                <w:szCs w:val="20"/>
-              </w:rPr>
-              <m:t xml:space="preserve">uv</m:t>
-            </m:r>
-          </m:sub>
-        </m:sSub>
-      </m:oMath>
-      <w:r>
-        <w:rPr>
-          <w:rFonts w:ascii="Gungsuh" w:cs="Gungsuh" w:eastAsia="Gungsuh" w:hAnsi="Gungsuh"/>
-          <w:sz w:val="20"/>
-          <w:szCs w:val="20"/>
-          <w:rtl w:val="0"/>
-        </w:rPr>
-        <w:t xml:space="preserve">, представляет собой вес ребра (u,v), если таковое присутствует в G, и равна ∞ в противном случае.</w:t>
-      </w:r>
-    </w:p>
-    <w:p>
-      <w:pPr>
-        <w:spacing w:line="336" w:lineRule="auto"/>
-        <w:rPr>
-          <w:rFonts w:ascii="Courier New" w:cs="Courier New" w:eastAsia="Courier New" w:hAnsi="Courier New"/>
-          <w:sz w:val="20"/>
-          <w:szCs w:val="20"/>
-        </w:rPr>
-      </w:pPr>
-      <w:bookmarkStart w:colFirst="0" w:colLast="0" w:name="_nxozi8k71ygi" w:id="10"/>
-      <w:bookmarkEnd w:id="10"/>
-      <w:r>
-        <w:rPr>
-          <w:rtl w:val="0"/>
-        </w:rPr>
-      </w:r>
-    </w:p>
-    <w:p>
-      <w:pPr>
-        <w:spacing w:line="336" w:lineRule="auto"/>
-        <w:rPr>
-          <w:rFonts w:ascii="Courier New" w:cs="Courier New" w:eastAsia="Courier New" w:hAnsi="Courier New"/>
-          <w:sz w:val="20"/>
-          <w:szCs w:val="20"/>
-        </w:rPr>
-      </w:pPr>
-      <w:bookmarkStart w:colFirst="0" w:colLast="0" w:name="_jtavaw3zmm17" w:id="8"/>
-      <w:bookmarkEnd w:id="8"/>
-      <w:r>
-        <w:rPr>
-          <w:rFonts w:ascii="Courier New" w:cs="Courier New" w:eastAsia="Courier New" w:hAnsi="Courier New"/>
-          <w:sz w:val="20"/>
-          <w:szCs w:val="20"/>
-          <w:rtl w:val="0"/>
-        </w:rPr>
-        <w:t xml:space="preserve">Выход: для каждой пары вершин u и v значение shortest[u,v,n] содержит вес </w:t>
-      </w:r>
-    </w:p>
-    <w:p>
-      <w:pPr>
-        <w:spacing w:line="336" w:lineRule="auto"/>
-        <w:rPr>
-          <w:rFonts w:ascii="Courier New" w:cs="Courier New" w:eastAsia="Courier New" w:hAnsi="Courier New"/>
-          <w:sz w:val="20"/>
-          <w:szCs w:val="20"/>
-        </w:rPr>
-      </w:pPr>
-      <w:bookmarkStart w:colFirst="0" w:colLast="0" w:name="_jtavaw3zmm17" w:id="8"/>
-      <w:bookmarkEnd w:id="8"/>
-      <w:r>
-        <w:rPr>
-          <w:rFonts w:ascii="Courier New" w:cs="Courier New" w:eastAsia="Courier New" w:hAnsi="Courier New"/>
-          <w:sz w:val="20"/>
-          <w:szCs w:val="20"/>
-          <w:rtl w:val="0"/>
-        </w:rPr>
-        <w:t xml:space="preserve">кратчайшего пути от u до v, a pred[u,v,n] — вершину, являющуюся предшественником </w:t>
-      </w:r>
-    </w:p>
-    <w:p>
-      <w:pPr>
-        <w:spacing w:line="336" w:lineRule="auto"/>
-        <w:rPr>
-          <w:rFonts w:ascii="Courier New" w:cs="Courier New" w:eastAsia="Courier New" w:hAnsi="Courier New"/>
-          <w:sz w:val="20"/>
-          <w:szCs w:val="20"/>
-        </w:rPr>
-      </w:pPr>
-      <w:bookmarkStart w:colFirst="0" w:colLast="0" w:name="_jtavaw3zmm17" w:id="8"/>
-      <w:bookmarkEnd w:id="8"/>
-      <w:r>
-        <w:rPr>
-          <w:rFonts w:ascii="Courier New" w:cs="Courier New" w:eastAsia="Courier New" w:hAnsi="Courier New"/>
-          <w:sz w:val="20"/>
-          <w:szCs w:val="20"/>
-          <w:rtl w:val="0"/>
-        </w:rPr>
-        <w:t xml:space="preserve">вершины v на кратчайшем пути из u.</w:t>
-      </w:r>
-    </w:p>
-    <w:p>
-      <w:pPr>
-        <w:spacing w:line="336" w:lineRule="auto"/>
-        <w:rPr>
-          <w:rFonts w:ascii="Courier New" w:cs="Courier New" w:eastAsia="Courier New" w:hAnsi="Courier New"/>
-          <w:sz w:val="20"/>
-          <w:szCs w:val="20"/>
-        </w:rPr>
-      </w:pPr>
-      <w:bookmarkStart w:colFirst="0" w:colLast="0" w:name="_jrsf8suudv1q" w:id="11"/>
-      <w:bookmarkEnd w:id="11"/>
-      <w:r>
-        <w:rPr>
-          <w:rtl w:val="0"/>
-        </w:rPr>
-      </w:r>
-    </w:p>
-    <w:p>
-      <w:pPr>
-        <w:spacing w:line="336" w:lineRule="auto"/>
-        <w:rPr>
-          <w:rFonts w:ascii="Courier New" w:cs="Courier New" w:eastAsia="Courier New" w:hAnsi="Courier New"/>
-          <w:sz w:val="20"/>
-          <w:szCs w:val="20"/>
-        </w:rPr>
-      </w:pPr>
-      <w:bookmarkStart w:colFirst="0" w:colLast="0" w:name="_jtavaw3zmm17" w:id="8"/>
-      <w:bookmarkEnd w:id="8"/>
-      <w:r>
-        <w:rPr>
-          <w:rFonts w:ascii="Courier New" w:cs="Courier New" w:eastAsia="Courier New" w:hAnsi="Courier New"/>
-          <w:sz w:val="20"/>
-          <w:szCs w:val="20"/>
-          <w:rtl w:val="0"/>
-        </w:rPr>
-        <w:t xml:space="preserve">1. Пусть shortest и pred представляют собой новые массивы размером n×n×(n+ 1).</w:t>
-      </w:r>
-    </w:p>
-    <w:p>
-      <w:pPr>
-        <w:spacing w:line="336" w:lineRule="auto"/>
-        <w:rPr>
-          <w:rFonts w:ascii="Courier New" w:cs="Courier New" w:eastAsia="Courier New" w:hAnsi="Courier New"/>
-          <w:sz w:val="20"/>
-          <w:szCs w:val="20"/>
-        </w:rPr>
-      </w:pPr>
-      <w:bookmarkStart w:colFirst="0" w:colLast="0" w:name="_gd7zj3qh9nn" w:id="12"/>
-      <w:bookmarkEnd w:id="12"/>
-      <w:r>
-        <w:rPr>
-          <w:rtl w:val="0"/>
-        </w:rPr>
-      </w:r>
-    </w:p>
-    <w:p>
-      <w:pPr>
-        <w:spacing w:line="336" w:lineRule="auto"/>
-        <w:rPr>
-          <w:rFonts w:ascii="Courier New" w:cs="Courier New" w:eastAsia="Courier New" w:hAnsi="Courier New"/>
-          <w:sz w:val="20"/>
-          <w:szCs w:val="20"/>
-        </w:rPr>
-      </w:pPr>
-      <w:bookmarkStart w:colFirst="0" w:colLast="0" w:name="_jtavaw3zmm17" w:id="8"/>
-      <w:bookmarkEnd w:id="8"/>
-      <w:r>
-        <w:rPr>
-          <w:rFonts w:ascii="Courier New" w:cs="Courier New" w:eastAsia="Courier New" w:hAnsi="Courier New"/>
-          <w:sz w:val="20"/>
-          <w:szCs w:val="20"/>
-          <w:rtl w:val="0"/>
-        </w:rPr>
-        <w:t xml:space="preserve">2. Для всех u и v от 1 до n:</w:t>
-      </w:r>
-    </w:p>
-    <w:p>
-      <w:pPr>
-        <w:spacing w:line="336" w:lineRule="auto"/>
-        <w:ind w:firstLine="720"/>
-        <w:rPr>
-          <w:rFonts w:ascii="Courier New" w:cs="Courier New" w:eastAsia="Courier New" w:hAnsi="Courier New"/>
-          <w:sz w:val="20"/>
-          <w:szCs w:val="20"/>
-        </w:rPr>
-      </w:pPr>
-      <w:bookmarkStart w:colFirst="0" w:colLast="0" w:name="_jtavaw3zmm17" w:id="8"/>
-      <w:bookmarkEnd w:id="8"/>
-      <w:r>
-        <w:rPr>
-          <w:rFonts w:ascii="Courier New" w:cs="Courier New" w:eastAsia="Courier New" w:hAnsi="Courier New"/>
-          <w:sz w:val="20"/>
-          <w:szCs w:val="20"/>
-          <w:rtl w:val="0"/>
-        </w:rPr>
-        <w:t xml:space="preserve">A. Установить shortest[u,v,0] равным </w:t>
-      </w:r>
-      <m:oMath>
-        <m:r>
-          <w:rPr>
-            <w:rFonts w:ascii="Courier New" w:cs="Courier New" w:eastAsia="Courier New" w:hAnsi="Courier New"/>
-            <w:sz w:val="20"/>
-            <w:szCs w:val="20"/>
-          </w:rPr>
-          <m:t xml:space="preserve">w</m:t>
-        </m:r>
-        <m:sSub>
-          <m:sSubPr>
-            <m:ctrlPr>
-              <w:rPr>
-                <w:rFonts w:ascii="Courier New" w:cs="Courier New" w:eastAsia="Courier New" w:hAnsi="Courier New"/>
-                <w:sz w:val="20"/>
-                <w:szCs w:val="20"/>
-              </w:rPr>
-            </m:ctrlPr>
-          </m:sSubPr>
-          <m:e/>
-          <m:sub>
-            <m:r>
-              <w:rPr>
-                <w:rFonts w:ascii="Courier New" w:cs="Courier New" w:eastAsia="Courier New" w:hAnsi="Courier New"/>
-                <w:sz w:val="20"/>
-                <w:szCs w:val="20"/>
-              </w:rPr>
-              <m:t xml:space="preserve">uv</m:t>
-            </m:r>
-          </m:sub>
-        </m:sSub>
-      </m:oMath>
-      <w:r>
-        <w:rPr>
-          <w:rFonts w:ascii="Courier New" w:cs="Courier New" w:eastAsia="Courier New" w:hAnsi="Courier New"/>
-          <w:sz w:val="20"/>
-          <w:szCs w:val="20"/>
-          <w:rtl w:val="0"/>
-        </w:rPr>
-        <w:t xml:space="preserve">.</w:t>
-      </w:r>
-    </w:p>
-    <w:p>
-      <w:pPr>
-        <w:spacing w:line="336" w:lineRule="auto"/>
-        <w:ind w:firstLine="720"/>
-        <w:rPr>
-          <w:rFonts w:ascii="Courier New" w:cs="Courier New" w:eastAsia="Courier New" w:hAnsi="Courier New"/>
-          <w:sz w:val="20"/>
-          <w:szCs w:val="20"/>
-        </w:rPr>
-      </w:pPr>
-      <w:bookmarkStart w:colFirst="0" w:colLast="0" w:name="_jtavaw3zmm17" w:id="8"/>
-      <w:bookmarkEnd w:id="8"/>
-      <w:r>
-        <w:rPr>
-          <w:rFonts w:ascii="Courier New" w:cs="Courier New" w:eastAsia="Courier New" w:hAnsi="Courier New"/>
-          <w:sz w:val="20"/>
-          <w:szCs w:val="20"/>
-          <w:rtl w:val="0"/>
-        </w:rPr>
-        <w:t xml:space="preserve">B. Если (u,v) является ребром графа G, установить pred[u,v,0] равным u. В </w:t>
-      </w:r>
-    </w:p>
-    <w:p>
-      <w:pPr>
-        <w:spacing w:line="336" w:lineRule="auto"/>
-        <w:ind w:firstLine="720"/>
-        <w:rPr>
-          <w:rFonts w:ascii="Courier New" w:cs="Courier New" w:eastAsia="Courier New" w:hAnsi="Courier New"/>
-          <w:sz w:val="20"/>
-          <w:szCs w:val="20"/>
-        </w:rPr>
-      </w:pPr>
-      <w:bookmarkStart w:colFirst="0" w:colLast="0" w:name="_jtavaw3zmm17" w:id="8"/>
-      <w:bookmarkEnd w:id="8"/>
-      <w:r>
-        <w:rPr>
-          <w:rFonts w:ascii="Courier New" w:cs="Courier New" w:eastAsia="Courier New" w:hAnsi="Courier New"/>
-          <w:sz w:val="20"/>
-          <w:szCs w:val="20"/>
-          <w:rtl w:val="0"/>
-        </w:rPr>
-        <w:t xml:space="preserve">противном случае установить pred[u,v,0] равным NULL.</w:t>
-      </w:r>
-    </w:p>
-    <w:p>
-      <w:pPr>
-        <w:spacing w:line="336" w:lineRule="auto"/>
-        <w:ind w:firstLine="720"/>
-        <w:rPr>
-          <w:rFonts w:ascii="Courier New" w:cs="Courier New" w:eastAsia="Courier New" w:hAnsi="Courier New"/>
-          <w:sz w:val="20"/>
-          <w:szCs w:val="20"/>
-        </w:rPr>
-      </w:pPr>
-      <w:bookmarkStart w:colFirst="0" w:colLast="0" w:name="_x03plvhj9rvq" w:id="13"/>
-      <w:bookmarkEnd w:id="13"/>
-      <w:r>
-        <w:rPr>
-          <w:rtl w:val="0"/>
-        </w:rPr>
-      </w:r>
-    </w:p>
-    <w:p>
-      <w:pPr>
-        <w:spacing w:line="336" w:lineRule="auto"/>
-        <w:rPr>
-          <w:rFonts w:ascii="Courier New" w:cs="Courier New" w:eastAsia="Courier New" w:hAnsi="Courier New"/>
-          <w:sz w:val="20"/>
-          <w:szCs w:val="20"/>
-        </w:rPr>
-      </w:pPr>
-      <w:bookmarkStart w:colFirst="0" w:colLast="0" w:name="_jtavaw3zmm17" w:id="8"/>
-      <w:bookmarkEnd w:id="8"/>
-      <w:r>
-        <w:rPr>
-          <w:rFonts w:ascii="Courier New" w:cs="Courier New" w:eastAsia="Courier New" w:hAnsi="Courier New"/>
-          <w:sz w:val="20"/>
-          <w:szCs w:val="20"/>
-          <w:rtl w:val="0"/>
-        </w:rPr>
-        <w:t xml:space="preserve">3. Для x = 1 до n:</w:t>
-      </w:r>
-    </w:p>
-    <w:p>
-      <w:pPr>
-        <w:spacing w:line="336" w:lineRule="auto"/>
-        <w:ind w:left="720" w:firstLine="0"/>
-        <w:rPr>
-          <w:rFonts w:ascii="Courier New" w:cs="Courier New" w:eastAsia="Courier New" w:hAnsi="Courier New"/>
-          <w:sz w:val="20"/>
-          <w:szCs w:val="20"/>
-        </w:rPr>
-      </w:pPr>
-      <w:bookmarkStart w:colFirst="0" w:colLast="0" w:name="_jtavaw3zmm17" w:id="8"/>
-      <w:bookmarkEnd w:id="8"/>
-      <w:r>
-        <w:rPr>
-          <w:rFonts w:ascii="Courier New" w:cs="Courier New" w:eastAsia="Courier New" w:hAnsi="Courier New"/>
-          <w:sz w:val="20"/>
-          <w:szCs w:val="20"/>
-          <w:rtl w:val="0"/>
-        </w:rPr>
-        <w:t xml:space="preserve">А. Для u = 1 до n: </w:t>
-      </w:r>
-    </w:p>
-    <w:p>
-      <w:pPr>
-        <w:spacing w:line="336" w:lineRule="auto"/>
-        <w:ind w:left="720" w:firstLine="720"/>
-        <w:rPr>
-          <w:rFonts w:ascii="Courier New" w:cs="Courier New" w:eastAsia="Courier New" w:hAnsi="Courier New"/>
-          <w:sz w:val="20"/>
-          <w:szCs w:val="20"/>
-        </w:rPr>
-      </w:pPr>
-      <w:bookmarkStart w:colFirst="0" w:colLast="0" w:name="_bzegrypy9433" w:id="14"/>
-      <w:bookmarkEnd w:id="14"/>
-      <w:r>
-        <w:rPr>
-          <w:rFonts w:ascii="Courier New" w:cs="Courier New" w:eastAsia="Courier New" w:hAnsi="Courier New"/>
-          <w:sz w:val="20"/>
-          <w:szCs w:val="20"/>
-          <w:rtl w:val="0"/>
-        </w:rPr>
-        <w:t xml:space="preserve">i. Для v = 1 до n: </w:t>
-      </w:r>
-    </w:p>
-    <w:p>
-      <w:pPr>
-        <w:spacing w:line="336" w:lineRule="auto"/>
-        <w:ind w:left="1440" w:firstLine="720"/>
-        <w:rPr>
-          <w:rFonts w:ascii="Courier New" w:cs="Courier New" w:eastAsia="Courier New" w:hAnsi="Courier New"/>
-          <w:sz w:val="20"/>
-          <w:szCs w:val="20"/>
-        </w:rPr>
-      </w:pPr>
-      <w:bookmarkStart w:colFirst="0" w:colLast="0" w:name="_4hd3g0ccilbf" w:id="15"/>
-      <w:bookmarkEnd w:id="15"/>
-      <w:r>
-        <w:rPr>
-          <w:rFonts w:ascii="Courier New" w:cs="Courier New" w:eastAsia="Courier New" w:hAnsi="Courier New"/>
-          <w:sz w:val="20"/>
-          <w:szCs w:val="20"/>
-          <w:rtl w:val="0"/>
-        </w:rPr>
-        <w:t xml:space="preserve">a. Если shortest[u,v,x]  &lt; shortest[u,x,x  -  1]  +  shortest[x,v,x  - 1],  то  установить shortest[u,v,x] равным shortest[u,x,x  - 1] +  shortest[x,v,x  - 1] a  pred[u,v,x] равным pred[x,v,x  - 1].</w:t>
-      </w:r>
-    </w:p>
-    <w:p>
-      <w:pPr>
-        <w:spacing w:line="336" w:lineRule="auto"/>
-        <w:ind w:left="1440" w:firstLine="720"/>
-        <w:rPr>
-          <w:rFonts w:ascii="Courier New" w:cs="Courier New" w:eastAsia="Courier New" w:hAnsi="Courier New"/>
-          <w:sz w:val="20"/>
-          <w:szCs w:val="20"/>
-        </w:rPr>
-      </w:pPr>
-      <w:bookmarkStart w:colFirst="0" w:colLast="0" w:name="_jtavaw3zmm17" w:id="8"/>
-      <w:bookmarkEnd w:id="8"/>
-      <w:r>
-        <w:rPr>
-          <w:rFonts w:ascii="Courier New" w:cs="Courier New" w:eastAsia="Courier New" w:hAnsi="Courier New"/>
-          <w:sz w:val="20"/>
-          <w:szCs w:val="20"/>
-          <w:rtl w:val="0"/>
-        </w:rPr>
-        <w:t xml:space="preserve">b. В противном случае установить shortest[u,v,x] равным shortest[u,v,x-l],a pred[u,v,x] равным pred[u,v,x  - 1].</w:t>
-      </w:r>
-    </w:p>
-    <w:p>
-      <w:pPr>
-        <w:spacing w:line="336" w:lineRule="auto"/>
-        <w:ind w:left="1440" w:firstLine="720"/>
-        <w:rPr>
-          <w:rFonts w:ascii="Courier New" w:cs="Courier New" w:eastAsia="Courier New" w:hAnsi="Courier New"/>
-          <w:sz w:val="20"/>
-          <w:szCs w:val="20"/>
-        </w:rPr>
-      </w:pPr>
-      <w:bookmarkStart w:colFirst="0" w:colLast="0" w:name="_vtw5cuvnfpng" w:id="16"/>
-      <w:bookmarkEnd w:id="16"/>
-      <w:r>
-        <w:rPr>
-          <w:rtl w:val="0"/>
-        </w:rPr>
-      </w:r>
-    </w:p>
-    <w:p>
-      <w:pPr>
-        <w:spacing w:line="336" w:lineRule="auto"/>
-        <w:rPr>
-          <w:rFonts w:ascii="Times New Roman" w:cs="Times New Roman" w:eastAsia="Times New Roman" w:hAnsi="Times New Roman"/>
-          <w:sz w:val="28"/>
-          <w:szCs w:val="28"/>
-        </w:rPr>
-      </w:pPr>
-      <w:bookmarkStart w:colFirst="0" w:colLast="0" w:name="_jtavaw3zmm17" w:id="8"/>
-      <w:bookmarkEnd w:id="8"/>
-      <w:r>
-        <w:rPr>
-          <w:rFonts w:ascii="Courier New" w:cs="Courier New" w:eastAsia="Courier New" w:hAnsi="Courier New"/>
-          <w:sz w:val="20"/>
-          <w:szCs w:val="20"/>
-          <w:rtl w:val="0"/>
-        </w:rPr>
-        <w:t xml:space="preserve">4. Вернуть массивы shortest и pred.</w:t>
-      </w:r>
-      <w:r>
-        <w:br w:type="page"/>
-      </w:r>
-      <w:r>
-        <w:rPr>
-          <w:rtl w:val="0"/>
-        </w:rPr>
-      </w:r>
-    </w:p>
-    <w:p>
-      <w:pPr>
-        <w:spacing w:line="360" w:lineRule="auto"/>
-        <w:jc w:val="center"/>
-        <w:rPr>
-          <w:rFonts w:ascii="Times New Roman" w:cs="Times New Roman" w:eastAsia="Times New Roman" w:hAnsi="Times New Roman"/>
-          <w:b w:val="1"/>
-          <w:bCs w:val="1"/>
-          <w:sz w:val="28"/>
-          <w:szCs w:val="28"/>
-        </w:rPr>
-      </w:pPr>
-      <w:bookmarkStart w:colFirst="0" w:colLast="0" w:name="_aozft3qvmp3s" w:id="17"/>
-      <w:bookmarkEnd w:id="17"/>
-      <w:r>
-        <w:rPr>
-          <w:rFonts w:ascii="Times New Roman" w:cs="Times New Roman" w:eastAsia="Times New Roman" w:hAnsi="Times New Roman"/>
-          <w:b w:val="1"/>
-          <w:bCs w:val="1"/>
-          <w:sz w:val="28"/>
-          <w:szCs w:val="28"/>
-          <w:rtl w:val="0"/>
-        </w:rPr>
-        <w:t xml:space="preserve">ОПИСАНИЕ ПРОЕКТА И ФУНКЦИОНАЛЬНЫЕ ТРЕБОВАНИЯ</w:t>
-      </w:r>
-    </w:p>
-    <w:p>
-      <w:pPr>
-        <w:spacing w:line="360" w:lineRule="auto"/>
-        <w:jc w:val="center"/>
-        <w:rPr>
-          <w:rFonts w:ascii="Times New Roman" w:cs="Times New Roman" w:eastAsia="Times New Roman" w:hAnsi="Times New Roman"/>
-          <w:b w:val="1"/>
-          <w:bCs w:val="1"/>
-          <w:sz w:val="28"/>
-          <w:szCs w:val="28"/>
-        </w:rPr>
-      </w:pPr>
-      <w:bookmarkStart w:colFirst="0" w:colLast="0" w:name="_ajdod4ro6t06" w:id="18"/>
-      <w:bookmarkEnd w:id="18"/>
-      <w:r>
-        <w:rPr>
-          <w:rtl w:val="0"/>
-        </w:rPr>
-      </w:r>
-    </w:p>
-    <w:p>
-      <w:pPr>
-        <w:spacing w:line="360" w:lineRule="auto"/>
-        <w:ind w:firstLine="720"/>
-        <w:rPr>
-          <w:rFonts w:ascii="Times New Roman" w:cs="Times New Roman" w:eastAsia="Times New Roman" w:hAnsi="Times New Roman"/>
-          <w:sz w:val="28"/>
-          <w:szCs w:val="28"/>
-        </w:rPr>
-      </w:pPr>
-      <w:bookmarkStart w:colFirst="0" w:colLast="0" w:name="_khz8rsxir576" w:id="19"/>
-      <w:bookmarkEnd w:id="19"/>
-      <w:r>
-        <w:rPr>
-          <w:rFonts w:ascii="Times New Roman" w:cs="Times New Roman" w:eastAsia="Times New Roman" w:hAnsi="Times New Roman"/>
-          <w:sz w:val="28"/>
-          <w:szCs w:val="28"/>
-          <w:rtl w:val="0"/>
-        </w:rPr>
-        <w:t xml:space="preserve">Разрабатывается визуализатор на языке Java, демонстрирующий пошаговую работу алгоритма Флойда-Уоршелла для поиска кратчайших путей между всеми парами вершин взвешенного ориентированного и неориентированного графа. Приложение должно наглядно показывать:</w:t>
-      </w:r>
-    </w:p>
-    <w:p>
-      <w:pPr>
-        <w:spacing w:line="360" w:lineRule="auto"/>
-        <w:ind w:firstLine="720"/>
-        <w:rPr>
-          <w:rFonts w:ascii="Times New Roman" w:cs="Times New Roman" w:eastAsia="Times New Roman" w:hAnsi="Times New Roman"/>
-          <w:sz w:val="28"/>
-          <w:szCs w:val="28"/>
-        </w:rPr>
-      </w:pPr>
-      <w:bookmarkStart w:colFirst="0" w:colLast="0" w:name="_l2oysuli24xh" w:id="20"/>
-      <w:bookmarkEnd w:id="20"/>
       <w:r>
         <w:rPr>
           <w:rtl w:val="0"/>
@@ -2450,8 +1672,8 @@
           <w:u w:val="none"/>
         </w:rPr>
       </w:pPr>
-      <w:bookmarkStart w:colFirst="0" w:colLast="0" w:name="_sduuch2k2u4g" w:id="21"/>
-      <w:bookmarkEnd w:id="21"/>
+      <w:bookmarkStart w:colFirst="0" w:colLast="0" w:name="_sduuch2k2u4g" w:id="5"/>
+      <w:bookmarkEnd w:id="5"/>
       <w:r>
         <w:rPr>
           <w:rFonts w:ascii="Times New Roman" w:cs="Times New Roman" w:eastAsia="Times New Roman" w:hAnsi="Times New Roman"/>
@@ -2477,8 +1699,8 @@
           <w:u w:val="none"/>
         </w:rPr>
       </w:pPr>
-      <w:bookmarkStart w:colFirst="0" w:colLast="0" w:name="_u1r8vv262nis" w:id="22"/>
-      <w:bookmarkEnd w:id="22"/>
+      <w:bookmarkStart w:colFirst="0" w:colLast="0" w:name="_u1r8vv262nis" w:id="6"/>
+      <w:bookmarkEnd w:id="6"/>
       <w:r>
         <w:rPr>
           <w:rFonts w:ascii="Times New Roman" w:cs="Times New Roman" w:eastAsia="Times New Roman" w:hAnsi="Times New Roman"/>
@@ -2504,8 +1726,8 @@
           <w:u w:val="none"/>
         </w:rPr>
       </w:pPr>
-      <w:bookmarkStart w:colFirst="0" w:colLast="0" w:name="_98oq7yn01u8f" w:id="23"/>
-      <w:bookmarkEnd w:id="23"/>
+      <w:bookmarkStart w:colFirst="0" w:colLast="0" w:name="_98oq7yn01u8f" w:id="7"/>
+      <w:bookmarkEnd w:id="7"/>
       <w:r>
         <w:rPr>
           <w:rFonts w:ascii="Times New Roman" w:cs="Times New Roman" w:eastAsia="Times New Roman" w:hAnsi="Times New Roman"/>
@@ -2531,8 +1753,8 @@
           <w:u w:val="none"/>
         </w:rPr>
       </w:pPr>
-      <w:bookmarkStart w:colFirst="0" w:colLast="0" w:name="_pvdx2lyl75mw" w:id="24"/>
-      <w:bookmarkEnd w:id="24"/>
+      <w:bookmarkStart w:colFirst="0" w:colLast="0" w:name="_pvdx2lyl75mw" w:id="8"/>
+      <w:bookmarkEnd w:id="8"/>
       <w:r>
         <w:rPr>
           <w:rFonts w:ascii="Times New Roman" w:cs="Times New Roman" w:eastAsia="Times New Roman" w:hAnsi="Times New Roman"/>
@@ -2558,8 +1780,8 @@
           <w:u w:val="none"/>
         </w:rPr>
       </w:pPr>
-      <w:bookmarkStart w:colFirst="0" w:colLast="0" w:name="_x0ddhn6i2khz" w:id="25"/>
-      <w:bookmarkEnd w:id="25"/>
+      <w:bookmarkStart w:colFirst="0" w:colLast="0" w:name="_x0ddhn6i2khz" w:id="9"/>
+      <w:bookmarkEnd w:id="9"/>
       <w:r>
         <w:rPr>
           <w:rFonts w:ascii="Times New Roman" w:cs="Times New Roman" w:eastAsia="Times New Roman" w:hAnsi="Times New Roman"/>
@@ -2580,8 +1802,8 @@
           <w:szCs w:val="28"/>
         </w:rPr>
       </w:pPr>
-      <w:bookmarkStart w:colFirst="0" w:colLast="0" w:name="_k5w1nhn7be96" w:id="26"/>
-      <w:bookmarkEnd w:id="26"/>
+      <w:bookmarkStart w:colFirst="0" w:colLast="0" w:name="_k5w1nhn7be96" w:id="10"/>
+      <w:bookmarkEnd w:id="10"/>
       <w:r>
         <w:rPr>
           <w:rtl w:val="0"/>
@@ -2598,54 +1820,34 @@
           <w:szCs w:val="28"/>
         </w:rPr>
       </w:pPr>
-      <w:bookmarkStart w:colFirst="0" w:colLast="0" w:name="_f3zqzrcchwf" w:id="27"/>
-      <w:bookmarkEnd w:id="27"/>
-      <w:r>
-        <w:rPr>
-          <w:rFonts w:ascii="Times New Roman" w:cs="Times New Roman" w:eastAsia="Times New Roman" w:hAnsi="Times New Roman"/>
-          <w:sz w:val="28"/>
-          <w:szCs w:val="28"/>
-          <w:rtl w:val="0"/>
-        </w:rPr>
-        <w:t xml:space="preserve">Ввод данных будет осуществляться двумя способами, ручное создание графа, т.е. добавление вершин и рёбер с весами через GUI и импорт графа из CSV, представленного в виде матрицы смежности.</w:t>
-      </w:r>
-      <w:r>
-        <w:rPr>
-          <w:rFonts w:ascii="Times New Roman" w:cs="Times New Roman" w:eastAsia="Times New Roman" w:hAnsi="Times New Roman"/>
-          <w:color w:val="ff0000"/>
-          <w:sz w:val="28"/>
-          <w:szCs w:val="28"/>
-          <w:rtl w:val="0"/>
-        </w:rPr>
-        <w:t xml:space="preserve"> </w:t>
-      </w:r>
-      <w:r>
-        <w:rPr>
-          <w:rFonts w:ascii="Times New Roman" w:cs="Times New Roman" w:eastAsia="Times New Roman" w:hAnsi="Times New Roman"/>
-          <w:sz w:val="28"/>
-          <w:szCs w:val="28"/>
-          <w:rtl w:val="0"/>
-        </w:rPr>
-        <w:t xml:space="preserve">Также должны осуществляться генерация случайного графа с заданным числом вершин и плотностью рёбер</w:t>
-      </w:r>
-      <w:r>
-        <w:rPr>
-          <w:rFonts w:ascii="Times New Roman" w:cs="Times New Roman" w:eastAsia="Times New Roman" w:hAnsi="Times New Roman"/>
-          <w:color w:val="ff0000"/>
-          <w:sz w:val="28"/>
-          <w:szCs w:val="28"/>
-          <w:rtl w:val="0"/>
-        </w:rPr>
-        <w:t xml:space="preserve">.</w:t>
-      </w:r>
-      <w:r>
-        <w:rPr>
-          <w:rFonts w:ascii="Times New Roman" w:cs="Times New Roman" w:eastAsia="Times New Roman" w:hAnsi="Times New Roman"/>
-          <w:sz w:val="28"/>
-          <w:szCs w:val="28"/>
-          <w:rtl w:val="0"/>
-        </w:rPr>
-        <w:t xml:space="preserve"> Программа будет поддерживать отрицательные веса ребер, с условием отсутствия отрицательных циклов.</w:t>
+      <w:bookmarkStart w:colFirst="0" w:colLast="0" w:name="_f3zqzrcchwf" w:id="11"/>
+      <w:bookmarkEnd w:id="11"/>
+      <w:r>
+        <w:rPr>
+          <w:rFonts w:ascii="Times New Roman" w:cs="Times New Roman" w:eastAsia="Times New Roman" w:hAnsi="Times New Roman"/>
+          <w:sz w:val="28"/>
+          <w:szCs w:val="28"/>
+          <w:rtl w:val="0"/>
+        </w:rPr>
+        <w:t xml:space="preserve">Ввод данных будет осуществляться двумя способами: ручным созданием графа через графический интерфейс пользователя и импортом графа из CSV-файла, представленного в виде матрицы смежности. При ручном создании графа пользователь сможет выбрать режим добавления вершины, после чего щелчком мыши в свободной области рабочего окна создать новую вершину, которой автоматически присваивается уникальный номер. Для создания ребра пользователь переходит в режим добавления ребра, последовательно выбирает вершину-источник и вершину-приёмник, после чего вводит вес ребра в появившемся диалоговом окне. </w:t>
+      </w:r>
+      <w:r>
+        <w:rPr>
+          <w:rFonts w:ascii="Times New Roman" w:cs="Times New Roman" w:eastAsia="Times New Roman" w:hAnsi="Times New Roman"/>
+          <w:sz w:val="28"/>
+          <w:szCs w:val="28"/>
+          <w:rtl w:val="0"/>
+        </w:rPr>
+        <w:t xml:space="preserve">Также редактор будет поддерживать режим удаления, в котором пользователь сможет удалить выбранную вершину (вместе со всеми инцидентными ей рёбрами) или отдельное ребро. </w:t>
+      </w:r>
+      <w:r>
+        <w:rPr>
+          <w:rFonts w:ascii="Times New Roman" w:cs="Times New Roman" w:eastAsia="Times New Roman" w:hAnsi="Times New Roman"/>
+          <w:sz w:val="28"/>
+          <w:szCs w:val="28"/>
+          <w:rtl w:val="0"/>
+        </w:rPr>
+        <w:t xml:space="preserve">Программа будет поддерживать отрицательные веса ребер, с условием отсутствия отрицательных циклов.</w:t>
       </w:r>
     </w:p>
     <w:p>
@@ -2659,16 +1861,43 @@
           <w:szCs w:val="28"/>
         </w:rPr>
       </w:pPr>
-      <w:bookmarkStart w:colFirst="0" w:colLast="0" w:name="_i6kzehdodwtl" w:id="28"/>
-      <w:bookmarkEnd w:id="28"/>
-      <w:r>
-        <w:rPr>
-          <w:rFonts w:ascii="Times New Roman" w:cs="Times New Roman" w:eastAsia="Times New Roman" w:hAnsi="Times New Roman"/>
-          <w:sz w:val="28"/>
-          <w:szCs w:val="28"/>
-          <w:rtl w:val="0"/>
-        </w:rPr>
-        <w:t xml:space="preserve">Визуализация графа должна осуществлять отображение графа в виде вершин, дуг со стрелками(в случае ориентированного графа), подписями весов. В ходе работы алгоритма подсветка вершины посредника,вершин i, j (текущая обновляемая пара) и ребер. Также в случае загрузки графа из файла, выполнение автоматической раскладки вершин. </w:t>
+      <w:bookmarkStart w:colFirst="0" w:colLast="0" w:name="_i6kzehdodwtl" w:id="12"/>
+      <w:bookmarkEnd w:id="12"/>
+      <w:r>
+        <w:rPr>
+          <w:rFonts w:ascii="Times New Roman" w:cs="Times New Roman" w:eastAsia="Times New Roman" w:hAnsi="Times New Roman"/>
+          <w:sz w:val="28"/>
+          <w:szCs w:val="28"/>
+          <w:rtl w:val="0"/>
+        </w:rPr>
+        <w:t xml:space="preserve">Визуализация графа должна осуществлять отображение графа в виде вершин, дуг со стрелками(в случае ориентированного графа), подписями весов. В ходе работы алгоритма подсветка вершины посредника,вершин i, j (текущая обновляемая пара) и ребер. </w:t>
+      </w:r>
+      <w:r>
+        <w:rPr>
+          <w:rFonts w:ascii="Times New Roman" w:cs="Times New Roman" w:eastAsia="Times New Roman" w:hAnsi="Times New Roman"/>
+          <w:sz w:val="28"/>
+          <w:szCs w:val="28"/>
+          <w:rtl w:val="0"/>
+        </w:rPr>
+        <w:t xml:space="preserve">Визуализация выполняется пошагово. Одним шагом визуализации считается обработка одной пары вершин (i, j) при фиксированной вершине-посреднике k (мелкая итерация). После завершения обработки очередной пары (i, j) обновляется соответствующая ячейка матрицы расстояний и текстовая информация о выполненном сравнении. После завершения обработки всех вершин j для текущей вершины i (средняя итерация) происходит переход к следующей вершине i. После завершения обработки всех пар (i, j) для текущей вершины-посредника k (крупная итерация) отображается сообщение о завершении данной итерации и выполняется переход к следующей вершине-посреднику. После обработки всех вершин-посредников алгоритм считается завершённым, о чём пользователю выводится соответствующее сообщение. </w:t>
+      </w:r>
+      <w:r>
+        <w:rPr>
+          <w:rFonts w:ascii="Times New Roman" w:cs="Times New Roman" w:eastAsia="Times New Roman" w:hAnsi="Times New Roman"/>
+          <w:sz w:val="28"/>
+          <w:szCs w:val="28"/>
+          <w:rtl w:val="0"/>
+        </w:rPr>
+        <w:t xml:space="preserve"> </w:t>
+      </w:r>
+      <w:r>
+        <w:rPr>
+          <w:rFonts w:ascii="Times New Roman" w:cs="Times New Roman" w:eastAsia="Times New Roman" w:hAnsi="Times New Roman"/>
+          <w:sz w:val="28"/>
+          <w:szCs w:val="28"/>
+          <w:rtl w:val="0"/>
+        </w:rPr>
+        <w:t xml:space="preserve">Также в случае загрузки графа из файла будет выполняться автоматическая раскладка вершин: все вершины размещаются по окружности с одинаковым угловым шагом относительно центра рабочей области. Такой способ обеспечивает равномерное распределение вершин и исключает их наложение.</w:t>
       </w:r>
       <w:r>
         <w:rPr>
@@ -2686,8 +1915,8 @@
           <w:szCs w:val="28"/>
         </w:rPr>
       </w:pPr>
-      <w:bookmarkStart w:colFirst="0" w:colLast="0" w:name="_4990moceq6g6" w:id="29"/>
-      <w:bookmarkEnd w:id="29"/>
+      <w:bookmarkStart w:colFirst="0" w:colLast="0" w:name="_4990moceq6g6" w:id="13"/>
+      <w:bookmarkEnd w:id="13"/>
       <w:r>
         <w:rPr>
           <w:rFonts w:ascii="Times New Roman" w:cs="Times New Roman" w:eastAsia="Times New Roman" w:hAnsi="Times New Roman"/>
@@ -2708,8 +1937,8 @@
           <w:szCs w:val="28"/>
         </w:rPr>
       </w:pPr>
-      <w:bookmarkStart w:colFirst="0" w:colLast="0" w:name="_ibz09238jx6v" w:id="30"/>
-      <w:bookmarkEnd w:id="30"/>
+      <w:bookmarkStart w:colFirst="0" w:colLast="0" w:name="_ibz09238jx6v" w:id="14"/>
+      <w:bookmarkEnd w:id="14"/>
       <w:r>
         <w:rPr>
           <w:rFonts w:ascii="Times New Roman" w:cs="Times New Roman" w:eastAsia="Times New Roman" w:hAnsi="Times New Roman"/>
@@ -2730,8 +1959,8 @@
           <w:szCs w:val="28"/>
         </w:rPr>
       </w:pPr>
-      <w:bookmarkStart w:colFirst="0" w:colLast="0" w:name="_tst8iakowrzq" w:id="31"/>
-      <w:bookmarkEnd w:id="31"/>
+      <w:bookmarkStart w:colFirst="0" w:colLast="0" w:name="_tst8iakowrzq" w:id="15"/>
+      <w:bookmarkEnd w:id="15"/>
       <w:r>
         <w:rPr>
           <w:rFonts w:ascii="Times New Roman" w:cs="Times New Roman" w:eastAsia="Times New Roman" w:hAnsi="Times New Roman"/>
@@ -2754,8 +1983,8 @@
           <w:szCs w:val="28"/>
         </w:rPr>
       </w:pPr>
-      <w:bookmarkStart w:colFirst="0" w:colLast="0" w:name="_e26ua5tv07vu" w:id="32"/>
-      <w:bookmarkEnd w:id="32"/>
+      <w:bookmarkStart w:colFirst="0" w:colLast="0" w:name="_e26ua5tv07vu" w:id="16"/>
+      <w:bookmarkEnd w:id="16"/>
       <w:r>
         <w:rPr>
           <w:rFonts w:ascii="Times New Roman" w:cs="Times New Roman" w:eastAsia="Times New Roman" w:hAnsi="Times New Roman"/>
@@ -2786,8 +2015,8 @@
           <w:szCs w:val="28"/>
         </w:rPr>
       </w:pPr>
-      <w:bookmarkStart w:colFirst="0" w:colLast="0" w:name="_fsqv64ohor2a" w:id="33"/>
-      <w:bookmarkEnd w:id="33"/>
+      <w:bookmarkStart w:colFirst="0" w:colLast="0" w:name="_fsqv64ohor2a" w:id="17"/>
+      <w:bookmarkEnd w:id="17"/>
       <w:r>
         <w:rPr>
           <w:rFonts w:ascii="Times New Roman" w:cs="Times New Roman" w:eastAsia="Times New Roman" w:hAnsi="Times New Roman"/>
@@ -2810,8 +2039,8 @@
           <w:szCs w:val="28"/>
         </w:rPr>
       </w:pPr>
-      <w:bookmarkStart w:colFirst="0" w:colLast="0" w:name="_i9uwzofxjx8d" w:id="34"/>
-      <w:bookmarkEnd w:id="34"/>
+      <w:bookmarkStart w:colFirst="0" w:colLast="0" w:name="_i9uwzofxjx8d" w:id="18"/>
+      <w:bookmarkEnd w:id="18"/>
       <w:r>
         <w:rPr>
           <w:rFonts w:ascii="Times New Roman" w:cs="Times New Roman" w:eastAsia="Times New Roman" w:hAnsi="Times New Roman"/>
@@ -2834,8 +2063,8 @@
           <w:szCs w:val="28"/>
         </w:rPr>
       </w:pPr>
-      <w:bookmarkStart w:colFirst="0" w:colLast="0" w:name="_ivmin5i07et2" w:id="35"/>
-      <w:bookmarkEnd w:id="35"/>
+      <w:bookmarkStart w:colFirst="0" w:colLast="0" w:name="_ivmin5i07et2" w:id="19"/>
+      <w:bookmarkEnd w:id="19"/>
       <w:r>
         <w:rPr>
           <w:rFonts w:ascii="Times New Roman" w:cs="Times New Roman" w:eastAsia="Times New Roman" w:hAnsi="Times New Roman"/>
@@ -2893,8 +2122,8 @@
           <w:szCs w:val="28"/>
         </w:rPr>
       </w:pPr>
-      <w:bookmarkStart w:colFirst="0" w:colLast="0" w:name="_lebmrf4dznez" w:id="36"/>
-      <w:bookmarkEnd w:id="36"/>
+      <w:bookmarkStart w:colFirst="0" w:colLast="0" w:name="_lebmrf4dznez" w:id="20"/>
+      <w:bookmarkEnd w:id="20"/>
       <w:r>
         <w:rPr>
           <w:rFonts w:ascii="Times New Roman" w:cs="Times New Roman" w:eastAsia="Times New Roman" w:hAnsi="Times New Roman"/>
@@ -2915,8 +2144,8 @@
           <w:szCs w:val="28"/>
         </w:rPr>
       </w:pPr>
-      <w:bookmarkStart w:colFirst="0" w:colLast="0" w:name="_wgn2em9ecd3c" w:id="37"/>
-      <w:bookmarkEnd w:id="37"/>
+      <w:bookmarkStart w:colFirst="0" w:colLast="0" w:name="_wgn2em9ecd3c" w:id="21"/>
+      <w:bookmarkEnd w:id="21"/>
       <w:r>
         <w:rPr>
           <w:rtl w:val="0"/>
@@ -2933,8 +2162,8 @@
           <w:szCs w:val="28"/>
         </w:rPr>
       </w:pPr>
-      <w:bookmarkStart w:colFirst="0" w:colLast="0" w:name="_3mm7amejz8k1" w:id="38"/>
-      <w:bookmarkEnd w:id="38"/>
+      <w:bookmarkStart w:colFirst="0" w:colLast="0" w:name="_3mm7amejz8k1" w:id="22"/>
+      <w:bookmarkEnd w:id="22"/>
       <w:r>
         <w:rPr>
           <w:rFonts w:ascii="Times New Roman" w:cs="Times New Roman" w:eastAsia="Times New Roman" w:hAnsi="Times New Roman"/>
@@ -2961,8 +2190,8 @@
           <w:szCs w:val="28"/>
         </w:rPr>
       </w:pPr>
-      <w:bookmarkStart w:colFirst="0" w:colLast="0" w:name="_hpdazmuhhfbj" w:id="39"/>
-      <w:bookmarkEnd w:id="39"/>
+      <w:bookmarkStart w:colFirst="0" w:colLast="0" w:name="_hpdazmuhhfbj" w:id="23"/>
+      <w:bookmarkEnd w:id="23"/>
       <w:r>
         <w:rPr>
           <w:rFonts w:ascii="Times New Roman" w:cs="Times New Roman" w:eastAsia="Times New Roman" w:hAnsi="Times New Roman"/>
@@ -2995,8 +2224,8 @@
           <w:szCs w:val="28"/>
         </w:rPr>
       </w:pPr>
-      <w:bookmarkStart w:colFirst="0" w:colLast="0" w:name="_lrjeth7x7lxp" w:id="40"/>
-      <w:bookmarkEnd w:id="40"/>
+      <w:bookmarkStart w:colFirst="0" w:colLast="0" w:name="_lrjeth7x7lxp" w:id="24"/>
+      <w:bookmarkEnd w:id="24"/>
       <w:r>
         <w:rPr>
           <w:rFonts w:ascii="Gungsuh" w:cs="Gungsuh" w:eastAsia="Gungsuh" w:hAnsi="Gungsuh"/>
@@ -3017,8 +2246,8 @@
           <w:szCs w:val="28"/>
         </w:rPr>
       </w:pPr>
-      <w:bookmarkStart w:colFirst="0" w:colLast="0" w:name="_v2rvp7ks37m" w:id="41"/>
-      <w:bookmarkEnd w:id="41"/>
+      <w:bookmarkStart w:colFirst="0" w:colLast="0" w:name="_v2rvp7ks37m" w:id="25"/>
+      <w:bookmarkEnd w:id="25"/>
       <w:r>
         <w:rPr>
           <w:rFonts w:ascii="Times New Roman" w:cs="Times New Roman" w:eastAsia="Times New Roman" w:hAnsi="Times New Roman"/>
@@ -3038,8 +2267,8 @@
           <w:szCs w:val="28"/>
         </w:rPr>
       </w:pPr>
-      <w:bookmarkStart w:colFirst="0" w:colLast="0" w:name="_v2rvp7ks37m" w:id="41"/>
-      <w:bookmarkEnd w:id="41"/>
+      <w:bookmarkStart w:colFirst="0" w:colLast="0" w:name="_v2rvp7ks37m" w:id="25"/>
+      <w:bookmarkEnd w:id="25"/>
       <w:r>
         <w:rPr>
           <w:rFonts w:ascii="Times New Roman" w:cs="Times New Roman" w:eastAsia="Times New Roman" w:hAnsi="Times New Roman"/>
@@ -3065,8 +2294,8 @@
           <w:u w:val="none"/>
         </w:rPr>
       </w:pPr>
-      <w:bookmarkStart w:colFirst="0" w:colLast="0" w:name="_v2rvp7ks37m" w:id="41"/>
-      <w:bookmarkEnd w:id="41"/>
+      <w:bookmarkStart w:colFirst="0" w:colLast="0" w:name="_v2rvp7ks37m" w:id="25"/>
+      <w:bookmarkEnd w:id="25"/>
       <w:r>
         <w:rPr>
           <w:rFonts w:ascii="Times New Roman" w:cs="Times New Roman" w:eastAsia="Times New Roman" w:hAnsi="Times New Roman"/>
@@ -3094,8 +2323,8 @@
           <w:u w:val="none"/>
         </w:rPr>
       </w:pPr>
-      <w:bookmarkStart w:colFirst="0" w:colLast="0" w:name="_vtmanzcryoue" w:id="42"/>
-      <w:bookmarkEnd w:id="42"/>
+      <w:bookmarkStart w:colFirst="0" w:colLast="0" w:name="_vtmanzcryoue" w:id="26"/>
+      <w:bookmarkEnd w:id="26"/>
       <w:r>
         <w:rPr>
           <w:rFonts w:ascii="Times New Roman" w:cs="Times New Roman" w:eastAsia="Times New Roman" w:hAnsi="Times New Roman"/>
@@ -3123,8 +2352,8 @@
           <w:u w:val="none"/>
         </w:rPr>
       </w:pPr>
-      <w:bookmarkStart w:colFirst="0" w:colLast="0" w:name="_u0uns1jwbhqh" w:id="43"/>
-      <w:bookmarkEnd w:id="43"/>
+      <w:bookmarkStart w:colFirst="0" w:colLast="0" w:name="_u0uns1jwbhqh" w:id="27"/>
+      <w:bookmarkEnd w:id="27"/>
       <w:r>
         <w:rPr>
           <w:rFonts w:ascii="Times New Roman" w:cs="Times New Roman" w:eastAsia="Times New Roman" w:hAnsi="Times New Roman"/>
@@ -3152,8 +2381,8 @@
           <w:u w:val="none"/>
         </w:rPr>
       </w:pPr>
-      <w:bookmarkStart w:colFirst="0" w:colLast="0" w:name="_6ymt42wir1bl" w:id="44"/>
-      <w:bookmarkEnd w:id="44"/>
+      <w:bookmarkStart w:colFirst="0" w:colLast="0" w:name="_6ymt42wir1bl" w:id="28"/>
+      <w:bookmarkEnd w:id="28"/>
       <w:r>
         <w:rPr>
           <w:rFonts w:ascii="Times New Roman" w:cs="Times New Roman" w:eastAsia="Times New Roman" w:hAnsi="Times New Roman"/>
@@ -3181,8 +2410,8 @@
           <w:u w:val="none"/>
         </w:rPr>
       </w:pPr>
-      <w:bookmarkStart w:colFirst="0" w:colLast="0" w:name="_edjh6kc0acbj" w:id="45"/>
-      <w:bookmarkEnd w:id="45"/>
+      <w:bookmarkStart w:colFirst="0" w:colLast="0" w:name="_edjh6kc0acbj" w:id="29"/>
+      <w:bookmarkEnd w:id="29"/>
       <w:r>
         <w:rPr>
           <w:rFonts w:ascii="Times New Roman" w:cs="Times New Roman" w:eastAsia="Times New Roman" w:hAnsi="Times New Roman"/>
@@ -3205,8 +2434,8 @@
           <w:szCs w:val="28"/>
         </w:rPr>
       </w:pPr>
-      <w:bookmarkStart w:colFirst="0" w:colLast="0" w:name="_rrwusdfingv7" w:id="46"/>
-      <w:bookmarkEnd w:id="46"/>
+      <w:bookmarkStart w:colFirst="0" w:colLast="0" w:name="_rrwusdfingv7" w:id="30"/>
+      <w:bookmarkEnd w:id="30"/>
       <w:r>
         <w:rPr>
           <w:rFonts w:ascii="Times New Roman" w:cs="Times New Roman" w:eastAsia="Times New Roman" w:hAnsi="Times New Roman"/>
@@ -3228,8 +2457,8 @@
           <w:szCs w:val="28"/>
         </w:rPr>
       </w:pPr>
-      <w:bookmarkStart w:colFirst="0" w:colLast="0" w:name="_lrjeth7x7lxp" w:id="40"/>
-      <w:bookmarkEnd w:id="40"/>
+      <w:bookmarkStart w:colFirst="0" w:colLast="0" w:name="_lrjeth7x7lxp" w:id="24"/>
+      <w:bookmarkEnd w:id="24"/>
       <w:r>
         <w:rPr>
           <w:rFonts w:ascii="Times New Roman" w:cs="Times New Roman" w:eastAsia="Times New Roman" w:hAnsi="Times New Roman"/>
@@ -3250,8 +2479,8 @@
           <w:szCs w:val="28"/>
         </w:rPr>
       </w:pPr>
-      <w:bookmarkStart w:colFirst="0" w:colLast="0" w:name="_hsmb1o304ll2" w:id="47"/>
-      <w:bookmarkEnd w:id="47"/>
+      <w:bookmarkStart w:colFirst="0" w:colLast="0" w:name="_hsmb1o304ll2" w:id="31"/>
+      <w:bookmarkEnd w:id="31"/>
       <w:r>
         <w:rPr>
           <w:rtl w:val="0"/>
@@ -3267,8 +2496,8 @@
           <w:szCs w:val="28"/>
         </w:rPr>
       </w:pPr>
-      <w:bookmarkStart w:colFirst="0" w:colLast="0" w:name="_mcdz8l95k84v" w:id="48"/>
-      <w:bookmarkEnd w:id="48"/>
+      <w:bookmarkStart w:colFirst="0" w:colLast="0" w:name="_mcdz8l95k84v" w:id="32"/>
+      <w:bookmarkEnd w:id="32"/>
       <w:r>
         <w:rPr>
           <w:rFonts w:ascii="Times New Roman" w:cs="Times New Roman" w:eastAsia="Times New Roman" w:hAnsi="Times New Roman"/>
@@ -3288,8 +2517,8 @@
           <w:szCs w:val="28"/>
         </w:rPr>
       </w:pPr>
-      <w:bookmarkStart w:colFirst="0" w:colLast="0" w:name="_mcdz8l95k84v" w:id="48"/>
-      <w:bookmarkEnd w:id="48"/>
+      <w:bookmarkStart w:colFirst="0" w:colLast="0" w:name="_mcdz8l95k84v" w:id="32"/>
+      <w:bookmarkEnd w:id="32"/>
       <w:r>
         <w:rPr>
           <w:rtl w:val="0"/>
@@ -3305,8 +2534,8 @@
           <w:szCs w:val="28"/>
         </w:rPr>
       </w:pPr>
-      <w:bookmarkStart w:colFirst="0" w:colLast="0" w:name="_mcdz8l95k84v" w:id="48"/>
-      <w:bookmarkEnd w:id="48"/>
+      <w:bookmarkStart w:colFirst="0" w:colLast="0" w:name="_mcdz8l95k84v" w:id="32"/>
+      <w:bookmarkEnd w:id="32"/>
       <w:r>
         <w:rPr>
           <w:rFonts w:ascii="Times New Roman" w:cs="Times New Roman" w:eastAsia="Times New Roman" w:hAnsi="Times New Roman"/>
@@ -3326,8 +2555,8 @@
           <w:szCs w:val="28"/>
         </w:rPr>
       </w:pPr>
-      <w:bookmarkStart w:colFirst="0" w:colLast="0" w:name="_mcdz8l95k84v" w:id="48"/>
-      <w:bookmarkEnd w:id="48"/>
+      <w:bookmarkStart w:colFirst="0" w:colLast="0" w:name="_mcdz8l95k84v" w:id="32"/>
+      <w:bookmarkEnd w:id="32"/>
       <w:r>
         <w:rPr>
           <w:rtl w:val="0"/>
@@ -3343,8 +2572,8 @@
           <w:szCs w:val="28"/>
         </w:rPr>
       </w:pPr>
-      <w:bookmarkStart w:colFirst="0" w:colLast="0" w:name="_mcdz8l95k84v" w:id="48"/>
-      <w:bookmarkEnd w:id="48"/>
+      <w:bookmarkStart w:colFirst="0" w:colLast="0" w:name="_mcdz8l95k84v" w:id="32"/>
+      <w:bookmarkEnd w:id="32"/>
       <w:r>
         <w:rPr>
           <w:rFonts w:ascii="Times New Roman" w:cs="Times New Roman" w:eastAsia="Times New Roman" w:hAnsi="Times New Roman"/>
@@ -3364,8 +2593,8 @@
           <w:szCs w:val="28"/>
         </w:rPr>
       </w:pPr>
-      <w:bookmarkStart w:colFirst="0" w:colLast="0" w:name="_mcdz8l95k84v" w:id="48"/>
-      <w:bookmarkEnd w:id="48"/>
+      <w:bookmarkStart w:colFirst="0" w:colLast="0" w:name="_mcdz8l95k84v" w:id="32"/>
+      <w:bookmarkEnd w:id="32"/>
       <w:r>
         <w:rPr>
           <w:rtl w:val="0"/>
@@ -3381,8 +2610,8 @@
           <w:szCs w:val="28"/>
         </w:rPr>
       </w:pPr>
-      <w:bookmarkStart w:colFirst="0" w:colLast="0" w:name="_mcdz8l95k84v" w:id="48"/>
-      <w:bookmarkEnd w:id="48"/>
+      <w:bookmarkStart w:colFirst="0" w:colLast="0" w:name="_mcdz8l95k84v" w:id="32"/>
+      <w:bookmarkEnd w:id="32"/>
       <w:r>
         <w:rPr>
           <w:rFonts w:ascii="Times New Roman" w:cs="Times New Roman" w:eastAsia="Times New Roman" w:hAnsi="Times New Roman"/>
@@ -3402,8 +2631,8 @@
           <w:szCs w:val="28"/>
         </w:rPr>
       </w:pPr>
-      <w:bookmarkStart w:colFirst="0" w:colLast="0" w:name="_lnwsu2a5clxd" w:id="49"/>
-      <w:bookmarkEnd w:id="49"/>
+      <w:bookmarkStart w:colFirst="0" w:colLast="0" w:name="_lnwsu2a5clxd" w:id="33"/>
+      <w:bookmarkEnd w:id="33"/>
       <w:r>
         <w:rPr>
           <w:rtl w:val="0"/>
@@ -3419,8 +2648,8 @@
           <w:szCs w:val="28"/>
         </w:rPr>
       </w:pPr>
-      <w:bookmarkStart w:colFirst="0" w:colLast="0" w:name="_mcdz8l95k84v" w:id="48"/>
-      <w:bookmarkEnd w:id="48"/>
+      <w:bookmarkStart w:colFirst="0" w:colLast="0" w:name="_mcdz8l95k84v" w:id="32"/>
+      <w:bookmarkEnd w:id="32"/>
       <w:r>
         <w:rPr>
           <w:rFonts w:ascii="Times New Roman" w:cs="Times New Roman" w:eastAsia="Times New Roman" w:hAnsi="Times New Roman"/>
@@ -3440,8 +2669,8 @@
           <w:szCs w:val="28"/>
         </w:rPr>
       </w:pPr>
-      <w:bookmarkStart w:colFirst="0" w:colLast="0" w:name="_mcdz8l95k84v" w:id="48"/>
-      <w:bookmarkEnd w:id="48"/>
+      <w:bookmarkStart w:colFirst="0" w:colLast="0" w:name="_mcdz8l95k84v" w:id="32"/>
+      <w:bookmarkEnd w:id="32"/>
       <w:r>
         <w:rPr>
           <w:rtl w:val="0"/>
@@ -3460,8 +2689,8 @@
           <w:szCs w:val="28"/>
         </w:rPr>
       </w:pPr>
-      <w:bookmarkStart w:colFirst="0" w:colLast="0" w:name="_mcdz8l95k84v" w:id="48"/>
-      <w:bookmarkEnd w:id="48"/>
+      <w:bookmarkStart w:colFirst="0" w:colLast="0" w:name="_mcdz8l95k84v" w:id="32"/>
+      <w:bookmarkEnd w:id="32"/>
       <w:r>
         <w:rPr>
           <w:rFonts w:ascii="Times New Roman" w:cs="Times New Roman" w:eastAsia="Times New Roman" w:hAnsi="Times New Roman"/>
@@ -3472,7 +2701,31 @@
         <w:t xml:space="preserve">О разработчиках — отображает информацию о разработчиках программы. </w:t>
       </w:r>
       <w:r>
-        <w:br w:type="page"/>
+        <w:rPr>
+          <w:rtl w:val="0"/>
+        </w:rPr>
+      </w:r>
+    </w:p>
+    <w:p>
+      <w:pPr>
+        <w:spacing w:line="336" w:lineRule="auto"/>
+        <w:jc w:val="left"/>
+        <w:rPr>
+          <w:rFonts w:ascii="Times New Roman" w:cs="Times New Roman" w:eastAsia="Times New Roman" w:hAnsi="Times New Roman"/>
+          <w:sz w:val="28"/>
+          <w:szCs w:val="28"/>
+        </w:rPr>
+      </w:pPr>
+      <w:bookmarkStart w:colFirst="0" w:colLast="0" w:name="_be46n3oqv0cy" w:id="34"/>
+      <w:bookmarkEnd w:id="34"/>
+      <w:r>
+        <w:rPr>
+          <w:rFonts w:ascii="Times New Roman" w:cs="Times New Roman" w:eastAsia="Times New Roman" w:hAnsi="Times New Roman"/>
+          <w:sz w:val="28"/>
+          <w:szCs w:val="28"/>
+          <w:rtl w:val="0"/>
+        </w:rPr>
+        <w:t xml:space="preserve">С UML-диаграммой плановых классов можно ознакомиться на Рис. 2.</w:t>
       </w:r>
       <w:r>
         <w:rPr>
@@ -3486,65 +2739,12 @@
         <w:jc w:val="center"/>
         <w:rPr>
           <w:rFonts w:ascii="Times New Roman" w:cs="Times New Roman" w:eastAsia="Times New Roman" w:hAnsi="Times New Roman"/>
-          <w:b w:val="1"/>
-          <w:bCs w:val="1"/>
-          <w:sz w:val="28"/>
-          <w:szCs w:val="28"/>
-        </w:rPr>
-      </w:pPr>
-      <w:bookmarkStart w:colFirst="0" w:colLast="0" w:name="_rge3ylbt0ut2" w:id="50"/>
-      <w:bookmarkEnd w:id="50"/>
-      <w:r>
-        <w:rPr>
-          <w:rFonts w:ascii="Times New Roman" w:cs="Times New Roman" w:eastAsia="Times New Roman" w:hAnsi="Times New Roman"/>
-          <w:b w:val="1"/>
-          <w:bCs w:val="1"/>
-          <w:sz w:val="28"/>
-          <w:szCs w:val="28"/>
-          <w:rtl w:val="0"/>
-        </w:rPr>
-        <w:t xml:space="preserve">ОПИСАНИЕ СТРУКТУРЫ КЛАССОВ</w:t>
-      </w:r>
-    </w:p>
-    <w:p>
-      <w:pPr>
-        <w:spacing w:line="336" w:lineRule="auto"/>
-        <w:jc w:val="left"/>
-        <w:rPr>
-          <w:rFonts w:ascii="Times New Roman" w:cs="Times New Roman" w:eastAsia="Times New Roman" w:hAnsi="Times New Roman"/>
-          <w:sz w:val="28"/>
-          <w:szCs w:val="28"/>
-        </w:rPr>
-      </w:pPr>
-      <w:bookmarkStart w:colFirst="0" w:colLast="0" w:name="_be46n3oqv0cy" w:id="51"/>
-      <w:bookmarkEnd w:id="51"/>
-      <w:r>
-        <w:rPr>
-          <w:rFonts w:ascii="Times New Roman" w:cs="Times New Roman" w:eastAsia="Times New Roman" w:hAnsi="Times New Roman"/>
-          <w:sz w:val="28"/>
-          <w:szCs w:val="28"/>
-          <w:rtl w:val="0"/>
-        </w:rPr>
-        <w:t xml:space="preserve">С UML-диаграммой плановых классов можно ознакомиться на Рис. 2.</w:t>
-      </w:r>
-      <w:r>
-        <w:rPr>
-          <w:rtl w:val="0"/>
-        </w:rPr>
-      </w:r>
-    </w:p>
-    <w:p>
-      <w:pPr>
-        <w:spacing w:line="336" w:lineRule="auto"/>
-        <w:jc w:val="center"/>
-        <w:rPr>
-          <w:rFonts w:ascii="Times New Roman" w:cs="Times New Roman" w:eastAsia="Times New Roman" w:hAnsi="Times New Roman"/>
-          <w:sz w:val="28"/>
-          <w:szCs w:val="28"/>
-        </w:rPr>
-      </w:pPr>
-      <w:bookmarkStart w:colFirst="0" w:colLast="0" w:name="_mzddezgao36f" w:id="52"/>
-      <w:bookmarkEnd w:id="52"/>
+          <w:sz w:val="28"/>
+          <w:szCs w:val="28"/>
+        </w:rPr>
+      </w:pPr>
+      <w:bookmarkStart w:colFirst="0" w:colLast="0" w:name="_mzddezgao36f" w:id="35"/>
+      <w:bookmarkEnd w:id="35"/>
       <w:r>
         <w:rPr>
           <w:rFonts w:ascii="Times New Roman" w:cs="Times New Roman" w:eastAsia="Times New Roman" w:hAnsi="Times New Roman"/>
@@ -3600,8 +2800,8 @@
           <w:szCs w:val="28"/>
         </w:rPr>
       </w:pPr>
-      <w:bookmarkStart w:colFirst="0" w:colLast="0" w:name="_lqbz8zsbz0hd" w:id="6"/>
-      <w:bookmarkEnd w:id="6"/>
+      <w:bookmarkStart w:colFirst="0" w:colLast="0" w:name="_lqbz8zsbz0hd" w:id="36"/>
+      <w:bookmarkEnd w:id="36"/>
       <w:r>
         <w:rPr>
           <w:rFonts w:ascii="Times New Roman" w:cs="Times New Roman" w:eastAsia="Times New Roman" w:hAnsi="Times New Roman"/>
@@ -3622,8 +2822,8 @@
           <w:szCs w:val="28"/>
         </w:rPr>
       </w:pPr>
-      <w:bookmarkStart w:colFirst="0" w:colLast="0" w:name="_pnibg6avt5pn" w:id="53"/>
-      <w:bookmarkEnd w:id="53"/>
+      <w:bookmarkStart w:colFirst="0" w:colLast="0" w:name="_pnibg6avt5pn" w:id="37"/>
+      <w:bookmarkEnd w:id="37"/>
       <w:r>
         <w:rPr>
           <w:rFonts w:ascii="Times New Roman" w:cs="Times New Roman" w:eastAsia="Times New Roman" w:hAnsi="Times New Roman"/>
@@ -3634,54 +2834,11 @@
         <w:t xml:space="preserve">Планируется разработать набор классов, отвечающих за различные части программного приложения. Разделение программы на отдельные классы позволит отделить графический интерфейс от логики работы алгоритма и хранения данных, что упростит разработку и дальнейшее сопровождение системы.</w:t>
         <w:br w:type="textWrapping"/>
         <w:tab/>
-        <w:t xml:space="preserve">Класс MainWindow будет отвечать за создание главного окна приложения и объединение всех элементов интерфейса. В нем будут размещаться окно редактирования графа, окно отображения матрицы расстояний, панель управления и окно вывода текстовой информации о процессе выполнения алгоритма.</w:t>
-        <w:br w:type="textWrapping"/>
-        <w:tab/>
-        <w:t xml:space="preserve">Класс GraphEditor будет отвечать за отображение и редактирование графа в интерфейсе программы. С его помощью пользователь сможет создавать и удалять вершины и ребра, перемещать вершины по рабочей области, а также просматривать подсветку текущих элементов графа при выполнении алгоритма Флойда—Уоршелла.</w:t>
-        <w:br w:type="textWrapping"/>
-        <w:tab/>
-        <w:t xml:space="preserve">Класс MatrixPanel будет отвечать за отображение матрицы расстояний между вершинами графа. Данный класс будет обеспечивать вывод текущего состояния матрицы, изменение значений после выполнения очередного шага алгоритма и подсветку ячеек, которые рассматриваются или изменяются в текущий момент.</w:t>
-        <w:br w:type="textWrapping"/>
-        <w:tab/>
-        <w:t xml:space="preserve">Класс ControlPanel будет отвечать за управление работой программы через набор кнопок интерфейса. Данный класс будет содержать элементы управления для загрузки и сохранения графа, запуска алгоритма, перехода к следующему и предыдущему шагу выполнения, сброса состояния алгоритма, а также отображения информации об авторах программы.</w:t>
-        <w:br w:type="textWrapping"/>
-        <w:tab/>
-        <w:t xml:space="preserve">Класс LogPanel будет предназначен для вывода текстовой информации о ходе выполнения алгоритма. С его помощью пользователь сможет видеть описание текущего шага, используемые вершины, проверяемые пути и изменения, происходящие в матрице расстояний.</w:t>
-        <w:br w:type="textWrapping"/>
-        <w:tab/>
-        <w:t xml:space="preserve">Класс VisualizationController будет выполнять роль управляющего компонента программы. Он будет связывать между собой графический интерфейс, модель графа и алгоритм Флойда—Уоршелла. Данный класс будет получать команды от элементов управления, запускать выполнение алгоритма, передавать информацию о текущем шаге в элементы визуализации и обеспечивать синхронное обновление графа, матрицы и текстового описания.</w:t>
-        <w:br w:type="textWrapping"/>
-        <w:tab/>
-        <w:t xml:space="preserve">Класс FloydWarshallAlgorithm будет отвечать за реализацию алгоритма Флойда—Уоршелла. Он будет выполнять поиск кратчайших путей между всеми парами вершин графа, хранить текущие значения рассматриваемых вершин и обеспечивать пошаговое выполнение алгоритма для возможности визуализации каждого этапа работы.</w:t>
-        <w:br w:type="textWrapping"/>
-        <w:tab/>
-        <w:t xml:space="preserve">Класс AlgorithmStep будет хранить информацию об отдельном шаге выполнения алгоритма. В нем будут сохраняться текущие значения индексов вершин, старое и новое значение расстояния, информация о произошедшем изменении, а также текстовое описание действия, которое необходимо отобразить пользователю.</w:t>
-        <w:br w:type="textWrapping"/>
-        <w:tab/>
-        <w:t xml:space="preserve">Класс DistanceMatrix будет представлять матрицу расстояний графа. Он будет хранить текущие значения кратчайших расстояний между вершинами и предоставлять доступ к данным как для алгоритма Флойда—Уоршелла, так и для элемента интерфейса, отвечающего за отображение матрицы.</w:t>
-        <w:br w:type="textWrapping"/>
-        <w:tab/>
-        <w:t xml:space="preserve">Класс Graph будет отвечать за хранение структуры графа. Он будет содержать список вершин и ребер, а также обеспечивать изменение структуры графа при добавлении или удалении элементов. Данный класс будет поддерживать работу как с ориентированными, так и с неориентированными графами.</w:t>
-        <w:br w:type="textWrapping"/>
-        <w:tab/>
-        <w:t xml:space="preserve">Класс Vertex будет описывать отдельную вершину графа. Он будет хранить идентификатор вершины, ее название, а также координаты расположения в рабочей области интерфейса, необходимые для корректного отображения и перемещения элементов графа.</w:t>
-        <w:br w:type="textWrapping"/>
-        <w:tab/>
-        <w:t xml:space="preserve">Класс Edge будет описывать ребро графа. Он будет содержать информацию о связанных вершинах, вес ребра и состояние подсветки, необходимое для визуального отображения текущих действий алгоритма.</w:t>
-        <w:br w:type="textWrapping"/>
-        <w:tab/>
-        <w:t xml:space="preserve">Класс GraphIO будет отвечать за взаимодействие с файлами. Он будет обеспечивать загрузку графа из файла и сохранение созданного или измененного графа в файл с сохранением информации о вершинах, ребрах, их весах и типе графа.</w:t>
-        <w:br w:type="textWrapping"/>
-        <w:tab/>
-        <w:t xml:space="preserve">Перечисление EditorMode будет определять текущий режим работы редактора графа. Оно позволит задавать различные состояния интерфейса, такие как выбор элементов, создание вершин, создание ребер, перемещение объектов и удаление элементов графа.</w:t>
-        <w:br w:type="textWrapping"/>
-        <w:tab/>
-        <w:t xml:space="preserve">Разработанная структура классов позволит разделить приложение на отдельные функциональные части, каждая из которых будет отвечать за свою область работы.</w:t>
-      </w:r>
-    </w:p>
-    <w:p>
-      <w:pPr>
-        <w:spacing w:after="240" w:before="240" w:line="360" w:lineRule="auto"/>
+      </w:r>
+    </w:p>
+    <w:p>
+      <w:pPr>
+        <w:spacing w:after="240" w:before="240" w:line="336" w:lineRule="auto"/>
         <w:ind w:firstLine="720"/>
         <w:rPr>
           <w:rFonts w:ascii="Times New Roman" w:cs="Times New Roman" w:eastAsia="Times New Roman" w:hAnsi="Times New Roman"/>
@@ -3689,122 +2846,51 @@
           <w:szCs w:val="28"/>
         </w:rPr>
       </w:pPr>
-      <w:bookmarkStart w:colFirst="0" w:colLast="0" w:name="_7infz8eszw1x" w:id="54"/>
-      <w:bookmarkEnd w:id="54"/>
-      <w:r>
-        <w:rPr>
-          <w:rFonts w:ascii="Times New Roman" w:cs="Times New Roman" w:eastAsia="Times New Roman" w:hAnsi="Times New Roman"/>
-          <w:sz w:val="28"/>
-          <w:szCs w:val="28"/>
-          <w:rtl w:val="0"/>
-        </w:rPr>
-        <w:t xml:space="preserve">Планируются следующие основные методы в соответствующих классах:</w:t>
-        <w:br w:type="textWrapping"/>
-      </w:r>
-      <w:r>
+      <w:bookmarkStart w:colFirst="0" w:colLast="0" w:name="_tzito0idt5ng" w:id="38"/>
+      <w:bookmarkEnd w:id="38"/>
+      <w:r>
+        <w:rPr>
+          <w:rtl w:val="0"/>
+        </w:rPr>
+      </w:r>
+    </w:p>
+    <w:p>
+      <w:pPr>
+        <w:spacing w:line="336" w:lineRule="auto"/>
+        <w:jc w:val="center"/>
         <w:rPr>
           <w:rFonts w:ascii="Times New Roman" w:cs="Times New Roman" w:eastAsia="Times New Roman" w:hAnsi="Times New Roman"/>
           <w:b w:val="1"/>
           <w:bCs w:val="1"/>
           <w:sz w:val="28"/>
           <w:szCs w:val="28"/>
-          <w:rtl w:val="0"/>
-        </w:rPr>
-        <w:t xml:space="preserve">GraphEditor</w:t>
-        <w:br w:type="textWrapping"/>
-      </w:r>
-      <w:r>
-        <w:rPr>
-          <w:rFonts w:ascii="Times New Roman" w:cs="Times New Roman" w:eastAsia="Times New Roman" w:hAnsi="Times New Roman"/>
-          <w:sz w:val="28"/>
-          <w:szCs w:val="28"/>
-          <w:rtl w:val="0"/>
-        </w:rPr>
-        <w:t xml:space="preserve">Метод draw() отвечает за отрисовку текущего состояния графа в рабочей области приложения.</w:t>
-        <w:br w:type="textWrapping"/>
-        <w:t xml:space="preserve">Метод addVertex() отвечает за добавление новой вершины в граф через интерфейс пользователя.</w:t>
-        <w:br w:type="textWrapping"/>
-        <w:t xml:space="preserve">Метод addEdge() отвечает за создание нового ребра между выбранными вершинами.</w:t>
-        <w:br w:type="textWrapping"/>
-        <w:t xml:space="preserve">Метод moveVertex() отвечает за перемещение вершины в рабочей области при изменении ее положения пользователем.</w:t>
-        <w:br w:type="textWrapping"/>
-        <w:t xml:space="preserve">Метод deleteElement() отвечает за удаление выбранной вершины или ребра из графа.</w:t>
-        <w:br w:type="textWrapping"/>
-        <w:t xml:space="preserve">Метод highlight() отвечает за подсветку вершин и ребер, которые рассматриваются алгоритмом Флойда—Уоршелла на текущем шаге.</w:t>
-        <w:br w:type="textWrapping"/>
-        <w:t xml:space="preserve">Метод clearHighlight() отвечает за удаление подсветки после завершения шага алгоритма или сброса состояния программы.</w:t>
-      </w:r>
-    </w:p>
-    <w:p>
-      <w:pPr>
-        <w:spacing w:after="240" w:before="240" w:line="360" w:lineRule="auto"/>
-        <w:ind w:firstLine="720"/>
-        <w:rPr>
-          <w:rFonts w:ascii="Times New Roman" w:cs="Times New Roman" w:eastAsia="Times New Roman" w:hAnsi="Times New Roman"/>
-          <w:sz w:val="28"/>
-          <w:szCs w:val="28"/>
-        </w:rPr>
-      </w:pPr>
-      <w:bookmarkStart w:colFirst="0" w:colLast="0" w:name="_4lg0c1xhz2lk" w:id="55"/>
-      <w:bookmarkEnd w:id="55"/>
-      <w:r>
-        <w:rPr>
-          <w:rFonts w:ascii="Times New Roman" w:cs="Times New Roman" w:eastAsia="Times New Roman" w:hAnsi="Times New Roman"/>
-          <w:sz w:val="28"/>
-          <w:szCs w:val="28"/>
-          <w:rtl w:val="0"/>
-        </w:rPr>
-        <w:br w:type="textWrapping"/>
-      </w:r>
-      <w:r>
+        </w:rPr>
+      </w:pPr>
+      <w:bookmarkStart w:colFirst="0" w:colLast="0" w:name="_xinjry26sft6" w:id="39"/>
+      <w:bookmarkEnd w:id="39"/>
+      <w:r>
+        <w:br w:type="page"/>
+      </w:r>
+      <w:r>
+        <w:rPr>
+          <w:rtl w:val="0"/>
+        </w:rPr>
+      </w:r>
+    </w:p>
+    <w:p>
+      <w:pPr>
+        <w:spacing w:line="360" w:lineRule="auto"/>
+        <w:jc w:val="center"/>
         <w:rPr>
           <w:rFonts w:ascii="Times New Roman" w:cs="Times New Roman" w:eastAsia="Times New Roman" w:hAnsi="Times New Roman"/>
           <w:b w:val="1"/>
           <w:bCs w:val="1"/>
           <w:sz w:val="28"/>
           <w:szCs w:val="28"/>
-          <w:rtl w:val="0"/>
-        </w:rPr>
-        <w:t xml:space="preserve">MatrixPanel</w:t>
-        <w:br w:type="textWrapping"/>
-      </w:r>
-      <w:r>
-        <w:rPr>
-          <w:rFonts w:ascii="Times New Roman" w:cs="Times New Roman" w:eastAsia="Times New Roman" w:hAnsi="Times New Roman"/>
-          <w:sz w:val="28"/>
-          <w:szCs w:val="28"/>
-          <w:rtl w:val="0"/>
-        </w:rPr>
-        <w:t xml:space="preserve">Метод drawMatrix() отвечает за первоначальное отображение матрицы расстояний на экране.</w:t>
-        <w:br w:type="textWrapping"/>
-        <w:t xml:space="preserve">Метод updateCell() отвечает за изменение значения конкретной ячейки матрицы после выполнения очередного шага алгоритма.</w:t>
-        <w:br w:type="textWrapping"/>
-        <w:t xml:space="preserve">Метод highlightCell() отвечает за выделение ячейки матрицы, которая изменяется или рассматривается в текущий момент.</w:t>
-        <w:br w:type="textWrapping"/>
-        <w:t xml:space="preserve">Метод clearHighlight() отвечает за удаление выделения ячеек матрицы.</w:t>
-      </w:r>
-    </w:p>
-    <w:p>
-      <w:pPr>
-        <w:spacing w:after="240" w:before="240" w:line="360" w:lineRule="auto"/>
-        <w:ind w:firstLine="720"/>
-        <w:rPr>
-          <w:rFonts w:ascii="Times New Roman" w:cs="Times New Roman" w:eastAsia="Times New Roman" w:hAnsi="Times New Roman"/>
-          <w:sz w:val="28"/>
-          <w:szCs w:val="28"/>
-        </w:rPr>
-      </w:pPr>
-      <w:bookmarkStart w:colFirst="0" w:colLast="0" w:name="_swmi762q2kx2" w:id="56"/>
-      <w:bookmarkEnd w:id="56"/>
-      <w:r>
-        <w:rPr>
-          <w:rFonts w:ascii="Times New Roman" w:cs="Times New Roman" w:eastAsia="Times New Roman" w:hAnsi="Times New Roman"/>
-          <w:sz w:val="28"/>
-          <w:szCs w:val="28"/>
-          <w:rtl w:val="0"/>
-        </w:rPr>
-        <w:br w:type="textWrapping"/>
-      </w:r>
+        </w:rPr>
+      </w:pPr>
+      <w:bookmarkStart w:colFirst="0" w:colLast="0" w:name="_rge3ylbt0ut2" w:id="40"/>
+      <w:bookmarkEnd w:id="40"/>
       <w:r>
         <w:rPr>
           <w:rFonts w:ascii="Times New Roman" w:cs="Times New Roman" w:eastAsia="Times New Roman" w:hAnsi="Times New Roman"/>
@@ -3814,462 +2900,29 @@
           <w:szCs w:val="28"/>
           <w:rtl w:val="0"/>
         </w:rPr>
-        <w:t xml:space="preserve">LogPanel</w:t>
-        <w:br w:type="textWrapping"/>
-      </w:r>
-      <w:r>
-        <w:rPr>
-          <w:rFonts w:ascii="Times New Roman" w:cs="Times New Roman" w:eastAsia="Times New Roman" w:hAnsi="Times New Roman"/>
-          <w:sz w:val="28"/>
-          <w:szCs w:val="28"/>
-          <w:rtl w:val="0"/>
-        </w:rPr>
-        <w:t xml:space="preserve">Метод addMessage() отвечает за добавление нового сообщения в окно вывода информации о работе алгоритма.</w:t>
-        <w:br w:type="textWrapping"/>
-        <w:t xml:space="preserve">Метод clear() отвечает за очистку окна сообщений при сбросе или повторном запуске алгоритма.</w:t>
-      </w:r>
-    </w:p>
-    <w:p>
-      <w:pPr>
-        <w:spacing w:after="240" w:before="240" w:line="360" w:lineRule="auto"/>
-        <w:ind w:firstLine="720"/>
-        <w:rPr>
-          <w:rFonts w:ascii="Times New Roman" w:cs="Times New Roman" w:eastAsia="Times New Roman" w:hAnsi="Times New Roman"/>
-          <w:sz w:val="28"/>
-          <w:szCs w:val="28"/>
-        </w:rPr>
-      </w:pPr>
-      <w:bookmarkStart w:colFirst="0" w:colLast="0" w:name="_jiacremwg0ai" w:id="57"/>
-      <w:bookmarkEnd w:id="57"/>
-      <w:r>
-        <w:rPr>
-          <w:rFonts w:ascii="Times New Roman" w:cs="Times New Roman" w:eastAsia="Times New Roman" w:hAnsi="Times New Roman"/>
-          <w:sz w:val="28"/>
-          <w:szCs w:val="28"/>
-          <w:rtl w:val="0"/>
-        </w:rPr>
-        <w:br w:type="textWrapping"/>
-      </w:r>
-      <w:r>
-        <w:rPr>
-          <w:rFonts w:ascii="Times New Roman" w:cs="Times New Roman" w:eastAsia="Times New Roman" w:hAnsi="Times New Roman"/>
-          <w:b w:val="1"/>
-          <w:bCs w:val="1"/>
-          <w:sz w:val="28"/>
-          <w:szCs w:val="28"/>
-          <w:rtl w:val="0"/>
-        </w:rPr>
-        <w:t xml:space="preserve">ControlPanel</w:t>
-        <w:br w:type="textWrapping"/>
-      </w:r>
-      <w:r>
-        <w:rPr>
-          <w:rFonts w:ascii="Times New Roman" w:cs="Times New Roman" w:eastAsia="Times New Roman" w:hAnsi="Times New Roman"/>
-          <w:sz w:val="28"/>
-          <w:szCs w:val="28"/>
-          <w:rtl w:val="0"/>
-        </w:rPr>
-        <w:t xml:space="preserve">Метод onLoadButtonClick() отвечает за обработку нажатия кнопки загрузки графа и передачу команды на выполнение операции загрузки в класс VisualizationController.</w:t>
-        <w:br w:type="textWrapping"/>
-        <w:t xml:space="preserve">Метод onSaveButtonClick() отвечает за обработку нажатия кнопки сохранения графа и передачу команды на выполнение операции сохранения.</w:t>
-        <w:br w:type="textWrapping"/>
-        <w:t xml:space="preserve">Метод onStartButtonClick() отвечает за обработку нажатия кнопки запуска алгоритма Флойда—Уоршелла.</w:t>
-        <w:br w:type="textWrapping"/>
-        <w:t xml:space="preserve">Метод onNextButtonClick() отвечает за обработку нажатия кнопки перехода к следующему шагу выполнения алгоритма.</w:t>
-        <w:br w:type="textWrapping"/>
-        <w:t xml:space="preserve">Метод onPreviousButtonClick() отвечает за обработку нажатия кнопки возврата к предыдущему шагу выполнения алгоритма.</w:t>
-        <w:br w:type="textWrapping"/>
-        <w:t xml:space="preserve">Метод onResetButtonClick() отвечает за обработку нажатия кнопки сброса состояния алгоритма.</w:t>
-        <w:br w:type="textWrapping"/>
-        <w:t xml:space="preserve">Метод onAuthorsButtonClick() отвечает за обработку нажатия кнопки отображения информации об авторах программы.</w:t>
-      </w:r>
-    </w:p>
-    <w:p>
-      <w:pPr>
-        <w:spacing w:after="240" w:before="240" w:line="360" w:lineRule="auto"/>
-        <w:ind w:firstLine="720"/>
-        <w:rPr>
-          <w:rFonts w:ascii="Times New Roman" w:cs="Times New Roman" w:eastAsia="Times New Roman" w:hAnsi="Times New Roman"/>
-          <w:sz w:val="28"/>
-          <w:szCs w:val="28"/>
-        </w:rPr>
-      </w:pPr>
-      <w:bookmarkStart w:colFirst="0" w:colLast="0" w:name="_vq3xbzg76m1i" w:id="58"/>
-      <w:bookmarkEnd w:id="58"/>
-      <w:r>
-        <w:rPr>
-          <w:rFonts w:ascii="Times New Roman" w:cs="Times New Roman" w:eastAsia="Times New Roman" w:hAnsi="Times New Roman"/>
-          <w:sz w:val="28"/>
-          <w:szCs w:val="28"/>
-          <w:rtl w:val="0"/>
-        </w:rPr>
-        <w:br w:type="textWrapping"/>
-      </w:r>
-      <w:r>
-        <w:rPr>
-          <w:rFonts w:ascii="Times New Roman" w:cs="Times New Roman" w:eastAsia="Times New Roman" w:hAnsi="Times New Roman"/>
-          <w:b w:val="1"/>
-          <w:bCs w:val="1"/>
-          <w:sz w:val="28"/>
-          <w:szCs w:val="28"/>
-          <w:rtl w:val="0"/>
-        </w:rPr>
-        <w:t xml:space="preserve">VisualizationController</w:t>
-      </w:r>
-      <w:r>
-        <w:rPr>
-          <w:rFonts w:ascii="Times New Roman" w:cs="Times New Roman" w:eastAsia="Times New Roman" w:hAnsi="Times New Roman"/>
-          <w:sz w:val="28"/>
-          <w:szCs w:val="28"/>
-          <w:rtl w:val="0"/>
-        </w:rPr>
-        <w:br w:type="textWrapping"/>
-        <w:t xml:space="preserve">Метод loadGraph() отвечает за выполнение загрузки графа из файла с помощью класса GraphIO и обновление данных программы после загрузки.</w:t>
-        <w:br w:type="textWrapping"/>
-        <w:t xml:space="preserve">Метод saveGraph() отвечает за сохранение текущего состояния графа в файл через класс GraphIO.</w:t>
-        <w:br w:type="textWrapping"/>
-        <w:t xml:space="preserve">Метод start() отвечает за запуск алгоритма Флойда—Уоршелла и подготовку данных для дальнейшей визуализации его выполнения.</w:t>
-        <w:br w:type="textWrapping"/>
-        <w:t xml:space="preserve">Метод nextStep() отвечает за выполнение следующего шага алгоритма, получение результата и обновление отображения графа, матрицы расстояний и текстовой информации.</w:t>
-        <w:br w:type="textWrapping"/>
-        <w:t xml:space="preserve">Метод previousStep() отвечает за возврат алгоритма к предыдущему состоянию и восстановление соответствующего отображения интерфейса.</w:t>
-        <w:br w:type="textWrapping"/>
-        <w:t xml:space="preserve">Метод reset() отвечает за сброс текущего состояния алгоритма и восстановление начального состояния графа и элементов визуализации.</w:t>
-        <w:br w:type="textWrapping"/>
-        <w:t xml:space="preserve">Метод showAuthors() отвечает за вывод информации об авторах приложения.</w:t>
-      </w:r>
-    </w:p>
-    <w:p>
-      <w:pPr>
-        <w:spacing w:after="240" w:before="240" w:line="360" w:lineRule="auto"/>
-        <w:ind w:firstLine="720"/>
-        <w:rPr>
-          <w:rFonts w:ascii="Times New Roman" w:cs="Times New Roman" w:eastAsia="Times New Roman" w:hAnsi="Times New Roman"/>
-          <w:sz w:val="28"/>
-          <w:szCs w:val="28"/>
-        </w:rPr>
-      </w:pPr>
-      <w:bookmarkStart w:colFirst="0" w:colLast="0" w:name="_mymbh4khcqrw" w:id="59"/>
-      <w:bookmarkEnd w:id="59"/>
-      <w:r>
-        <w:rPr>
-          <w:rFonts w:ascii="Times New Roman" w:cs="Times New Roman" w:eastAsia="Times New Roman" w:hAnsi="Times New Roman"/>
-          <w:sz w:val="28"/>
-          <w:szCs w:val="28"/>
-          <w:rtl w:val="0"/>
-        </w:rPr>
-        <w:br w:type="textWrapping"/>
-      </w:r>
-      <w:r>
-        <w:rPr>
-          <w:rFonts w:ascii="Times New Roman" w:cs="Times New Roman" w:eastAsia="Times New Roman" w:hAnsi="Times New Roman"/>
-          <w:b w:val="1"/>
-          <w:bCs w:val="1"/>
-          <w:sz w:val="28"/>
-          <w:szCs w:val="28"/>
-          <w:rtl w:val="0"/>
-        </w:rPr>
-        <w:t xml:space="preserve">FloydWarshallAlgorithm</w:t>
-      </w:r>
-      <w:r>
-        <w:rPr>
-          <w:rFonts w:ascii="Times New Roman" w:cs="Times New Roman" w:eastAsia="Times New Roman" w:hAnsi="Times New Roman"/>
-          <w:sz w:val="28"/>
-          <w:szCs w:val="28"/>
-          <w:rtl w:val="0"/>
-        </w:rPr>
-        <w:br w:type="textWrapping"/>
-        <w:t xml:space="preserve">Метод initialize() отвечает за начальную настройку алгоритма, подготовку матрицы расстояний и установку начальных значений индексов вершин.</w:t>
-        <w:br w:type="textWrapping"/>
-        <w:t xml:space="preserve">Метод nextStep() отвечает за выполнение одного шага алгоритма с проверкой возможности улучшения кратчайшего пути.</w:t>
-        <w:br w:type="textWrapping"/>
-        <w:t xml:space="preserve">Метод reset() отвечает за возврат алгоритма к начальному состоянию.</w:t>
-        <w:br w:type="textWrapping"/>
-        <w:t xml:space="preserve">Метод isFinished() отвечает за проверку завершения всех этапов выполнения алгоритма.</w:t>
-      </w:r>
-    </w:p>
-    <w:p>
-      <w:pPr>
-        <w:spacing w:after="240" w:before="240" w:line="360" w:lineRule="auto"/>
-        <w:ind w:firstLine="720"/>
-        <w:rPr>
-          <w:rFonts w:ascii="Times New Roman" w:cs="Times New Roman" w:eastAsia="Times New Roman" w:hAnsi="Times New Roman"/>
-          <w:sz w:val="28"/>
-          <w:szCs w:val="28"/>
-        </w:rPr>
-      </w:pPr>
-      <w:bookmarkStart w:colFirst="0" w:colLast="0" w:name="_5fieft1q1oxn" w:id="60"/>
-      <w:bookmarkEnd w:id="60"/>
-      <w:r>
-        <w:rPr>
-          <w:rFonts w:ascii="Times New Roman" w:cs="Times New Roman" w:eastAsia="Times New Roman" w:hAnsi="Times New Roman"/>
-          <w:sz w:val="28"/>
-          <w:szCs w:val="28"/>
-          <w:rtl w:val="0"/>
-        </w:rPr>
-        <w:br w:type="textWrapping"/>
-      </w:r>
-      <w:r>
-        <w:rPr>
-          <w:rFonts w:ascii="Times New Roman" w:cs="Times New Roman" w:eastAsia="Times New Roman" w:hAnsi="Times New Roman"/>
-          <w:b w:val="1"/>
-          <w:bCs w:val="1"/>
-          <w:sz w:val="28"/>
-          <w:szCs w:val="28"/>
-          <w:rtl w:val="0"/>
-        </w:rPr>
-        <w:t xml:space="preserve">DistanceMatrix</w:t>
-        <w:br w:type="textWrapping"/>
-      </w:r>
-      <w:r>
-        <w:rPr>
-          <w:rFonts w:ascii="Times New Roman" w:cs="Times New Roman" w:eastAsia="Times New Roman" w:hAnsi="Times New Roman"/>
-          <w:sz w:val="28"/>
-          <w:szCs w:val="28"/>
-          <w:rtl w:val="0"/>
-        </w:rPr>
-        <w:t xml:space="preserve">Метод get() отвечает за получение значения расстояния между двумя вершинами графа.</w:t>
-        <w:br w:type="textWrapping"/>
-        <w:t xml:space="preserve">Метод set() отвечает за изменение значения расстояния в указанной ячейке матрицы.</w:t>
-        <w:br w:type="textWrapping"/>
-        <w:t xml:space="preserve">Метод reset() отвечает за восстановление начального состояния матрицы расстояний.</w:t>
-      </w:r>
-    </w:p>
-    <w:p>
-      <w:pPr>
-        <w:spacing w:after="240" w:before="240" w:line="360" w:lineRule="auto"/>
-        <w:ind w:firstLine="720"/>
-        <w:rPr>
-          <w:rFonts w:ascii="Times New Roman" w:cs="Times New Roman" w:eastAsia="Times New Roman" w:hAnsi="Times New Roman"/>
-          <w:sz w:val="28"/>
-          <w:szCs w:val="28"/>
-        </w:rPr>
-      </w:pPr>
-      <w:bookmarkStart w:colFirst="0" w:colLast="0" w:name="_fkeyn1sdkn74" w:id="61"/>
-      <w:bookmarkEnd w:id="61"/>
-      <w:r>
-        <w:rPr>
-          <w:rFonts w:ascii="Times New Roman" w:cs="Times New Roman" w:eastAsia="Times New Roman" w:hAnsi="Times New Roman"/>
-          <w:sz w:val="28"/>
-          <w:szCs w:val="28"/>
-          <w:rtl w:val="0"/>
-        </w:rPr>
-        <w:br w:type="textWrapping"/>
-      </w:r>
-      <w:r>
-        <w:rPr>
-          <w:rFonts w:ascii="Times New Roman" w:cs="Times New Roman" w:eastAsia="Times New Roman" w:hAnsi="Times New Roman"/>
-          <w:b w:val="1"/>
-          <w:bCs w:val="1"/>
-          <w:sz w:val="28"/>
-          <w:szCs w:val="28"/>
-          <w:rtl w:val="0"/>
-        </w:rPr>
-        <w:t xml:space="preserve">Graph</w:t>
-        <w:br w:type="textWrapping"/>
-      </w:r>
-      <w:r>
-        <w:rPr>
-          <w:rFonts w:ascii="Times New Roman" w:cs="Times New Roman" w:eastAsia="Times New Roman" w:hAnsi="Times New Roman"/>
-          <w:sz w:val="28"/>
-          <w:szCs w:val="28"/>
-          <w:rtl w:val="0"/>
-        </w:rPr>
-        <w:t xml:space="preserve">Метод addVertex() отвечает за добавление новой вершины в структуру графа.</w:t>
-        <w:br w:type="textWrapping"/>
-        <w:t xml:space="preserve">Метод removeVertex() отвечает за удаление вершины и связанных с ней ребер.</w:t>
-        <w:br w:type="textWrapping"/>
-        <w:t xml:space="preserve">Метод addEdge() отвечает за добавление нового ребра между вершинами графа.</w:t>
-        <w:br w:type="textWrapping"/>
-        <w:t xml:space="preserve">Метод removeEdge() отвечает за удаление выбранного ребра из графа.</w:t>
-      </w:r>
-    </w:p>
-    <w:p>
-      <w:pPr>
-        <w:spacing w:after="240" w:before="240" w:line="360" w:lineRule="auto"/>
-        <w:ind w:firstLine="720"/>
-        <w:rPr>
-          <w:rFonts w:ascii="Times New Roman" w:cs="Times New Roman" w:eastAsia="Times New Roman" w:hAnsi="Times New Roman"/>
-          <w:sz w:val="28"/>
-          <w:szCs w:val="28"/>
-        </w:rPr>
-      </w:pPr>
-      <w:bookmarkStart w:colFirst="0" w:colLast="0" w:name="_fvcbq1wbw1gq" w:id="62"/>
-      <w:bookmarkEnd w:id="62"/>
-      <w:r>
-        <w:rPr>
-          <w:rFonts w:ascii="Times New Roman" w:cs="Times New Roman" w:eastAsia="Times New Roman" w:hAnsi="Times New Roman"/>
-          <w:sz w:val="28"/>
-          <w:szCs w:val="28"/>
-          <w:rtl w:val="0"/>
-        </w:rPr>
-        <w:br w:type="textWrapping"/>
-      </w:r>
-      <w:r>
-        <w:rPr>
-          <w:rFonts w:ascii="Times New Roman" w:cs="Times New Roman" w:eastAsia="Times New Roman" w:hAnsi="Times New Roman"/>
-          <w:b w:val="1"/>
-          <w:bCs w:val="1"/>
-          <w:sz w:val="28"/>
-          <w:szCs w:val="28"/>
-          <w:rtl w:val="0"/>
-        </w:rPr>
-        <w:t xml:space="preserve">Vertex</w:t>
-      </w:r>
-      <w:r>
-        <w:rPr>
-          <w:rFonts w:ascii="Times New Roman" w:cs="Times New Roman" w:eastAsia="Times New Roman" w:hAnsi="Times New Roman"/>
-          <w:sz w:val="28"/>
-          <w:szCs w:val="28"/>
-          <w:rtl w:val="0"/>
-        </w:rPr>
-        <w:br w:type="textWrapping"/>
-        <w:t xml:space="preserve">Данный класс предназначен для хранения информации о вершине графа. Он содержит идентификатор, название и координаты расположения вершины в рабочей области. Методы класса будут отвечать за изменение и получение данных вершины.</w:t>
-      </w:r>
-    </w:p>
-    <w:p>
-      <w:pPr>
-        <w:spacing w:after="240" w:before="240" w:line="360" w:lineRule="auto"/>
-        <w:ind w:firstLine="720"/>
-        <w:rPr>
-          <w:rFonts w:ascii="Times New Roman" w:cs="Times New Roman" w:eastAsia="Times New Roman" w:hAnsi="Times New Roman"/>
-          <w:sz w:val="28"/>
-          <w:szCs w:val="28"/>
-        </w:rPr>
-      </w:pPr>
-      <w:bookmarkStart w:colFirst="0" w:colLast="0" w:name="_lqq21co846lc" w:id="63"/>
-      <w:bookmarkEnd w:id="63"/>
-      <w:r>
-        <w:rPr>
-          <w:rFonts w:ascii="Times New Roman" w:cs="Times New Roman" w:eastAsia="Times New Roman" w:hAnsi="Times New Roman"/>
-          <w:sz w:val="28"/>
-          <w:szCs w:val="28"/>
-          <w:rtl w:val="0"/>
-        </w:rPr>
-        <w:br w:type="textWrapping"/>
-      </w:r>
-      <w:r>
-        <w:rPr>
-          <w:rFonts w:ascii="Times New Roman" w:cs="Times New Roman" w:eastAsia="Times New Roman" w:hAnsi="Times New Roman"/>
-          <w:b w:val="1"/>
-          <w:bCs w:val="1"/>
-          <w:sz w:val="28"/>
-          <w:szCs w:val="28"/>
-          <w:rtl w:val="0"/>
-        </w:rPr>
-        <w:t xml:space="preserve">Edge</w:t>
-        <w:br w:type="textWrapping"/>
-      </w:r>
-      <w:r>
-        <w:rPr>
-          <w:rFonts w:ascii="Times New Roman" w:cs="Times New Roman" w:eastAsia="Times New Roman" w:hAnsi="Times New Roman"/>
-          <w:sz w:val="28"/>
-          <w:szCs w:val="28"/>
-          <w:rtl w:val="0"/>
-        </w:rPr>
-        <w:t xml:space="preserve">Данный класс предназначен для хранения информации о ребре графа. Он содержит начальную и конечную вершины, вес ребра и состояние подсветки для визуализации работы алгоритма. Методы класса будут отвечать за изменение и получение параметров ребра.</w:t>
-      </w:r>
-    </w:p>
-    <w:p>
-      <w:pPr>
-        <w:spacing w:after="240" w:before="240" w:line="360" w:lineRule="auto"/>
-        <w:ind w:firstLine="720"/>
-        <w:rPr>
-          <w:rFonts w:ascii="Times New Roman" w:cs="Times New Roman" w:eastAsia="Times New Roman" w:hAnsi="Times New Roman"/>
-          <w:sz w:val="28"/>
-          <w:szCs w:val="28"/>
-        </w:rPr>
-      </w:pPr>
-      <w:bookmarkStart w:colFirst="0" w:colLast="0" w:name="_b82aqi3v1pms" w:id="64"/>
-      <w:bookmarkEnd w:id="64"/>
-      <w:r>
-        <w:rPr>
-          <w:rFonts w:ascii="Times New Roman" w:cs="Times New Roman" w:eastAsia="Times New Roman" w:hAnsi="Times New Roman"/>
-          <w:sz w:val="28"/>
-          <w:szCs w:val="28"/>
-          <w:rtl w:val="0"/>
-        </w:rPr>
-        <w:br w:type="textWrapping"/>
-      </w:r>
-      <w:r>
-        <w:rPr>
-          <w:rFonts w:ascii="Times New Roman" w:cs="Times New Roman" w:eastAsia="Times New Roman" w:hAnsi="Times New Roman"/>
-          <w:b w:val="1"/>
-          <w:bCs w:val="1"/>
-          <w:sz w:val="28"/>
-          <w:szCs w:val="28"/>
-          <w:rtl w:val="0"/>
-        </w:rPr>
-        <w:t xml:space="preserve">GraphIO</w:t>
-      </w:r>
-      <w:r>
-        <w:rPr>
-          <w:rFonts w:ascii="Times New Roman" w:cs="Times New Roman" w:eastAsia="Times New Roman" w:hAnsi="Times New Roman"/>
-          <w:sz w:val="28"/>
-          <w:szCs w:val="28"/>
-          <w:rtl w:val="0"/>
-        </w:rPr>
-        <w:br w:type="textWrapping"/>
-        <w:t xml:space="preserve">Метод loadFromFile() отвечает за считывание данных о графе из файла и создание соответствующей структуры объектов Graph, Vertex и Edge.</w:t>
-        <w:br w:type="textWrapping"/>
-        <w:t xml:space="preserve">Метод saveToFile() отвечает за сохранение текущего графа в файл с сохранением информации о вершинах, ребрах, их весах и типе графа.</w:t>
-      </w:r>
-    </w:p>
-    <w:p>
-      <w:pPr>
-        <w:spacing w:after="240" w:before="240" w:line="360" w:lineRule="auto"/>
-        <w:ind w:firstLine="720"/>
-        <w:rPr>
-          <w:rFonts w:ascii="Times New Roman" w:cs="Times New Roman" w:eastAsia="Times New Roman" w:hAnsi="Times New Roman"/>
-          <w:sz w:val="28"/>
-          <w:szCs w:val="28"/>
-        </w:rPr>
-      </w:pPr>
-      <w:bookmarkStart w:colFirst="0" w:colLast="0" w:name="_4nqixmxx187r" w:id="65"/>
-      <w:bookmarkEnd w:id="65"/>
-      <w:r>
-        <w:rPr>
-          <w:rFonts w:ascii="Times New Roman" w:cs="Times New Roman" w:eastAsia="Times New Roman" w:hAnsi="Times New Roman"/>
-          <w:sz w:val="28"/>
-          <w:szCs w:val="28"/>
-          <w:rtl w:val="0"/>
-        </w:rPr>
-        <w:br w:type="textWrapping"/>
-      </w:r>
-      <w:r>
-        <w:rPr>
-          <w:rFonts w:ascii="Times New Roman" w:cs="Times New Roman" w:eastAsia="Times New Roman" w:hAnsi="Times New Roman"/>
-          <w:b w:val="1"/>
-          <w:bCs w:val="1"/>
-          <w:sz w:val="28"/>
-          <w:szCs w:val="28"/>
-          <w:rtl w:val="0"/>
-        </w:rPr>
-        <w:t xml:space="preserve">EditorMode</w:t>
-      </w:r>
-      <w:r>
-        <w:rPr>
-          <w:rFonts w:ascii="Times New Roman" w:cs="Times New Roman" w:eastAsia="Times New Roman" w:hAnsi="Times New Roman"/>
-          <w:sz w:val="28"/>
-          <w:szCs w:val="28"/>
-          <w:rtl w:val="0"/>
-        </w:rPr>
-        <w:br w:type="textWrapping"/>
-        <w:t xml:space="preserve">Значения SELECT, ADD_VERTEX, ADD_EDGE, MOVE и DELETE определяют возможные режимы работы редактора графа. Они используются для выбора текущего действия пользователя при взаимодействии с графом.</w:t>
+        <w:t xml:space="preserve">ПЛАН РАЗРАБОТКИ</w:t>
       </w:r>
     </w:p>
     <w:p>
       <w:pPr>
         <w:spacing w:after="240" w:before="240" w:line="336" w:lineRule="auto"/>
-        <w:ind w:firstLine="720"/>
-        <w:rPr>
-          <w:rFonts w:ascii="Times New Roman" w:cs="Times New Roman" w:eastAsia="Times New Roman" w:hAnsi="Times New Roman"/>
-          <w:sz w:val="28"/>
-          <w:szCs w:val="28"/>
-        </w:rPr>
-      </w:pPr>
-      <w:bookmarkStart w:colFirst="0" w:colLast="0" w:name="_j731y8stzwhp" w:id="66"/>
-      <w:bookmarkEnd w:id="66"/>
+        <w:rPr>
+          <w:rFonts w:ascii="Times New Roman" w:cs="Times New Roman" w:eastAsia="Times New Roman" w:hAnsi="Times New Roman"/>
+          <w:sz w:val="28"/>
+          <w:szCs w:val="28"/>
+        </w:rPr>
+      </w:pPr>
+      <w:bookmarkStart w:colFirst="0" w:colLast="0" w:name="_pnibg6avt5pn" w:id="37"/>
+      <w:bookmarkEnd w:id="37"/>
+      <w:r>
+        <w:rPr>
+          <w:rFonts w:ascii="Times New Roman" w:cs="Times New Roman" w:eastAsia="Times New Roman" w:hAnsi="Times New Roman"/>
+          <w:sz w:val="28"/>
+          <w:szCs w:val="28"/>
+          <w:rtl w:val="0"/>
+        </w:rPr>
+        <w:t xml:space="preserve">Для реализации проекта был составлен поэтапный план разработки.</w:t>
+      </w:r>
       <w:r>
         <w:rPr>
           <w:rtl w:val="0"/>
@@ -4279,126 +2932,405 @@
     <w:p>
       <w:pPr>
         <w:spacing w:after="240" w:before="240" w:line="336" w:lineRule="auto"/>
-        <w:ind w:firstLine="720"/>
-        <w:rPr>
-          <w:rFonts w:ascii="Times New Roman" w:cs="Times New Roman" w:eastAsia="Times New Roman" w:hAnsi="Times New Roman"/>
-          <w:sz w:val="28"/>
-          <w:szCs w:val="28"/>
-        </w:rPr>
-      </w:pPr>
-      <w:bookmarkStart w:colFirst="0" w:colLast="0" w:name="_tzito0idt5ng" w:id="67"/>
-      <w:bookmarkEnd w:id="67"/>
-      <w:r>
-        <w:rPr>
-          <w:rtl w:val="0"/>
-        </w:rPr>
-      </w:r>
-    </w:p>
-    <w:p>
-      <w:pPr>
-        <w:spacing w:line="336" w:lineRule="auto"/>
-        <w:jc w:val="center"/>
-        <w:rPr>
-          <w:rFonts w:ascii="Times New Roman" w:cs="Times New Roman" w:eastAsia="Times New Roman" w:hAnsi="Times New Roman"/>
-          <w:b w:val="1"/>
-          <w:bCs w:val="1"/>
-          <w:sz w:val="28"/>
-          <w:szCs w:val="28"/>
-        </w:rPr>
-      </w:pPr>
-      <w:bookmarkStart w:colFirst="0" w:colLast="0" w:name="_xinjry26sft6" w:id="68"/>
-      <w:bookmarkEnd w:id="68"/>
-      <w:r>
-        <w:br w:type="page"/>
-      </w:r>
-      <w:r>
-        <w:rPr>
-          <w:rtl w:val="0"/>
-        </w:rPr>
-      </w:r>
-    </w:p>
-    <w:p>
-      <w:pPr>
-        <w:spacing w:line="360" w:lineRule="auto"/>
-        <w:jc w:val="center"/>
-        <w:rPr>
-          <w:rFonts w:ascii="Times New Roman" w:cs="Times New Roman" w:eastAsia="Times New Roman" w:hAnsi="Times New Roman"/>
-          <w:b w:val="1"/>
-          <w:bCs w:val="1"/>
-          <w:sz w:val="28"/>
-          <w:szCs w:val="28"/>
-        </w:rPr>
-      </w:pPr>
-      <w:bookmarkStart w:colFirst="0" w:colLast="0" w:name="_rge3ylbt0ut2" w:id="50"/>
-      <w:bookmarkEnd w:id="50"/>
-      <w:r>
-        <w:rPr>
-          <w:rFonts w:ascii="Times New Roman" w:cs="Times New Roman" w:eastAsia="Times New Roman" w:hAnsi="Times New Roman"/>
-          <w:b w:val="1"/>
-          <w:bCs w:val="1"/>
-          <w:sz w:val="28"/>
-          <w:szCs w:val="28"/>
-          <w:rtl w:val="0"/>
-        </w:rPr>
-        <w:t xml:space="preserve">ПЛАН РАЗРАБОТКИ</w:t>
-      </w:r>
-    </w:p>
-    <w:p>
-      <w:pPr>
-        <w:spacing w:line="360" w:lineRule="auto"/>
-        <w:jc w:val="center"/>
-        <w:rPr>
-          <w:rFonts w:ascii="Times New Roman" w:cs="Times New Roman" w:eastAsia="Times New Roman" w:hAnsi="Times New Roman"/>
-          <w:sz w:val="28"/>
-          <w:szCs w:val="28"/>
-        </w:rPr>
-      </w:pPr>
-      <w:bookmarkStart w:colFirst="0" w:colLast="0" w:name="_b5fncjhv89ii" w:id="69"/>
-      <w:bookmarkEnd w:id="69"/>
-      <w:r>
-        <w:rPr>
-          <w:rtl w:val="0"/>
-        </w:rPr>
-      </w:r>
-    </w:p>
-    <w:p>
-      <w:pPr>
-        <w:spacing w:line="360" w:lineRule="auto"/>
-        <w:ind w:firstLine="720"/>
-        <w:rPr>
-          <w:rFonts w:ascii="Times New Roman" w:cs="Times New Roman" w:eastAsia="Times New Roman" w:hAnsi="Times New Roman"/>
-          <w:sz w:val="28"/>
-          <w:szCs w:val="28"/>
-        </w:rPr>
-      </w:pPr>
-      <w:bookmarkStart w:colFirst="0" w:colLast="0" w:name="_qppql4x6extu" w:id="70"/>
-      <w:bookmarkEnd w:id="70"/>
-      <w:r>
-        <w:rPr>
-          <w:rFonts w:ascii="Times New Roman" w:cs="Times New Roman" w:eastAsia="Times New Roman" w:hAnsi="Times New Roman"/>
-          <w:sz w:val="28"/>
-          <w:szCs w:val="28"/>
-          <w:rtl w:val="0"/>
-        </w:rPr>
-        <w:t xml:space="preserve">Для реализации проекта был составлен план разработки по этапам:</w:t>
-      </w:r>
-    </w:p>
-    <w:p>
-      <w:pPr>
-        <w:spacing w:line="360" w:lineRule="auto"/>
-        <w:ind w:firstLine="720"/>
-        <w:rPr>
-          <w:rFonts w:ascii="Times New Roman" w:cs="Times New Roman" w:eastAsia="Times New Roman" w:hAnsi="Times New Roman"/>
-          <w:sz w:val="28"/>
-          <w:szCs w:val="28"/>
-        </w:rPr>
-      </w:pPr>
-      <w:bookmarkStart w:colFirst="0" w:colLast="0" w:name="_foa1gzwpgp1l" w:id="71"/>
-      <w:bookmarkEnd w:id="71"/>
-      <w:r>
-        <w:rPr>
-          <w:rtl w:val="0"/>
-        </w:rPr>
+        <w:rPr>
+          <w:rFonts w:ascii="Times New Roman" w:cs="Times New Roman" w:eastAsia="Times New Roman" w:hAnsi="Times New Roman"/>
+          <w:sz w:val="28"/>
+          <w:szCs w:val="28"/>
+        </w:rPr>
+      </w:pPr>
+      <w:bookmarkStart w:colFirst="0" w:colLast="0" w:name="_ubxs7q45nmrx" w:id="41"/>
+      <w:bookmarkEnd w:id="41"/>
+      <w:r>
+        <w:rPr>
+          <w:rFonts w:ascii="Times New Roman" w:cs="Times New Roman" w:eastAsia="Times New Roman" w:hAnsi="Times New Roman"/>
+          <w:sz w:val="28"/>
+          <w:szCs w:val="28"/>
+          <w:rtl w:val="0"/>
+        </w:rPr>
+        <w:t xml:space="preserve">Первый этап (разработка прототипа) предусматривает разработку прототипа приложения, демонстрирующего графический интерфейс без реализации основной функциональности. На данном этапе планируется разработать структуру главного окна приложения и взаимное расположение основных элементов интерфейса.</w:t>
+      </w:r>
+    </w:p>
+    <w:p>
+      <w:pPr>
+        <w:spacing w:after="240" w:before="240" w:line="336" w:lineRule="auto"/>
+        <w:rPr>
+          <w:rFonts w:ascii="Times New Roman" w:cs="Times New Roman" w:eastAsia="Times New Roman" w:hAnsi="Times New Roman"/>
+          <w:sz w:val="28"/>
+          <w:szCs w:val="28"/>
+        </w:rPr>
+      </w:pPr>
+      <w:bookmarkStart w:colFirst="0" w:colLast="0" w:name="_ubxs7q45nmrx" w:id="41"/>
+      <w:bookmarkEnd w:id="41"/>
+      <w:r>
+        <w:rPr>
+          <w:rFonts w:ascii="Times New Roman" w:cs="Times New Roman" w:eastAsia="Times New Roman" w:hAnsi="Times New Roman"/>
+          <w:sz w:val="28"/>
+          <w:szCs w:val="28"/>
+          <w:rtl w:val="0"/>
+        </w:rPr>
+        <w:t xml:space="preserve">Будут реализованы классы MainWindow, GraphEditor, MatrixPanel, ControlPanel и LogPanel с минимальным функционалом, необходимым для демонстрации пользовательского интерфейса. Планируется реализовать отображение рабочей области графа, области отображения матрицы расстояний, панели управления и информационного окна. Кнопки управления будут присутствовать в интерфейсе, однако их функциональность будет реализована на последующих этапах разработки.</w:t>
+      </w:r>
+    </w:p>
+    <w:p>
+      <w:pPr>
+        <w:spacing w:after="240" w:before="240" w:line="336" w:lineRule="auto"/>
+        <w:rPr>
+          <w:rFonts w:ascii="Times New Roman" w:cs="Times New Roman" w:eastAsia="Times New Roman" w:hAnsi="Times New Roman"/>
+          <w:sz w:val="28"/>
+          <w:szCs w:val="28"/>
+        </w:rPr>
+      </w:pPr>
+      <w:bookmarkStart w:colFirst="0" w:colLast="0" w:name="_1y9s1k98nd2y" w:id="42"/>
+      <w:bookmarkEnd w:id="42"/>
+      <w:r>
+        <w:rPr>
+          <w:rFonts w:ascii="Times New Roman" w:cs="Times New Roman" w:eastAsia="Times New Roman" w:hAnsi="Times New Roman"/>
+          <w:sz w:val="28"/>
+          <w:szCs w:val="28"/>
+          <w:rtl w:val="0"/>
+        </w:rPr>
+        <w:t xml:space="preserve">Предполагаемое распределение ролей участников на первом этапе: </w:t>
+      </w:r>
+    </w:p>
+    <w:p>
+      <w:pPr>
+        <w:spacing w:after="240" w:before="240" w:line="336" w:lineRule="auto"/>
+        <w:rPr>
+          <w:rFonts w:ascii="Times New Roman" w:cs="Times New Roman" w:eastAsia="Times New Roman" w:hAnsi="Times New Roman"/>
+          <w:sz w:val="28"/>
+          <w:szCs w:val="28"/>
+        </w:rPr>
+      </w:pPr>
+      <w:bookmarkStart w:colFirst="0" w:colLast="0" w:name="_u3x6ig820l" w:id="43"/>
+      <w:bookmarkEnd w:id="43"/>
+      <w:r>
+        <w:rPr>
+          <w:rFonts w:ascii="Times New Roman" w:cs="Times New Roman" w:eastAsia="Times New Roman" w:hAnsi="Times New Roman"/>
+          <w:sz w:val="28"/>
+          <w:szCs w:val="28"/>
+          <w:rtl w:val="0"/>
+        </w:rPr>
+        <w:t xml:space="preserve">Ксения - классы GraphEditor и MatrixPanel, Данил - класс MainWindow, Зарина - классы ControlPanel и LogPanel. Однако в ходе разработки планируется совместное обсуждение и работа над всеми классами и возможны корректировки ролей участников.</w:t>
+      </w:r>
+      <w:r>
+        <w:rPr>
+          <w:rtl w:val="0"/>
+        </w:rPr>
+      </w:r>
+    </w:p>
+    <w:p>
+      <w:pPr>
+        <w:spacing w:after="240" w:before="240" w:line="336" w:lineRule="auto"/>
+        <w:rPr>
+          <w:rFonts w:ascii="Times New Roman" w:cs="Times New Roman" w:eastAsia="Times New Roman" w:hAnsi="Times New Roman"/>
+          <w:sz w:val="28"/>
+          <w:szCs w:val="28"/>
+        </w:rPr>
+      </w:pPr>
+      <w:bookmarkStart w:colFirst="0" w:colLast="0" w:name="_ubxs7q45nmrx" w:id="41"/>
+      <w:bookmarkEnd w:id="41"/>
+      <w:r>
+        <w:rPr>
+          <w:rFonts w:ascii="Times New Roman" w:cs="Times New Roman" w:eastAsia="Times New Roman" w:hAnsi="Times New Roman"/>
+          <w:sz w:val="28"/>
+          <w:szCs w:val="28"/>
+          <w:rtl w:val="0"/>
+        </w:rPr>
+        <w:t xml:space="preserve">Второй этап (разработка первой версии) предусматривает реализацию модели данных и основной алгоритмической части приложения.</w:t>
+      </w:r>
+    </w:p>
+    <w:p>
+      <w:pPr>
+        <w:spacing w:after="240" w:before="240" w:line="336" w:lineRule="auto"/>
+        <w:rPr>
+          <w:rFonts w:ascii="Times New Roman" w:cs="Times New Roman" w:eastAsia="Times New Roman" w:hAnsi="Times New Roman"/>
+          <w:sz w:val="28"/>
+          <w:szCs w:val="28"/>
+        </w:rPr>
+      </w:pPr>
+      <w:bookmarkStart w:colFirst="0" w:colLast="0" w:name="_ubxs7q45nmrx" w:id="41"/>
+      <w:bookmarkEnd w:id="41"/>
+      <w:r>
+        <w:rPr>
+          <w:rFonts w:ascii="Times New Roman" w:cs="Times New Roman" w:eastAsia="Times New Roman" w:hAnsi="Times New Roman"/>
+          <w:sz w:val="28"/>
+          <w:szCs w:val="28"/>
+          <w:rtl w:val="0"/>
+        </w:rPr>
+        <w:t xml:space="preserve">Планируется разработать классы Vertex, Edge, Graph, DistanceMatrix, AlgorithmStep и FloydWarshallAlgorithm.</w:t>
+      </w:r>
+    </w:p>
+    <w:p>
+      <w:pPr>
+        <w:spacing w:after="240" w:before="240" w:line="336" w:lineRule="auto"/>
+        <w:rPr>
+          <w:rFonts w:ascii="Times New Roman" w:cs="Times New Roman" w:eastAsia="Times New Roman" w:hAnsi="Times New Roman"/>
+          <w:sz w:val="28"/>
+          <w:szCs w:val="28"/>
+        </w:rPr>
+      </w:pPr>
+      <w:bookmarkStart w:colFirst="0" w:colLast="0" w:name="_ubxs7q45nmrx" w:id="41"/>
+      <w:bookmarkEnd w:id="41"/>
+      <w:r>
+        <w:rPr>
+          <w:rFonts w:ascii="Times New Roman" w:cs="Times New Roman" w:eastAsia="Times New Roman" w:hAnsi="Times New Roman"/>
+          <w:sz w:val="28"/>
+          <w:szCs w:val="28"/>
+          <w:rtl w:val="0"/>
+        </w:rPr>
+        <w:t xml:space="preserve">На данном этапе будут реализованы:</w:t>
+      </w:r>
+    </w:p>
+    <w:p>
+      <w:pPr>
+        <w:numPr>
+          <w:ilvl w:val="0"/>
+          <w:numId w:val="5"/>
+        </w:numPr>
+        <w:spacing w:after="0" w:afterAutospacing="0" w:before="240" w:line="336" w:lineRule="auto"/>
+        <w:ind w:left="720" w:hanging="360"/>
+        <w:rPr>
+          <w:rFonts w:ascii="Times New Roman" w:cs="Times New Roman" w:eastAsia="Times New Roman" w:hAnsi="Times New Roman"/>
+          <w:sz w:val="28"/>
+          <w:szCs w:val="28"/>
+        </w:rPr>
+      </w:pPr>
+      <w:bookmarkStart w:colFirst="0" w:colLast="0" w:name="_ubxs7q45nmrx" w:id="41"/>
+      <w:bookmarkEnd w:id="41"/>
+      <w:r>
+        <w:rPr>
+          <w:rFonts w:ascii="Times New Roman" w:cs="Times New Roman" w:eastAsia="Times New Roman" w:hAnsi="Times New Roman"/>
+          <w:sz w:val="28"/>
+          <w:szCs w:val="28"/>
+          <w:rtl w:val="0"/>
+        </w:rPr>
+        <w:t xml:space="preserve">хранение структуры ориентированного и неориентированного графа;</w:t>
+      </w:r>
+    </w:p>
+    <w:p>
+      <w:pPr>
+        <w:numPr>
+          <w:ilvl w:val="0"/>
+          <w:numId w:val="5"/>
+        </w:numPr>
+        <w:spacing w:after="0" w:afterAutospacing="0" w:before="0" w:beforeAutospacing="0" w:line="336" w:lineRule="auto"/>
+        <w:ind w:left="720" w:hanging="360"/>
+        <w:rPr>
+          <w:rFonts w:ascii="Times New Roman" w:cs="Times New Roman" w:eastAsia="Times New Roman" w:hAnsi="Times New Roman"/>
+          <w:sz w:val="28"/>
+          <w:szCs w:val="28"/>
+        </w:rPr>
+      </w:pPr>
+      <w:bookmarkStart w:colFirst="0" w:colLast="0" w:name="_ubxs7q45nmrx" w:id="41"/>
+      <w:bookmarkEnd w:id="41"/>
+      <w:r>
+        <w:rPr>
+          <w:rFonts w:ascii="Times New Roman" w:cs="Times New Roman" w:eastAsia="Times New Roman" w:hAnsi="Times New Roman"/>
+          <w:sz w:val="28"/>
+          <w:szCs w:val="28"/>
+          <w:rtl w:val="0"/>
+        </w:rPr>
+        <w:t xml:space="preserve">создание, удаление и изменение вершин и рёбер;</w:t>
+      </w:r>
+    </w:p>
+    <w:p>
+      <w:pPr>
+        <w:numPr>
+          <w:ilvl w:val="0"/>
+          <w:numId w:val="5"/>
+        </w:numPr>
+        <w:spacing w:after="0" w:afterAutospacing="0" w:before="0" w:beforeAutospacing="0" w:line="336" w:lineRule="auto"/>
+        <w:ind w:left="720" w:hanging="360"/>
+        <w:rPr>
+          <w:rFonts w:ascii="Times New Roman" w:cs="Times New Roman" w:eastAsia="Times New Roman" w:hAnsi="Times New Roman"/>
+          <w:sz w:val="28"/>
+          <w:szCs w:val="28"/>
+        </w:rPr>
+      </w:pPr>
+      <w:bookmarkStart w:colFirst="0" w:colLast="0" w:name="_ubxs7q45nmrx" w:id="41"/>
+      <w:bookmarkEnd w:id="41"/>
+      <w:r>
+        <w:rPr>
+          <w:rFonts w:ascii="Times New Roman" w:cs="Times New Roman" w:eastAsia="Times New Roman" w:hAnsi="Times New Roman"/>
+          <w:sz w:val="28"/>
+          <w:szCs w:val="28"/>
+          <w:rtl w:val="0"/>
+        </w:rPr>
+        <w:t xml:space="preserve">выполнение алгоритма Флойда–Уоршелла;</w:t>
+      </w:r>
+    </w:p>
+    <w:p>
+      <w:pPr>
+        <w:numPr>
+          <w:ilvl w:val="0"/>
+          <w:numId w:val="5"/>
+        </w:numPr>
+        <w:spacing w:after="0" w:afterAutospacing="0" w:before="0" w:beforeAutospacing="0" w:line="336" w:lineRule="auto"/>
+        <w:ind w:left="720" w:hanging="360"/>
+        <w:rPr>
+          <w:rFonts w:ascii="Times New Roman" w:cs="Times New Roman" w:eastAsia="Times New Roman" w:hAnsi="Times New Roman"/>
+          <w:sz w:val="28"/>
+          <w:szCs w:val="28"/>
+        </w:rPr>
+      </w:pPr>
+      <w:bookmarkStart w:colFirst="0" w:colLast="0" w:name="_ubxs7q45nmrx" w:id="41"/>
+      <w:bookmarkEnd w:id="41"/>
+      <w:r>
+        <w:rPr>
+          <w:rFonts w:ascii="Times New Roman" w:cs="Times New Roman" w:eastAsia="Times New Roman" w:hAnsi="Times New Roman"/>
+          <w:sz w:val="28"/>
+          <w:szCs w:val="28"/>
+          <w:rtl w:val="0"/>
+        </w:rPr>
+        <w:t xml:space="preserve">формирование последовательности шагов алгоритма для последующей визуализации;</w:t>
+      </w:r>
+    </w:p>
+    <w:p>
+      <w:pPr>
+        <w:numPr>
+          <w:ilvl w:val="0"/>
+          <w:numId w:val="5"/>
+        </w:numPr>
+        <w:spacing w:after="240" w:before="0" w:beforeAutospacing="0" w:line="336" w:lineRule="auto"/>
+        <w:ind w:left="720" w:hanging="360"/>
+        <w:rPr>
+          <w:rFonts w:ascii="Times New Roman" w:cs="Times New Roman" w:eastAsia="Times New Roman" w:hAnsi="Times New Roman"/>
+          <w:sz w:val="28"/>
+          <w:szCs w:val="28"/>
+        </w:rPr>
+      </w:pPr>
+      <w:bookmarkStart w:colFirst="0" w:colLast="0" w:name="_ubxs7q45nmrx" w:id="41"/>
+      <w:bookmarkEnd w:id="41"/>
+      <w:r>
+        <w:rPr>
+          <w:rFonts w:ascii="Times New Roman" w:cs="Times New Roman" w:eastAsia="Times New Roman" w:hAnsi="Times New Roman"/>
+          <w:sz w:val="28"/>
+          <w:szCs w:val="28"/>
+          <w:rtl w:val="0"/>
+        </w:rPr>
+        <w:t xml:space="preserve">хранение и обновление матрицы кратчайших расстояний;</w:t>
+      </w:r>
+    </w:p>
+    <w:p>
+      <w:pPr>
+        <w:spacing w:after="240" w:before="240" w:line="336" w:lineRule="auto"/>
+        <w:rPr>
+          <w:rFonts w:ascii="Times New Roman" w:cs="Times New Roman" w:eastAsia="Times New Roman" w:hAnsi="Times New Roman"/>
+          <w:sz w:val="28"/>
+          <w:szCs w:val="28"/>
+        </w:rPr>
+      </w:pPr>
+      <w:bookmarkStart w:colFirst="0" w:colLast="0" w:name="_1y9s1k98nd2y" w:id="42"/>
+      <w:bookmarkEnd w:id="42"/>
+      <w:r>
+        <w:rPr>
+          <w:rFonts w:ascii="Times New Roman" w:cs="Times New Roman" w:eastAsia="Times New Roman" w:hAnsi="Times New Roman"/>
+          <w:sz w:val="28"/>
+          <w:szCs w:val="28"/>
+          <w:rtl w:val="0"/>
+        </w:rPr>
+        <w:t xml:space="preserve">Предполагаемое распределение ролей участников на втором этапе:</w:t>
+      </w:r>
+    </w:p>
+    <w:p>
+      <w:pPr>
+        <w:spacing w:after="240" w:before="240" w:line="336" w:lineRule="auto"/>
+        <w:rPr>
+          <w:rFonts w:ascii="Times New Roman" w:cs="Times New Roman" w:eastAsia="Times New Roman" w:hAnsi="Times New Roman"/>
+          <w:sz w:val="28"/>
+          <w:szCs w:val="28"/>
+        </w:rPr>
+      </w:pPr>
+      <w:bookmarkStart w:colFirst="0" w:colLast="0" w:name="_u3x6ig820l" w:id="43"/>
+      <w:bookmarkEnd w:id="43"/>
+      <w:r>
+        <w:rPr>
+          <w:rFonts w:ascii="Times New Roman" w:cs="Times New Roman" w:eastAsia="Times New Roman" w:hAnsi="Times New Roman"/>
+          <w:sz w:val="28"/>
+          <w:szCs w:val="28"/>
+          <w:rtl w:val="0"/>
+        </w:rPr>
+        <w:t xml:space="preserve">Ксения - классы Graph и AlgorithmStep, Данил - классы Edge и FloydWarshallAlgorithm, Зарина - классы и DistanceMatrix. Однако в ходе разработки планируется совместное обсуждение и работа над всеми классами и возможны корректировки ролей участников.</w:t>
+      </w:r>
+    </w:p>
+    <w:p>
+      <w:pPr>
+        <w:pStyle w:val="Heading3"/>
+        <w:keepNext w:val="0"/>
+        <w:keepLines w:val="0"/>
+        <w:spacing w:before="280" w:line="336" w:lineRule="auto"/>
+        <w:rPr>
+          <w:rFonts w:ascii="Times New Roman" w:cs="Times New Roman" w:eastAsia="Times New Roman" w:hAnsi="Times New Roman"/>
+          <w:color w:val="000000"/>
+        </w:rPr>
+      </w:pPr>
+      <w:bookmarkStart w:colFirst="0" w:colLast="0" w:name="_yrov5b2kdtfi" w:id="44"/>
+      <w:bookmarkEnd w:id="44"/>
+      <w:r>
+        <w:rPr>
+          <w:rFonts w:ascii="Times New Roman" w:cs="Times New Roman" w:eastAsia="Times New Roman" w:hAnsi="Times New Roman"/>
+          <w:color w:val="000000"/>
+          <w:rtl w:val="0"/>
+        </w:rPr>
+        <w:t xml:space="preserve">Третий этап (</w:t>
+      </w:r>
+      <w:r>
+        <w:rPr>
+          <w:rFonts w:ascii="Times New Roman" w:cs="Times New Roman" w:eastAsia="Times New Roman" w:hAnsi="Times New Roman"/>
+          <w:color w:val="000000"/>
+          <w:rtl w:val="0"/>
+        </w:rPr>
+        <w:t xml:space="preserve">разработка второй версии)</w:t>
+      </w:r>
+      <w:r>
+        <w:rPr>
+          <w:rFonts w:ascii="Times New Roman" w:cs="Times New Roman" w:eastAsia="Times New Roman" w:hAnsi="Times New Roman"/>
+          <w:color w:val="000000"/>
+          <w:rtl w:val="0"/>
+        </w:rPr>
+        <w:t xml:space="preserve"> предусматривает интеграцию алгоритма с графическим интерфейсом и реализацию основной функциональности визуализатора.</w:t>
+      </w:r>
+    </w:p>
+    <w:p>
+      <w:pPr>
+        <w:spacing w:after="240" w:before="240" w:line="336" w:lineRule="auto"/>
+        <w:rPr>
+          <w:rFonts w:ascii="Times New Roman" w:cs="Times New Roman" w:eastAsia="Times New Roman" w:hAnsi="Times New Roman"/>
+          <w:sz w:val="28"/>
+          <w:szCs w:val="28"/>
+        </w:rPr>
+      </w:pPr>
+      <w:bookmarkStart w:colFirst="0" w:colLast="0" w:name="_ubxs7q45nmrx" w:id="41"/>
+      <w:bookmarkEnd w:id="41"/>
+      <w:r>
+        <w:rPr>
+          <w:rFonts w:ascii="Times New Roman" w:cs="Times New Roman" w:eastAsia="Times New Roman" w:hAnsi="Times New Roman"/>
+          <w:sz w:val="28"/>
+          <w:szCs w:val="28"/>
+          <w:rtl w:val="0"/>
+        </w:rPr>
+        <w:t xml:space="preserve">Планируется разработать классы VisualizationController, GraphIO и перечисление EditorMode.</w:t>
+      </w:r>
+    </w:p>
+    <w:p>
+      <w:pPr>
+        <w:spacing w:after="240" w:before="240" w:line="336" w:lineRule="auto"/>
+        <w:rPr>
+          <w:rFonts w:ascii="Times New Roman" w:cs="Times New Roman" w:eastAsia="Times New Roman" w:hAnsi="Times New Roman"/>
+          <w:sz w:val="28"/>
+          <w:szCs w:val="28"/>
+        </w:rPr>
+      </w:pPr>
+      <w:bookmarkStart w:colFirst="0" w:colLast="0" w:name="_ubxs7q45nmrx" w:id="41"/>
+      <w:bookmarkEnd w:id="41"/>
+      <w:r>
+        <w:rPr>
+          <w:rFonts w:ascii="Times New Roman" w:cs="Times New Roman" w:eastAsia="Times New Roman" w:hAnsi="Times New Roman"/>
+          <w:sz w:val="28"/>
+          <w:szCs w:val="28"/>
+          <w:rtl w:val="0"/>
+        </w:rPr>
+        <w:t xml:space="preserve">На данном этапе будут реализованы:</w:t>
       </w:r>
     </w:p>
     <w:p>
@@ -4407,157 +3339,24 @@
           <w:ilvl w:val="0"/>
           <w:numId w:val="3"/>
         </w:numPr>
-        <w:spacing w:line="360" w:lineRule="auto"/>
-        <w:ind w:left="1133.858267716535" w:hanging="360"/>
-        <w:rPr>
-          <w:rFonts w:ascii="Times New Roman" w:cs="Times New Roman" w:eastAsia="Times New Roman" w:hAnsi="Times New Roman"/>
-          <w:sz w:val="28"/>
-          <w:szCs w:val="28"/>
-          <w:u w:val="none"/>
-        </w:rPr>
-      </w:pPr>
-      <w:bookmarkStart w:colFirst="0" w:colLast="0" w:name="_6bvvluudcto2" w:id="72"/>
-      <w:bookmarkEnd w:id="72"/>
-      <w:r>
-        <w:rPr>
-          <w:rFonts w:ascii="Times New Roman" w:cs="Times New Roman" w:eastAsia="Times New Roman" w:hAnsi="Times New Roman"/>
-          <w:sz w:val="28"/>
-          <w:szCs w:val="28"/>
-          <w:rtl w:val="0"/>
-        </w:rPr>
-        <w:t xml:space="preserve">Первый этап предполагает реализацию хранения графа, матрицы расстояний и сам алгоритм Флойда–Уоршелла. Он включает: распределение задач внутри бригады, выбор GUI-библиотеки, реализацию следующих классов:</w:t>
-      </w:r>
-    </w:p>
-    <w:p>
-      <w:pPr>
-        <w:spacing w:line="360" w:lineRule="auto"/>
-        <w:ind w:left="1440" w:firstLine="720"/>
-        <w:rPr>
-          <w:rFonts w:ascii="Times New Roman" w:cs="Times New Roman" w:eastAsia="Times New Roman" w:hAnsi="Times New Roman"/>
-          <w:sz w:val="28"/>
-          <w:szCs w:val="28"/>
-        </w:rPr>
-      </w:pPr>
-      <w:bookmarkStart w:colFirst="0" w:colLast="0" w:name="_sjzw1gq2aoj" w:id="73"/>
-      <w:bookmarkEnd w:id="73"/>
-      <w:r>
-        <w:rPr>
-          <w:rFonts w:ascii="Times New Roman" w:cs="Times New Roman" w:eastAsia="Times New Roman" w:hAnsi="Times New Roman"/>
-          <w:sz w:val="28"/>
-          <w:szCs w:val="28"/>
-          <w:rtl w:val="0"/>
-        </w:rPr>
-        <w:t xml:space="preserve">Vertex (поля: id, name, x, y, геттеры/сеттеры), </w:t>
-      </w:r>
-    </w:p>
-    <w:p>
-      <w:pPr>
-        <w:spacing w:line="360" w:lineRule="auto"/>
-        <w:ind w:left="1440" w:firstLine="720"/>
-        <w:rPr>
-          <w:rFonts w:ascii="Times New Roman" w:cs="Times New Roman" w:eastAsia="Times New Roman" w:hAnsi="Times New Roman"/>
-          <w:sz w:val="28"/>
-          <w:szCs w:val="28"/>
-        </w:rPr>
-      </w:pPr>
-      <w:bookmarkStart w:colFirst="0" w:colLast="0" w:name="_clt8ja88dozc" w:id="74"/>
-      <w:bookmarkEnd w:id="74"/>
-      <w:r>
-        <w:rPr>
-          <w:rFonts w:ascii="Times New Roman" w:cs="Times New Roman" w:eastAsia="Times New Roman" w:hAnsi="Times New Roman"/>
-          <w:sz w:val="28"/>
-          <w:szCs w:val="28"/>
-          <w:rtl w:val="0"/>
-        </w:rPr>
-        <w:t xml:space="preserve">Edge (поля: from, to, weight, is_highlighted, геттеры/сеттеры),</w:t>
-      </w:r>
-    </w:p>
-    <w:p>
-      <w:pPr>
-        <w:spacing w:line="360" w:lineRule="auto"/>
-        <w:ind w:left="1440" w:firstLine="720"/>
-        <w:rPr>
-          <w:rFonts w:ascii="Times New Roman" w:cs="Times New Roman" w:eastAsia="Times New Roman" w:hAnsi="Times New Roman"/>
-          <w:sz w:val="28"/>
-          <w:szCs w:val="28"/>
-        </w:rPr>
-      </w:pPr>
-      <w:bookmarkStart w:colFirst="0" w:colLast="0" w:name="_r1ejg9m6os82" w:id="75"/>
-      <w:bookmarkEnd w:id="75"/>
-      <w:r>
-        <w:rPr>
-          <w:rFonts w:ascii="Times New Roman" w:cs="Times New Roman" w:eastAsia="Times New Roman" w:hAnsi="Times New Roman"/>
-          <w:sz w:val="28"/>
-          <w:szCs w:val="28"/>
-          <w:rtl w:val="0"/>
-        </w:rPr>
-        <w:t xml:space="preserve">Graph(списки вершин и рёбер, методы addVertex, removeVertex, addEdge, removeEdge, логика удаления рёбер при удалении вершины, поддержка ориентированности), </w:t>
-      </w:r>
-    </w:p>
-    <w:p>
-      <w:pPr>
-        <w:spacing w:line="360" w:lineRule="auto"/>
-        <w:ind w:left="1440" w:firstLine="720"/>
-        <w:rPr>
-          <w:rFonts w:ascii="Times New Roman" w:cs="Times New Roman" w:eastAsia="Times New Roman" w:hAnsi="Times New Roman"/>
-          <w:sz w:val="28"/>
-          <w:szCs w:val="28"/>
-        </w:rPr>
-      </w:pPr>
-      <w:bookmarkStart w:colFirst="0" w:colLast="0" w:name="_8kb295aaubqa" w:id="76"/>
-      <w:bookmarkEnd w:id="76"/>
-      <w:r>
-        <w:rPr>
-          <w:rFonts w:ascii="Times New Roman" w:cs="Times New Roman" w:eastAsia="Times New Roman" w:hAnsi="Times New Roman"/>
-          <w:sz w:val="28"/>
-          <w:szCs w:val="28"/>
-          <w:rtl w:val="0"/>
-        </w:rPr>
-        <w:t xml:space="preserve">DistanceMatrix (хранение матрицы, методы get, set, reset - перестроение матрицы по текущему графу),</w:t>
-      </w:r>
-    </w:p>
-    <w:p>
-      <w:pPr>
-        <w:spacing w:line="360" w:lineRule="auto"/>
-        <w:ind w:left="1440" w:firstLine="720"/>
-        <w:rPr>
-          <w:rFonts w:ascii="Times New Roman" w:cs="Times New Roman" w:eastAsia="Times New Roman" w:hAnsi="Times New Roman"/>
-          <w:sz w:val="28"/>
-          <w:szCs w:val="28"/>
-        </w:rPr>
-      </w:pPr>
-      <w:bookmarkStart w:colFirst="0" w:colLast="0" w:name="_l4f4e2bqxgw4" w:id="77"/>
-      <w:bookmarkEnd w:id="77"/>
-      <w:r>
-        <w:rPr>
-          <w:rFonts w:ascii="Times New Roman" w:cs="Times New Roman" w:eastAsia="Times New Roman" w:hAnsi="Times New Roman"/>
-          <w:sz w:val="28"/>
-          <w:szCs w:val="28"/>
-          <w:rtl w:val="0"/>
-        </w:rPr>
-        <w:t xml:space="preserve">AlgorithmStep (поля: k, i, j, old_value, new_value, changed, description, конструктор для заполнения всех полей),</w:t>
-      </w:r>
-    </w:p>
-    <w:p>
-      <w:pPr>
-        <w:spacing w:line="360" w:lineRule="auto"/>
-        <w:ind w:left="1440" w:firstLine="720"/>
-        <w:rPr>
-          <w:rFonts w:ascii="Times New Roman" w:cs="Times New Roman" w:eastAsia="Times New Roman" w:hAnsi="Times New Roman"/>
-          <w:sz w:val="28"/>
-          <w:szCs w:val="28"/>
-        </w:rPr>
-      </w:pPr>
-      <w:bookmarkStart w:colFirst="0" w:colLast="0" w:name="_epakqozdj2vl" w:id="78"/>
-      <w:bookmarkEnd w:id="78"/>
-      <w:r>
-        <w:rPr>
-          <w:rFonts w:ascii="Times New Roman" w:cs="Times New Roman" w:eastAsia="Times New Roman" w:hAnsi="Times New Roman"/>
-          <w:sz w:val="28"/>
-          <w:szCs w:val="28"/>
-          <w:rtl w:val="0"/>
-        </w:rPr>
-        <w:t xml:space="preserve">FloydWarshallAlgorithm (связь с DistanceMatrix, поля: current_k, current_i, current_j, finished, история шагов, методы initialize(), nextStep(), reset(), isFinished()).</w:t>
+        <w:spacing w:after="0" w:afterAutospacing="0" w:before="240" w:line="336" w:lineRule="auto"/>
+        <w:ind w:left="720" w:hanging="360"/>
+        <w:rPr>
+          <w:rFonts w:ascii="Times New Roman" w:cs="Times New Roman" w:eastAsia="Times New Roman" w:hAnsi="Times New Roman"/>
+          <w:sz w:val="28"/>
+          <w:szCs w:val="28"/>
+        </w:rPr>
+      </w:pPr>
+      <w:bookmarkStart w:colFirst="0" w:colLast="0" w:name="_ubxs7q45nmrx" w:id="41"/>
+      <w:bookmarkEnd w:id="41"/>
+      <w:r>
+        <w:rPr>
+          <w:rFonts w:ascii="Times New Roman" w:cs="Times New Roman" w:eastAsia="Times New Roman" w:hAnsi="Times New Roman"/>
+          <w:sz w:val="28"/>
+          <w:szCs w:val="28"/>
+          <w:rtl w:val="0"/>
+        </w:rPr>
+        <w:t xml:space="preserve">ручное создание и редактирование графа;</w:t>
       </w:r>
     </w:p>
     <w:p>
@@ -4566,71 +3365,24 @@
           <w:ilvl w:val="0"/>
           <w:numId w:val="3"/>
         </w:numPr>
-        <w:spacing w:line="360" w:lineRule="auto"/>
-        <w:ind w:left="1133.858267716535" w:hanging="360"/>
-        <w:rPr>
-          <w:rFonts w:ascii="Times New Roman" w:cs="Times New Roman" w:eastAsia="Times New Roman" w:hAnsi="Times New Roman"/>
-          <w:sz w:val="28"/>
-          <w:szCs w:val="28"/>
-          <w:u w:val="none"/>
-        </w:rPr>
-      </w:pPr>
-      <w:bookmarkStart w:colFirst="0" w:colLast="0" w:name="_36puw43lh81b" w:id="79"/>
-      <w:bookmarkEnd w:id="79"/>
-      <w:r>
-        <w:rPr>
-          <w:rFonts w:ascii="Times New Roman" w:cs="Times New Roman" w:eastAsia="Times New Roman" w:hAnsi="Times New Roman"/>
-          <w:sz w:val="28"/>
-          <w:szCs w:val="28"/>
-          <w:rtl w:val="0"/>
-        </w:rPr>
-        <w:t xml:space="preserve">Второй этап предполагает реализацию загрузки/сохранения графа и режима редактирования. Включает написание следующих классов:</w:t>
-      </w:r>
-    </w:p>
-    <w:p>
-      <w:pPr>
-        <w:spacing w:line="360" w:lineRule="auto"/>
-        <w:ind w:left="1440" w:firstLine="0"/>
-        <w:rPr>
-          <w:rFonts w:ascii="Times New Roman" w:cs="Times New Roman" w:eastAsia="Times New Roman" w:hAnsi="Times New Roman"/>
-          <w:sz w:val="28"/>
-          <w:szCs w:val="28"/>
-        </w:rPr>
-      </w:pPr>
-      <w:bookmarkStart w:colFirst="0" w:colLast="0" w:name="_et8m0kw81h3l" w:id="80"/>
-      <w:bookmarkEnd w:id="80"/>
-      <w:r>
-        <w:rPr>
-          <w:rFonts w:ascii="Times New Roman" w:cs="Times New Roman" w:eastAsia="Times New Roman" w:hAnsi="Times New Roman"/>
-          <w:sz w:val="28"/>
-          <w:szCs w:val="28"/>
-          <w:rtl w:val="0"/>
-        </w:rPr>
-        <w:tab/>
-        <w:t xml:space="preserve">Enum EditorMode (SELECT, ADD_VERTEX, ADD_EDGE, MOVE, DELETE),</w:t>
-      </w:r>
-    </w:p>
-    <w:p>
-      <w:pPr>
-        <w:spacing w:line="360" w:lineRule="auto"/>
-        <w:ind w:left="1440" w:firstLine="0"/>
-        <w:rPr>
-          <w:rFonts w:ascii="Times New Roman" w:cs="Times New Roman" w:eastAsia="Times New Roman" w:hAnsi="Times New Roman"/>
-          <w:sz w:val="28"/>
-          <w:szCs w:val="28"/>
-        </w:rPr>
-      </w:pPr>
-      <w:bookmarkStart w:colFirst="0" w:colLast="0" w:name="_juya1ew29adf" w:id="81"/>
-      <w:bookmarkEnd w:id="81"/>
-      <w:r>
-        <w:rPr>
-          <w:rFonts w:ascii="Times New Roman" w:cs="Times New Roman" w:eastAsia="Times New Roman" w:hAnsi="Times New Roman"/>
-          <w:sz w:val="28"/>
-          <w:szCs w:val="28"/>
-          <w:rtl w:val="0"/>
-        </w:rPr>
-        <w:tab/>
-        <w:t xml:space="preserve">GraphIO (методы loadFromFile, saveToFile, обработка ошибок).</w:t>
+        <w:spacing w:after="0" w:afterAutospacing="0" w:before="0" w:beforeAutospacing="0" w:line="336" w:lineRule="auto"/>
+        <w:ind w:left="720" w:hanging="360"/>
+        <w:rPr>
+          <w:rFonts w:ascii="Times New Roman" w:cs="Times New Roman" w:eastAsia="Times New Roman" w:hAnsi="Times New Roman"/>
+          <w:sz w:val="28"/>
+          <w:szCs w:val="28"/>
+        </w:rPr>
+      </w:pPr>
+      <w:bookmarkStart w:colFirst="0" w:colLast="0" w:name="_ubxs7q45nmrx" w:id="41"/>
+      <w:bookmarkEnd w:id="41"/>
+      <w:r>
+        <w:rPr>
+          <w:rFonts w:ascii="Times New Roman" w:cs="Times New Roman" w:eastAsia="Times New Roman" w:hAnsi="Times New Roman"/>
+          <w:sz w:val="28"/>
+          <w:szCs w:val="28"/>
+          <w:rtl w:val="0"/>
+        </w:rPr>
+        <w:t xml:space="preserve">загрузка и сохранение графов в формате CSV;</w:t>
       </w:r>
     </w:p>
     <w:p>
@@ -4639,70 +3391,24 @@
           <w:ilvl w:val="0"/>
           <w:numId w:val="3"/>
         </w:numPr>
-        <w:spacing w:line="360" w:lineRule="auto"/>
-        <w:ind w:left="1133.858267716535" w:hanging="360"/>
-        <w:rPr>
-          <w:rFonts w:ascii="Times New Roman" w:cs="Times New Roman" w:eastAsia="Times New Roman" w:hAnsi="Times New Roman"/>
-          <w:sz w:val="28"/>
-          <w:szCs w:val="28"/>
-          <w:u w:val="none"/>
-        </w:rPr>
-      </w:pPr>
-      <w:bookmarkStart w:colFirst="0" w:colLast="0" w:name="_tbyezj3yuwpg" w:id="82"/>
-      <w:bookmarkEnd w:id="82"/>
-      <w:r>
-        <w:rPr>
-          <w:rFonts w:ascii="Times New Roman" w:cs="Times New Roman" w:eastAsia="Times New Roman" w:hAnsi="Times New Roman"/>
-          <w:sz w:val="28"/>
-          <w:szCs w:val="28"/>
-          <w:rtl w:val="0"/>
-        </w:rPr>
-        <w:t xml:space="preserve">Третий этап, создание VisualizationController, который управляет состоянием программы, но пока без GUI. Тестирование будет осуществятся через консоль либо заглушки. Предпологает реализацию:</w:t>
-      </w:r>
-    </w:p>
-    <w:p>
-      <w:pPr>
-        <w:spacing w:line="360" w:lineRule="auto"/>
-        <w:ind w:left="1440" w:firstLine="0"/>
-        <w:rPr>
-          <w:rFonts w:ascii="Times New Roman" w:cs="Times New Roman" w:eastAsia="Times New Roman" w:hAnsi="Times New Roman"/>
-          <w:sz w:val="28"/>
-          <w:szCs w:val="28"/>
-        </w:rPr>
-      </w:pPr>
-      <w:bookmarkStart w:colFirst="0" w:colLast="0" w:name="_5cxbvvtfn4t5" w:id="83"/>
-      <w:bookmarkEnd w:id="83"/>
-      <w:r>
-        <w:rPr>
-          <w:rFonts w:ascii="Times New Roman" w:cs="Times New Roman" w:eastAsia="Times New Roman" w:hAnsi="Times New Roman"/>
-          <w:sz w:val="28"/>
-          <w:szCs w:val="28"/>
-          <w:rtl w:val="0"/>
-        </w:rPr>
-        <w:tab/>
-        <w:t xml:space="preserve">VisualizationController (хранение: Graph, DistanceMatrix, FloydWarshallAlgorithm, список шагов, текущий индекс шага, основные методы),</w:t>
-      </w:r>
-    </w:p>
-    <w:p>
-      <w:pPr>
-        <w:spacing w:line="360" w:lineRule="auto"/>
-        <w:ind w:left="1440" w:firstLine="720"/>
-        <w:rPr>
-          <w:rFonts w:ascii="Times New Roman" w:cs="Times New Roman" w:eastAsia="Times New Roman" w:hAnsi="Times New Roman"/>
-          <w:sz w:val="28"/>
-          <w:szCs w:val="28"/>
-        </w:rPr>
-      </w:pPr>
-      <w:bookmarkStart w:colFirst="0" w:colLast="0" w:name="_wt4lvy1xaupn" w:id="84"/>
-      <w:bookmarkEnd w:id="84"/>
-      <w:r>
-        <w:rPr>
-          <w:rFonts w:ascii="Times New Roman" w:cs="Times New Roman" w:eastAsia="Times New Roman" w:hAnsi="Times New Roman"/>
-          <w:sz w:val="28"/>
-          <w:szCs w:val="28"/>
-          <w:rtl w:val="0"/>
-        </w:rPr>
-        <w:t xml:space="preserve">Проверка корректности алгоритма на небольших графах,проверка загрузки/сохранения, проверка шагов, в том числе истории, отката.</w:t>
+        <w:spacing w:after="0" w:afterAutospacing="0" w:before="0" w:beforeAutospacing="0" w:line="336" w:lineRule="auto"/>
+        <w:ind w:left="720" w:hanging="360"/>
+        <w:rPr>
+          <w:rFonts w:ascii="Times New Roman" w:cs="Times New Roman" w:eastAsia="Times New Roman" w:hAnsi="Times New Roman"/>
+          <w:sz w:val="28"/>
+          <w:szCs w:val="28"/>
+        </w:rPr>
+      </w:pPr>
+      <w:bookmarkStart w:colFirst="0" w:colLast="0" w:name="_ubxs7q45nmrx" w:id="41"/>
+      <w:bookmarkEnd w:id="41"/>
+      <w:r>
+        <w:rPr>
+          <w:rFonts w:ascii="Times New Roman" w:cs="Times New Roman" w:eastAsia="Times New Roman" w:hAnsi="Times New Roman"/>
+          <w:sz w:val="28"/>
+          <w:szCs w:val="28"/>
+          <w:rtl w:val="0"/>
+        </w:rPr>
+        <w:t xml:space="preserve">пошаговая визуализация алгоритма Флойда–Уоршелла;</w:t>
       </w:r>
     </w:p>
     <w:p>
@@ -4711,140 +3417,24 @@
           <w:ilvl w:val="0"/>
           <w:numId w:val="3"/>
         </w:numPr>
-        <w:spacing w:line="360" w:lineRule="auto"/>
-        <w:ind w:left="1133.858267716535" w:hanging="360"/>
-        <w:rPr>
-          <w:rFonts w:ascii="Times New Roman" w:cs="Times New Roman" w:eastAsia="Times New Roman" w:hAnsi="Times New Roman"/>
-          <w:sz w:val="28"/>
-          <w:szCs w:val="28"/>
-          <w:u w:val="none"/>
-        </w:rPr>
-      </w:pPr>
-      <w:bookmarkStart w:colFirst="0" w:colLast="0" w:name="_p3dd3zxu60c2" w:id="85"/>
-      <w:bookmarkEnd w:id="85"/>
-      <w:r>
-        <w:rPr>
-          <w:rFonts w:ascii="Times New Roman" w:cs="Times New Roman" w:eastAsia="Times New Roman" w:hAnsi="Times New Roman"/>
-          <w:sz w:val="28"/>
-          <w:szCs w:val="28"/>
-          <w:rtl w:val="0"/>
-        </w:rPr>
-        <w:t xml:space="preserve">Четвертый этап, создание рабочего GUI с минимальным функционалом, который позволяет визуально редактировать граф и видеть матрицу. Включает написание следующих классов:</w:t>
-      </w:r>
-    </w:p>
-    <w:p>
-      <w:pPr>
-        <w:spacing w:line="360" w:lineRule="auto"/>
-        <w:ind w:left="1440" w:firstLine="0"/>
-        <w:rPr>
-          <w:rFonts w:ascii="Times New Roman" w:cs="Times New Roman" w:eastAsia="Times New Roman" w:hAnsi="Times New Roman"/>
-          <w:sz w:val="28"/>
-          <w:szCs w:val="28"/>
-        </w:rPr>
-      </w:pPr>
-      <w:bookmarkStart w:colFirst="0" w:colLast="0" w:name="_gie065qqj5xz" w:id="86"/>
-      <w:bookmarkEnd w:id="86"/>
-      <w:r>
-        <w:rPr>
-          <w:rFonts w:ascii="Times New Roman" w:cs="Times New Roman" w:eastAsia="Times New Roman" w:hAnsi="Times New Roman"/>
-          <w:sz w:val="28"/>
-          <w:szCs w:val="28"/>
-          <w:rtl w:val="0"/>
-        </w:rPr>
-        <w:tab/>
-        <w:t xml:space="preserve">MainWindow (компоновка, создание экземпляров всех панелей и контроллера, связывание сигналов/событий),</w:t>
-      </w:r>
-    </w:p>
-    <w:p>
-      <w:pPr>
-        <w:spacing w:line="360" w:lineRule="auto"/>
-        <w:ind w:left="1440" w:firstLine="0"/>
-        <w:rPr>
-          <w:rFonts w:ascii="Times New Roman" w:cs="Times New Roman" w:eastAsia="Times New Roman" w:hAnsi="Times New Roman"/>
-          <w:sz w:val="28"/>
-          <w:szCs w:val="28"/>
-        </w:rPr>
-      </w:pPr>
-      <w:bookmarkStart w:colFirst="0" w:colLast="0" w:name="_xoownxl2nqea" w:id="87"/>
-      <w:bookmarkEnd w:id="87"/>
-      <w:r>
-        <w:rPr>
-          <w:rFonts w:ascii="Times New Roman" w:cs="Times New Roman" w:eastAsia="Times New Roman" w:hAnsi="Times New Roman"/>
-          <w:sz w:val="28"/>
-          <w:szCs w:val="28"/>
-          <w:rtl w:val="0"/>
-        </w:rPr>
-        <w:tab/>
-        <w:t xml:space="preserve">GraphEditor(отрисовка графа, методы взаимодействия с контроллером, режимы EditorMode, обработка событий мыши),</w:t>
-      </w:r>
-    </w:p>
-    <w:p>
-      <w:pPr>
-        <w:spacing w:line="360" w:lineRule="auto"/>
-        <w:ind w:left="1440" w:firstLine="0"/>
-        <w:rPr>
-          <w:rFonts w:ascii="Times New Roman" w:cs="Times New Roman" w:eastAsia="Times New Roman" w:hAnsi="Times New Roman"/>
-          <w:sz w:val="28"/>
-          <w:szCs w:val="28"/>
-        </w:rPr>
-      </w:pPr>
-      <w:bookmarkStart w:colFirst="0" w:colLast="0" w:name="_dqgcaiouq85a" w:id="88"/>
-      <w:bookmarkEnd w:id="88"/>
-      <w:r>
-        <w:rPr>
-          <w:rFonts w:ascii="Times New Roman" w:cs="Times New Roman" w:eastAsia="Times New Roman" w:hAnsi="Times New Roman"/>
-          <w:sz w:val="28"/>
-          <w:szCs w:val="28"/>
-          <w:rtl w:val="0"/>
-        </w:rPr>
-        <w:tab/>
-        <w:t xml:space="preserve">MatrixPanel(отображение таблицы, методы drawMatrix, updateCell, highlightCell, clearHighlight, автоматическое обновление при изменении матрицы через контроллер),</w:t>
-      </w:r>
-    </w:p>
-    <w:p>
-      <w:pPr>
-        <w:spacing w:line="360" w:lineRule="auto"/>
-        <w:ind w:left="1440" w:firstLine="0"/>
-        <w:rPr>
-          <w:rFonts w:ascii="Times New Roman" w:cs="Times New Roman" w:eastAsia="Times New Roman" w:hAnsi="Times New Roman"/>
-          <w:sz w:val="28"/>
-          <w:szCs w:val="28"/>
-        </w:rPr>
-      </w:pPr>
-      <w:bookmarkStart w:colFirst="0" w:colLast="0" w:name="_5hna5a5dukhw" w:id="89"/>
-      <w:bookmarkEnd w:id="89"/>
-      <w:r>
-        <w:rPr>
-          <w:rFonts w:ascii="Times New Roman" w:cs="Times New Roman" w:eastAsia="Times New Roman" w:hAnsi="Times New Roman"/>
-          <w:sz w:val="28"/>
-          <w:szCs w:val="28"/>
-          <w:rtl w:val="0"/>
-        </w:rPr>
-        <w:tab/>
-        <w:t xml:space="preserve">LogPanel(многострочное текстовое поле, методы addMessage, clear)</w:t>
-      </w:r>
-    </w:p>
-    <w:p>
-      <w:pPr>
-        <w:spacing w:line="360" w:lineRule="auto"/>
-        <w:ind w:left="1440" w:firstLine="0"/>
-        <w:rPr>
-          <w:rFonts w:ascii="Times New Roman" w:cs="Times New Roman" w:eastAsia="Times New Roman" w:hAnsi="Times New Roman"/>
-          <w:sz w:val="28"/>
-          <w:szCs w:val="28"/>
-        </w:rPr>
-      </w:pPr>
-      <w:bookmarkStart w:colFirst="0" w:colLast="0" w:name="_hish396dpf66" w:id="90"/>
-      <w:bookmarkEnd w:id="90"/>
-      <w:r>
-        <w:rPr>
-          <w:rFonts w:ascii="Times New Roman" w:cs="Times New Roman" w:eastAsia="Times New Roman" w:hAnsi="Times New Roman"/>
-          <w:sz w:val="28"/>
-          <w:szCs w:val="28"/>
-          <w:rtl w:val="0"/>
-        </w:rPr>
-        <w:tab/>
-        <w:t xml:space="preserve">ControlPanel (кнопки, методы-обработчики, блокировка/разблокировка кнопок)</w:t>
+        <w:spacing w:after="0" w:afterAutospacing="0" w:before="0" w:beforeAutospacing="0" w:line="336" w:lineRule="auto"/>
+        <w:ind w:left="720" w:hanging="360"/>
+        <w:rPr>
+          <w:rFonts w:ascii="Times New Roman" w:cs="Times New Roman" w:eastAsia="Times New Roman" w:hAnsi="Times New Roman"/>
+          <w:sz w:val="28"/>
+          <w:szCs w:val="28"/>
+        </w:rPr>
+      </w:pPr>
+      <w:bookmarkStart w:colFirst="0" w:colLast="0" w:name="_ubxs7q45nmrx" w:id="41"/>
+      <w:bookmarkEnd w:id="41"/>
+      <w:r>
+        <w:rPr>
+          <w:rFonts w:ascii="Times New Roman" w:cs="Times New Roman" w:eastAsia="Times New Roman" w:hAnsi="Times New Roman"/>
+          <w:sz w:val="28"/>
+          <w:szCs w:val="28"/>
+          <w:rtl w:val="0"/>
+        </w:rPr>
+        <w:t xml:space="preserve">переход к следующему и предыдущему шагу;</w:t>
       </w:r>
     </w:p>
     <w:p>
@@ -4853,25 +3443,24 @@
           <w:ilvl w:val="0"/>
           <w:numId w:val="3"/>
         </w:numPr>
-        <w:spacing w:line="360" w:lineRule="auto"/>
-        <w:ind w:left="1133.858267716535" w:hanging="360"/>
-        <w:rPr>
-          <w:rFonts w:ascii="Times New Roman" w:cs="Times New Roman" w:eastAsia="Times New Roman" w:hAnsi="Times New Roman"/>
-          <w:sz w:val="28"/>
-          <w:szCs w:val="28"/>
-          <w:u w:val="none"/>
-        </w:rPr>
-      </w:pPr>
-      <w:bookmarkStart w:colFirst="0" w:colLast="0" w:name="_mdrzrfbs98pe" w:id="91"/>
-      <w:bookmarkEnd w:id="91"/>
-      <w:r>
-        <w:rPr>
-          <w:rFonts w:ascii="Times New Roman" w:cs="Times New Roman" w:eastAsia="Times New Roman" w:hAnsi="Times New Roman"/>
-          <w:sz w:val="28"/>
-          <w:szCs w:val="28"/>
-          <w:rtl w:val="0"/>
-        </w:rPr>
-        <w:t xml:space="preserve">Сборка и сдача прототипа</w:t>
+        <w:spacing w:after="0" w:afterAutospacing="0" w:before="0" w:beforeAutospacing="0" w:line="336" w:lineRule="auto"/>
+        <w:ind w:left="720" w:hanging="360"/>
+        <w:rPr>
+          <w:rFonts w:ascii="Times New Roman" w:cs="Times New Roman" w:eastAsia="Times New Roman" w:hAnsi="Times New Roman"/>
+          <w:sz w:val="28"/>
+          <w:szCs w:val="28"/>
+        </w:rPr>
+      </w:pPr>
+      <w:bookmarkStart w:colFirst="0" w:colLast="0" w:name="_ubxs7q45nmrx" w:id="41"/>
+      <w:bookmarkEnd w:id="41"/>
+      <w:r>
+        <w:rPr>
+          <w:rFonts w:ascii="Times New Roman" w:cs="Times New Roman" w:eastAsia="Times New Roman" w:hAnsi="Times New Roman"/>
+          <w:sz w:val="28"/>
+          <w:szCs w:val="28"/>
+          <w:rtl w:val="0"/>
+        </w:rPr>
+        <w:t xml:space="preserve">синхронное обновление отображения графа, матрицы расстояний и текстового журнала;</w:t>
       </w:r>
     </w:p>
     <w:p>
@@ -4880,179 +3469,24 @@
           <w:ilvl w:val="0"/>
           <w:numId w:val="3"/>
         </w:numPr>
-        <w:spacing w:line="360" w:lineRule="auto"/>
-        <w:ind w:left="1133.858267716535" w:hanging="360"/>
-        <w:rPr>
-          <w:rFonts w:ascii="Times New Roman" w:cs="Times New Roman" w:eastAsia="Times New Roman" w:hAnsi="Times New Roman"/>
-          <w:sz w:val="28"/>
-          <w:szCs w:val="28"/>
-          <w:u w:val="none"/>
-        </w:rPr>
-      </w:pPr>
-      <w:bookmarkStart w:colFirst="0" w:colLast="0" w:name="_14u9wnb1b7ib" w:id="92"/>
-      <w:bookmarkEnd w:id="92"/>
-      <w:r>
-        <w:rPr>
-          <w:rFonts w:ascii="Times New Roman" w:cs="Times New Roman" w:eastAsia="Times New Roman" w:hAnsi="Times New Roman"/>
-          <w:sz w:val="28"/>
-          <w:szCs w:val="28"/>
-          <w:rtl w:val="0"/>
-        </w:rPr>
-        <w:t xml:space="preserve">Шестой этап предпологает доработку функционала и улучшение визуализации. Включает:</w:t>
-      </w:r>
-    </w:p>
-    <w:p>
-      <w:pPr>
-        <w:spacing w:line="360" w:lineRule="auto"/>
-        <w:ind w:left="1440" w:firstLine="0"/>
-        <w:rPr>
-          <w:rFonts w:ascii="Times New Roman" w:cs="Times New Roman" w:eastAsia="Times New Roman" w:hAnsi="Times New Roman"/>
-          <w:sz w:val="28"/>
-          <w:szCs w:val="28"/>
-        </w:rPr>
-      </w:pPr>
-      <w:bookmarkStart w:colFirst="0" w:colLast="0" w:name="_tbws92xeu8ja" w:id="93"/>
-      <w:bookmarkEnd w:id="93"/>
-      <w:r>
-        <w:rPr>
-          <w:rFonts w:ascii="Times New Roman" w:cs="Times New Roman" w:eastAsia="Times New Roman" w:hAnsi="Times New Roman"/>
-          <w:sz w:val="28"/>
-          <w:szCs w:val="28"/>
-          <w:rtl w:val="0"/>
-        </w:rPr>
-        <w:t xml:space="preserve">Валидацию ввода весов ребёр,</w:t>
-      </w:r>
-    </w:p>
-    <w:p>
-      <w:pPr>
-        <w:spacing w:line="360" w:lineRule="auto"/>
-        <w:ind w:left="1440" w:firstLine="0"/>
-        <w:rPr>
-          <w:rFonts w:ascii="Times New Roman" w:cs="Times New Roman" w:eastAsia="Times New Roman" w:hAnsi="Times New Roman"/>
-          <w:sz w:val="28"/>
-          <w:szCs w:val="28"/>
-        </w:rPr>
-      </w:pPr>
-      <w:bookmarkStart w:colFirst="0" w:colLast="0" w:name="_jw3k4xjocazy" w:id="94"/>
-      <w:bookmarkEnd w:id="94"/>
-      <w:r>
-        <w:rPr>
-          <w:rFonts w:ascii="Times New Roman" w:cs="Times New Roman" w:eastAsia="Times New Roman" w:hAnsi="Times New Roman"/>
-          <w:sz w:val="28"/>
-          <w:szCs w:val="28"/>
-          <w:rtl w:val="0"/>
-        </w:rPr>
-        <w:t xml:space="preserve">Подтверждение удаления вершины (если есть рёбра),</w:t>
-      </w:r>
-    </w:p>
-    <w:p>
-      <w:pPr>
-        <w:spacing w:line="360" w:lineRule="auto"/>
-        <w:ind w:left="1440" w:firstLine="0"/>
-        <w:rPr>
-          <w:rFonts w:ascii="Times New Roman" w:cs="Times New Roman" w:eastAsia="Times New Roman" w:hAnsi="Times New Roman"/>
-          <w:sz w:val="28"/>
-          <w:szCs w:val="28"/>
-        </w:rPr>
-      </w:pPr>
-      <w:bookmarkStart w:colFirst="0" w:colLast="0" w:name="_f9ssszxus4jv" w:id="95"/>
-      <w:bookmarkEnd w:id="95"/>
-      <w:r>
-        <w:rPr>
-          <w:rFonts w:ascii="Times New Roman" w:cs="Times New Roman" w:eastAsia="Times New Roman" w:hAnsi="Times New Roman"/>
-          <w:sz w:val="28"/>
-          <w:szCs w:val="28"/>
-          <w:rtl w:val="0"/>
-        </w:rPr>
-        <w:t xml:space="preserve">Автоматическое центрирование графа при загрузке,</w:t>
-      </w:r>
-    </w:p>
-    <w:p>
-      <w:pPr>
-        <w:spacing w:line="360" w:lineRule="auto"/>
-        <w:ind w:left="1440" w:firstLine="0"/>
-        <w:rPr>
-          <w:rFonts w:ascii="Times New Roman" w:cs="Times New Roman" w:eastAsia="Times New Roman" w:hAnsi="Times New Roman"/>
-          <w:sz w:val="28"/>
-          <w:szCs w:val="28"/>
-        </w:rPr>
-      </w:pPr>
-      <w:bookmarkStart w:colFirst="0" w:colLast="0" w:name="_s9fraknlxl0q" w:id="96"/>
-      <w:bookmarkEnd w:id="96"/>
-      <w:r>
-        <w:rPr>
-          <w:rFonts w:ascii="Times New Roman" w:cs="Times New Roman" w:eastAsia="Times New Roman" w:hAnsi="Times New Roman"/>
-          <w:sz w:val="28"/>
-          <w:szCs w:val="28"/>
-          <w:rtl w:val="0"/>
-        </w:rPr>
-        <w:t xml:space="preserve">Блокировка редактирования графа во время выполнения алгоритма,</w:t>
-      </w:r>
-    </w:p>
-    <w:p>
-      <w:pPr>
-        <w:spacing w:line="360" w:lineRule="auto"/>
-        <w:ind w:left="1440" w:firstLine="0"/>
-        <w:rPr>
-          <w:rFonts w:ascii="Times New Roman" w:cs="Times New Roman" w:eastAsia="Times New Roman" w:hAnsi="Times New Roman"/>
-          <w:sz w:val="28"/>
-          <w:szCs w:val="28"/>
-        </w:rPr>
-      </w:pPr>
-      <w:bookmarkStart w:colFirst="0" w:colLast="0" w:name="_atzpd3n8ovhi" w:id="97"/>
-      <w:bookmarkEnd w:id="97"/>
-      <w:r>
-        <w:rPr>
-          <w:rFonts w:ascii="Times New Roman" w:cs="Times New Roman" w:eastAsia="Times New Roman" w:hAnsi="Times New Roman"/>
-          <w:sz w:val="28"/>
-          <w:szCs w:val="28"/>
-          <w:rtl w:val="0"/>
-        </w:rPr>
-        <w:t xml:space="preserve">Отображение текущего шага (номер шага),</w:t>
-      </w:r>
-    </w:p>
-    <w:p>
-      <w:pPr>
-        <w:spacing w:line="360" w:lineRule="auto"/>
-        <w:ind w:left="1440" w:firstLine="0"/>
-        <w:rPr>
-          <w:rFonts w:ascii="Times New Roman" w:cs="Times New Roman" w:eastAsia="Times New Roman" w:hAnsi="Times New Roman"/>
-          <w:sz w:val="28"/>
-          <w:szCs w:val="28"/>
-        </w:rPr>
-      </w:pPr>
-      <w:bookmarkStart w:colFirst="0" w:colLast="0" w:name="_mnye59uf1fqk" w:id="98"/>
-      <w:bookmarkEnd w:id="98"/>
-      <w:r>
-        <w:rPr>
-          <w:rFonts w:ascii="Times New Roman" w:cs="Times New Roman" w:eastAsia="Times New Roman" w:hAnsi="Times New Roman"/>
-          <w:sz w:val="28"/>
-          <w:szCs w:val="28"/>
-          <w:rtl w:val="0"/>
-        </w:rPr>
-        <w:t xml:space="preserve">Добавление информации об авторах (диалоговое окно),</w:t>
-      </w:r>
-    </w:p>
-    <w:p>
-      <w:pPr>
-        <w:spacing w:line="360" w:lineRule="auto"/>
-        <w:ind w:left="1440" w:firstLine="0"/>
-        <w:rPr>
-          <w:rFonts w:ascii="Times New Roman" w:cs="Times New Roman" w:eastAsia="Times New Roman" w:hAnsi="Times New Roman"/>
-          <w:sz w:val="28"/>
-          <w:szCs w:val="28"/>
-        </w:rPr>
-      </w:pPr>
-      <w:bookmarkStart w:colFirst="0" w:colLast="0" w:name="_tyc0ttx8ob6p" w:id="99"/>
-      <w:bookmarkEnd w:id="99"/>
-      <w:r>
-        <w:rPr>
-          <w:rFonts w:ascii="Times New Roman" w:cs="Times New Roman" w:eastAsia="Times New Roman" w:hAnsi="Times New Roman"/>
-          <w:sz w:val="28"/>
-          <w:szCs w:val="28"/>
-          <w:rtl w:val="0"/>
-        </w:rPr>
-        <w:t xml:space="preserve">Улучшение подсветки (цвета для рассматриваемых и изменяемых элементов).</w:t>
+        <w:spacing w:after="0" w:afterAutospacing="0" w:before="0" w:beforeAutospacing="0" w:line="336" w:lineRule="auto"/>
+        <w:ind w:left="720" w:hanging="360"/>
+        <w:rPr>
+          <w:rFonts w:ascii="Times New Roman" w:cs="Times New Roman" w:eastAsia="Times New Roman" w:hAnsi="Times New Roman"/>
+          <w:sz w:val="28"/>
+          <w:szCs w:val="28"/>
+        </w:rPr>
+      </w:pPr>
+      <w:bookmarkStart w:colFirst="0" w:colLast="0" w:name="_ubxs7q45nmrx" w:id="41"/>
+      <w:bookmarkEnd w:id="41"/>
+      <w:r>
+        <w:rPr>
+          <w:rFonts w:ascii="Times New Roman" w:cs="Times New Roman" w:eastAsia="Times New Roman" w:hAnsi="Times New Roman"/>
+          <w:sz w:val="28"/>
+          <w:szCs w:val="28"/>
+          <w:rtl w:val="0"/>
+        </w:rPr>
+        <w:t xml:space="preserve">подсветка текущих вершин, рёбер и элементов матрицы;</w:t>
       </w:r>
     </w:p>
     <w:p>
@@ -5061,25 +3495,24 @@
           <w:ilvl w:val="0"/>
           <w:numId w:val="3"/>
         </w:numPr>
-        <w:spacing w:line="360" w:lineRule="auto"/>
-        <w:ind w:left="1133.858267716535" w:hanging="360"/>
-        <w:rPr>
-          <w:rFonts w:ascii="Times New Roman" w:cs="Times New Roman" w:eastAsia="Times New Roman" w:hAnsi="Times New Roman"/>
-          <w:sz w:val="28"/>
-          <w:szCs w:val="28"/>
-          <w:u w:val="none"/>
-        </w:rPr>
-      </w:pPr>
-      <w:bookmarkStart w:colFirst="0" w:colLast="0" w:name="_5lji2znk1kss" w:id="100"/>
-      <w:bookmarkEnd w:id="100"/>
-      <w:r>
-        <w:rPr>
-          <w:rFonts w:ascii="Times New Roman" w:cs="Times New Roman" w:eastAsia="Times New Roman" w:hAnsi="Times New Roman"/>
-          <w:sz w:val="28"/>
-          <w:szCs w:val="28"/>
-          <w:rtl w:val="0"/>
-        </w:rPr>
-        <w:t xml:space="preserve">Сдача первой версии.</w:t>
+        <w:spacing w:after="0" w:afterAutospacing="0" w:before="0" w:beforeAutospacing="0" w:line="336" w:lineRule="auto"/>
+        <w:ind w:left="720" w:hanging="360"/>
+        <w:rPr>
+          <w:rFonts w:ascii="Times New Roman" w:cs="Times New Roman" w:eastAsia="Times New Roman" w:hAnsi="Times New Roman"/>
+          <w:sz w:val="28"/>
+          <w:szCs w:val="28"/>
+        </w:rPr>
+      </w:pPr>
+      <w:bookmarkStart w:colFirst="0" w:colLast="0" w:name="_ubxs7q45nmrx" w:id="41"/>
+      <w:bookmarkEnd w:id="41"/>
+      <w:r>
+        <w:rPr>
+          <w:rFonts w:ascii="Times New Roman" w:cs="Times New Roman" w:eastAsia="Times New Roman" w:hAnsi="Times New Roman"/>
+          <w:sz w:val="28"/>
+          <w:szCs w:val="28"/>
+          <w:rtl w:val="0"/>
+        </w:rPr>
+        <w:t xml:space="preserve">отображение текстовой информации о ходе выполнения алгоритма;</w:t>
       </w:r>
     </w:p>
     <w:p>
@@ -5088,161 +3521,342 @@
           <w:ilvl w:val="0"/>
           <w:numId w:val="3"/>
         </w:numPr>
-        <w:spacing w:line="360" w:lineRule="auto"/>
-        <w:ind w:left="1133.858267716535" w:hanging="360"/>
-        <w:rPr>
-          <w:rFonts w:ascii="Times New Roman" w:cs="Times New Roman" w:eastAsia="Times New Roman" w:hAnsi="Times New Roman"/>
-          <w:sz w:val="28"/>
-          <w:szCs w:val="28"/>
-          <w:u w:val="none"/>
-        </w:rPr>
-      </w:pPr>
-      <w:bookmarkStart w:colFirst="0" w:colLast="0" w:name="_kkrwyz6t02t4" w:id="101"/>
-      <w:bookmarkEnd w:id="101"/>
-      <w:r>
-        <w:rPr>
-          <w:rFonts w:ascii="Times New Roman" w:cs="Times New Roman" w:eastAsia="Times New Roman" w:hAnsi="Times New Roman"/>
-          <w:sz w:val="28"/>
-          <w:szCs w:val="28"/>
-          <w:rtl w:val="0"/>
-        </w:rPr>
-        <w:t xml:space="preserve">Восьмой этап включает:</w:t>
-      </w:r>
-    </w:p>
-    <w:p>
-      <w:pPr>
-        <w:spacing w:line="360" w:lineRule="auto"/>
-        <w:ind w:left="1440" w:firstLine="0"/>
-        <w:rPr>
-          <w:rFonts w:ascii="Times New Roman" w:cs="Times New Roman" w:eastAsia="Times New Roman" w:hAnsi="Times New Roman"/>
-          <w:sz w:val="28"/>
-          <w:szCs w:val="28"/>
-        </w:rPr>
-      </w:pPr>
-      <w:bookmarkStart w:colFirst="0" w:colLast="0" w:name="_63axde0jpbk" w:id="102"/>
-      <w:bookmarkEnd w:id="102"/>
-      <w:r>
-        <w:rPr>
-          <w:rFonts w:ascii="Times New Roman" w:cs="Times New Roman" w:eastAsia="Times New Roman" w:hAnsi="Times New Roman"/>
-          <w:sz w:val="28"/>
-          <w:szCs w:val="28"/>
-          <w:rtl w:val="0"/>
-        </w:rPr>
-        <w:tab/>
-        <w:t xml:space="preserve">Улучшение интерфейса,</w:t>
-      </w:r>
-    </w:p>
-    <w:p>
-      <w:pPr>
-        <w:spacing w:line="360" w:lineRule="auto"/>
-        <w:ind w:left="1440" w:firstLine="0"/>
-        <w:rPr>
-          <w:rFonts w:ascii="Times New Roman" w:cs="Times New Roman" w:eastAsia="Times New Roman" w:hAnsi="Times New Roman"/>
-          <w:sz w:val="28"/>
-          <w:szCs w:val="28"/>
-        </w:rPr>
-      </w:pPr>
-      <w:bookmarkStart w:colFirst="0" w:colLast="0" w:name="_nleh74281haa" w:id="103"/>
-      <w:bookmarkEnd w:id="103"/>
-      <w:r>
-        <w:rPr>
-          <w:rFonts w:ascii="Times New Roman" w:cs="Times New Roman" w:eastAsia="Times New Roman" w:hAnsi="Times New Roman"/>
-          <w:sz w:val="28"/>
-          <w:szCs w:val="28"/>
-          <w:rtl w:val="0"/>
-        </w:rPr>
-        <w:tab/>
-        <w:t xml:space="preserve">Оптимизацию производительности,</w:t>
-      </w:r>
-    </w:p>
-    <w:p>
-      <w:pPr>
-        <w:spacing w:line="360" w:lineRule="auto"/>
-        <w:ind w:left="1440" w:firstLine="0"/>
-        <w:rPr>
-          <w:rFonts w:ascii="Times New Roman" w:cs="Times New Roman" w:eastAsia="Times New Roman" w:hAnsi="Times New Roman"/>
-          <w:sz w:val="28"/>
-          <w:szCs w:val="28"/>
-        </w:rPr>
-      </w:pPr>
-      <w:bookmarkStart w:colFirst="0" w:colLast="0" w:name="_c7grhl7qa04i" w:id="104"/>
-      <w:bookmarkEnd w:id="104"/>
-      <w:r>
-        <w:rPr>
-          <w:rFonts w:ascii="Times New Roman" w:cs="Times New Roman" w:eastAsia="Times New Roman" w:hAnsi="Times New Roman"/>
-          <w:sz w:val="28"/>
-          <w:szCs w:val="28"/>
-          <w:rtl w:val="0"/>
-        </w:rPr>
-        <w:tab/>
-        <w:t xml:space="preserve">Полное тестирование всех сценариев и исправление всех обнаруженных ошибок,</w:t>
-      </w:r>
-    </w:p>
-    <w:p>
-      <w:pPr>
-        <w:spacing w:line="360" w:lineRule="auto"/>
-        <w:ind w:left="1440" w:firstLine="0"/>
-        <w:rPr>
-          <w:rFonts w:ascii="Times New Roman" w:cs="Times New Roman" w:eastAsia="Times New Roman" w:hAnsi="Times New Roman"/>
-          <w:sz w:val="28"/>
-          <w:szCs w:val="28"/>
-        </w:rPr>
-      </w:pPr>
-      <w:bookmarkStart w:colFirst="0" w:colLast="0" w:name="_zactvwysudoq" w:id="105"/>
-      <w:bookmarkEnd w:id="105"/>
-      <w:r>
-        <w:rPr>
-          <w:rFonts w:ascii="Times New Roman" w:cs="Times New Roman" w:eastAsia="Times New Roman" w:hAnsi="Times New Roman"/>
-          <w:sz w:val="28"/>
-          <w:szCs w:val="28"/>
-          <w:rtl w:val="0"/>
-        </w:rPr>
-        <w:tab/>
-        <w:t xml:space="preserve">Написание отчета.</w:t>
+        <w:spacing w:after="240" w:before="0" w:beforeAutospacing="0" w:line="336" w:lineRule="auto"/>
+        <w:ind w:left="720" w:hanging="360"/>
+        <w:rPr>
+          <w:rFonts w:ascii="Times New Roman" w:cs="Times New Roman" w:eastAsia="Times New Roman" w:hAnsi="Times New Roman"/>
+          <w:sz w:val="28"/>
+          <w:szCs w:val="28"/>
+        </w:rPr>
+      </w:pPr>
+      <w:bookmarkStart w:colFirst="0" w:colLast="0" w:name="_ubxs7q45nmrx" w:id="41"/>
+      <w:bookmarkEnd w:id="41"/>
+      <w:r>
+        <w:rPr>
+          <w:rFonts w:ascii="Times New Roman" w:cs="Times New Roman" w:eastAsia="Times New Roman" w:hAnsi="Times New Roman"/>
+          <w:sz w:val="28"/>
+          <w:szCs w:val="28"/>
+          <w:rtl w:val="0"/>
+        </w:rPr>
+        <w:t xml:space="preserve">сброс выполнения алгоритма и возврат к исходному состоянию.</w:t>
+      </w:r>
+    </w:p>
+    <w:p>
+      <w:pPr>
+        <w:spacing w:after="240" w:before="240" w:line="336" w:lineRule="auto"/>
+        <w:rPr>
+          <w:rFonts w:ascii="Times New Roman" w:cs="Times New Roman" w:eastAsia="Times New Roman" w:hAnsi="Times New Roman"/>
+          <w:sz w:val="28"/>
+          <w:szCs w:val="28"/>
+        </w:rPr>
+      </w:pPr>
+      <w:bookmarkStart w:colFirst="0" w:colLast="0" w:name="_1y9s1k98nd2y" w:id="42"/>
+      <w:bookmarkEnd w:id="42"/>
+      <w:r>
+        <w:rPr>
+          <w:rFonts w:ascii="Times New Roman" w:cs="Times New Roman" w:eastAsia="Times New Roman" w:hAnsi="Times New Roman"/>
+          <w:sz w:val="28"/>
+          <w:szCs w:val="28"/>
+          <w:rtl w:val="0"/>
+        </w:rPr>
+        <w:t xml:space="preserve">Предполагаемое распределение ролей участников на третьем этапе:</w:t>
+      </w:r>
+    </w:p>
+    <w:p>
+      <w:pPr>
+        <w:spacing w:after="240" w:before="240" w:line="336" w:lineRule="auto"/>
+        <w:rPr>
+          <w:rFonts w:ascii="Times New Roman" w:cs="Times New Roman" w:eastAsia="Times New Roman" w:hAnsi="Times New Roman"/>
+          <w:sz w:val="28"/>
+          <w:szCs w:val="28"/>
+        </w:rPr>
+      </w:pPr>
+      <w:bookmarkStart w:colFirst="0" w:colLast="0" w:name="_u3x6ig820l" w:id="43"/>
+      <w:bookmarkEnd w:id="43"/>
+      <w:r>
+        <w:rPr>
+          <w:rFonts w:ascii="Times New Roman" w:cs="Times New Roman" w:eastAsia="Times New Roman" w:hAnsi="Times New Roman"/>
+          <w:sz w:val="28"/>
+          <w:szCs w:val="28"/>
+          <w:rtl w:val="0"/>
+        </w:rPr>
+        <w:t xml:space="preserve">Ксения - класс GraphIO, Данил и Зарина - классы EditorMode и VisualizationController. Однако в ходе разработки планируется совместное обсуждение и работа над всеми классами и возможны корректировки ролей участников.</w:t>
+      </w:r>
+      <w:r>
+        <w:rPr>
+          <w:rtl w:val="0"/>
+        </w:rPr>
+      </w:r>
+    </w:p>
+    <w:p>
+      <w:pPr>
+        <w:spacing w:after="240" w:before="240" w:line="336" w:lineRule="auto"/>
+        <w:rPr>
+          <w:rFonts w:ascii="Times New Roman" w:cs="Times New Roman" w:eastAsia="Times New Roman" w:hAnsi="Times New Roman"/>
+          <w:sz w:val="28"/>
+          <w:szCs w:val="28"/>
+        </w:rPr>
+      </w:pPr>
+      <w:bookmarkStart w:colFirst="0" w:colLast="0" w:name="_ubxs7q45nmrx" w:id="41"/>
+      <w:bookmarkEnd w:id="41"/>
+      <w:r>
+        <w:rPr>
+          <w:rFonts w:ascii="Times New Roman" w:cs="Times New Roman" w:eastAsia="Times New Roman" w:hAnsi="Times New Roman"/>
+          <w:sz w:val="28"/>
+          <w:szCs w:val="28"/>
+          <w:rtl w:val="0"/>
+        </w:rPr>
+        <w:t xml:space="preserve">Четвёртый этап (разработка финальной версии) является заключительным и предусматривает финальную доработку и правки.</w:t>
+      </w:r>
+    </w:p>
+    <w:p>
+      <w:pPr>
+        <w:spacing w:after="240" w:before="240" w:line="336" w:lineRule="auto"/>
+        <w:rPr>
+          <w:rFonts w:ascii="Times New Roman" w:cs="Times New Roman" w:eastAsia="Times New Roman" w:hAnsi="Times New Roman"/>
+          <w:sz w:val="28"/>
+          <w:szCs w:val="28"/>
+        </w:rPr>
+      </w:pPr>
+      <w:bookmarkStart w:colFirst="0" w:colLast="0" w:name="_ubxs7q45nmrx" w:id="41"/>
+      <w:bookmarkEnd w:id="41"/>
+      <w:r>
+        <w:rPr>
+          <w:rFonts w:ascii="Times New Roman" w:cs="Times New Roman" w:eastAsia="Times New Roman" w:hAnsi="Times New Roman"/>
+          <w:sz w:val="28"/>
+          <w:szCs w:val="28"/>
+          <w:rtl w:val="0"/>
+        </w:rPr>
+        <w:t xml:space="preserve">На данном этапе планируется реализовать:</w:t>
       </w:r>
     </w:p>
     <w:p>
       <w:pPr>
         <w:numPr>
           <w:ilvl w:val="0"/>
-          <w:numId w:val="3"/>
+          <w:numId w:val="4"/>
         </w:numPr>
-        <w:spacing w:line="360" w:lineRule="auto"/>
-        <w:ind w:left="1133.858267716535" w:hanging="360"/>
-        <w:rPr>
-          <w:rFonts w:ascii="Times New Roman" w:cs="Times New Roman" w:eastAsia="Times New Roman" w:hAnsi="Times New Roman"/>
-          <w:sz w:val="28"/>
-          <w:szCs w:val="28"/>
-          <w:u w:val="none"/>
-        </w:rPr>
-      </w:pPr>
-      <w:bookmarkStart w:colFirst="0" w:colLast="0" w:name="_cepmong3o8o4" w:id="106"/>
-      <w:bookmarkEnd w:id="106"/>
-      <w:r>
-        <w:rPr>
-          <w:rFonts w:ascii="Times New Roman" w:cs="Times New Roman" w:eastAsia="Times New Roman" w:hAnsi="Times New Roman"/>
-          <w:sz w:val="28"/>
-          <w:szCs w:val="28"/>
-          <w:rtl w:val="0"/>
-        </w:rPr>
-        <w:t xml:space="preserve"> Сдача финальной версии и отчета.</w:t>
-      </w:r>
-    </w:p>
-    <w:p>
-      <w:pPr>
-        <w:spacing w:line="360" w:lineRule="auto"/>
-        <w:rPr>
-          <w:rFonts w:ascii="Times New Roman" w:cs="Times New Roman" w:eastAsia="Times New Roman" w:hAnsi="Times New Roman"/>
-          <w:sz w:val="28"/>
-          <w:szCs w:val="28"/>
-        </w:rPr>
-      </w:pPr>
-      <w:bookmarkStart w:colFirst="0" w:colLast="0" w:name="_dvvk7dalumu6" w:id="107"/>
-      <w:bookmarkEnd w:id="107"/>
-      <w:r>
-        <w:rPr>
-          <w:rtl w:val="0"/>
-        </w:rPr>
+        <w:spacing w:after="0" w:afterAutospacing="0" w:before="240" w:line="336" w:lineRule="auto"/>
+        <w:ind w:left="720" w:hanging="360"/>
+        <w:rPr>
+          <w:rFonts w:ascii="Times New Roman" w:cs="Times New Roman" w:eastAsia="Times New Roman" w:hAnsi="Times New Roman"/>
+          <w:sz w:val="28"/>
+          <w:szCs w:val="28"/>
+        </w:rPr>
+      </w:pPr>
+      <w:bookmarkStart w:colFirst="0" w:colLast="0" w:name="_ubxs7q45nmrx" w:id="41"/>
+      <w:bookmarkEnd w:id="41"/>
+      <w:r>
+        <w:rPr>
+          <w:rFonts w:ascii="Times New Roman" w:cs="Times New Roman" w:eastAsia="Times New Roman" w:hAnsi="Times New Roman"/>
+          <w:sz w:val="28"/>
+          <w:szCs w:val="28"/>
+          <w:rtl w:val="0"/>
+        </w:rPr>
+        <w:t xml:space="preserve">доработка пользовательского интерфейса до окончальтельного</w:t>
+      </w:r>
+    </w:p>
+    <w:p>
+      <w:pPr>
+        <w:numPr>
+          <w:ilvl w:val="0"/>
+          <w:numId w:val="4"/>
+        </w:numPr>
+        <w:spacing w:after="0" w:afterAutospacing="0" w:before="0" w:beforeAutospacing="0" w:line="336" w:lineRule="auto"/>
+        <w:ind w:left="720" w:hanging="360"/>
+        <w:rPr>
+          <w:rFonts w:ascii="Times New Roman" w:cs="Times New Roman" w:eastAsia="Times New Roman" w:hAnsi="Times New Roman"/>
+          <w:sz w:val="28"/>
+          <w:szCs w:val="28"/>
+        </w:rPr>
+      </w:pPr>
+      <w:bookmarkStart w:colFirst="0" w:colLast="0" w:name="_ubxs7q45nmrx" w:id="41"/>
+      <w:bookmarkEnd w:id="41"/>
+      <w:r>
+        <w:rPr>
+          <w:rFonts w:ascii="Times New Roman" w:cs="Times New Roman" w:eastAsia="Times New Roman" w:hAnsi="Times New Roman"/>
+          <w:sz w:val="28"/>
+          <w:szCs w:val="28"/>
+          <w:rtl w:val="0"/>
+        </w:rPr>
+        <w:t xml:space="preserve">проверку корректности вводимых пользователем данных, включая валидацию весов рёбер;</w:t>
+      </w:r>
+    </w:p>
+    <w:p>
+      <w:pPr>
+        <w:numPr>
+          <w:ilvl w:val="0"/>
+          <w:numId w:val="4"/>
+        </w:numPr>
+        <w:spacing w:after="0" w:afterAutospacing="0" w:before="0" w:beforeAutospacing="0" w:line="336" w:lineRule="auto"/>
+        <w:ind w:left="720" w:hanging="360"/>
+        <w:rPr>
+          <w:rFonts w:ascii="Times New Roman" w:cs="Times New Roman" w:eastAsia="Times New Roman" w:hAnsi="Times New Roman"/>
+          <w:sz w:val="28"/>
+          <w:szCs w:val="28"/>
+        </w:rPr>
+      </w:pPr>
+      <w:bookmarkStart w:colFirst="0" w:colLast="0" w:name="_ubxs7q45nmrx" w:id="41"/>
+      <w:bookmarkEnd w:id="41"/>
+      <w:r>
+        <w:rPr>
+          <w:rFonts w:ascii="Times New Roman" w:cs="Times New Roman" w:eastAsia="Times New Roman" w:hAnsi="Times New Roman"/>
+          <w:sz w:val="28"/>
+          <w:szCs w:val="28"/>
+          <w:rtl w:val="0"/>
+        </w:rPr>
+        <w:t xml:space="preserve">обнаружение отрицательных циклов с выводом соответствующего сообщения;</w:t>
+      </w:r>
+    </w:p>
+    <w:p>
+      <w:pPr>
+        <w:numPr>
+          <w:ilvl w:val="0"/>
+          <w:numId w:val="4"/>
+        </w:numPr>
+        <w:spacing w:after="0" w:afterAutospacing="0" w:before="0" w:beforeAutospacing="0" w:line="336" w:lineRule="auto"/>
+        <w:ind w:left="720" w:hanging="360"/>
+        <w:rPr>
+          <w:rFonts w:ascii="Times New Roman" w:cs="Times New Roman" w:eastAsia="Times New Roman" w:hAnsi="Times New Roman"/>
+          <w:sz w:val="28"/>
+          <w:szCs w:val="28"/>
+        </w:rPr>
+      </w:pPr>
+      <w:bookmarkStart w:colFirst="0" w:colLast="0" w:name="_ubxs7q45nmrx" w:id="41"/>
+      <w:bookmarkEnd w:id="41"/>
+      <w:r>
+        <w:rPr>
+          <w:rFonts w:ascii="Times New Roman" w:cs="Times New Roman" w:eastAsia="Times New Roman" w:hAnsi="Times New Roman"/>
+          <w:sz w:val="28"/>
+          <w:szCs w:val="28"/>
+          <w:rtl w:val="0"/>
+        </w:rPr>
+        <w:t xml:space="preserve">блокировку редактирования графа во время выполнения алгоритма;</w:t>
+      </w:r>
+    </w:p>
+    <w:p>
+      <w:pPr>
+        <w:numPr>
+          <w:ilvl w:val="0"/>
+          <w:numId w:val="4"/>
+        </w:numPr>
+        <w:spacing w:after="0" w:afterAutospacing="0" w:before="0" w:beforeAutospacing="0" w:line="336" w:lineRule="auto"/>
+        <w:ind w:left="720" w:hanging="360"/>
+        <w:rPr>
+          <w:rFonts w:ascii="Times New Roman" w:cs="Times New Roman" w:eastAsia="Times New Roman" w:hAnsi="Times New Roman"/>
+          <w:sz w:val="28"/>
+          <w:szCs w:val="28"/>
+        </w:rPr>
+      </w:pPr>
+      <w:bookmarkStart w:colFirst="0" w:colLast="0" w:name="_ubxs7q45nmrx" w:id="41"/>
+      <w:bookmarkEnd w:id="41"/>
+      <w:r>
+        <w:rPr>
+          <w:rFonts w:ascii="Times New Roman" w:cs="Times New Roman" w:eastAsia="Times New Roman" w:hAnsi="Times New Roman"/>
+          <w:sz w:val="28"/>
+          <w:szCs w:val="28"/>
+          <w:rtl w:val="0"/>
+        </w:rPr>
+        <w:t xml:space="preserve">добавление кнопки о разработчиках </w:t>
+      </w:r>
+    </w:p>
+    <w:p>
+      <w:pPr>
+        <w:numPr>
+          <w:ilvl w:val="0"/>
+          <w:numId w:val="4"/>
+        </w:numPr>
+        <w:spacing w:after="0" w:afterAutospacing="0" w:before="0" w:beforeAutospacing="0" w:line="336" w:lineRule="auto"/>
+        <w:ind w:left="720" w:hanging="360"/>
+        <w:rPr>
+          <w:rFonts w:ascii="Times New Roman" w:cs="Times New Roman" w:eastAsia="Times New Roman" w:hAnsi="Times New Roman"/>
+          <w:sz w:val="28"/>
+          <w:szCs w:val="28"/>
+        </w:rPr>
+      </w:pPr>
+      <w:bookmarkStart w:colFirst="0" w:colLast="0" w:name="_ubxs7q45nmrx" w:id="41"/>
+      <w:bookmarkEnd w:id="41"/>
+      <w:r>
+        <w:rPr>
+          <w:rFonts w:ascii="Times New Roman" w:cs="Times New Roman" w:eastAsia="Times New Roman" w:hAnsi="Times New Roman"/>
+          <w:sz w:val="28"/>
+          <w:szCs w:val="28"/>
+          <w:rtl w:val="0"/>
+        </w:rPr>
+        <w:t xml:space="preserve">тестирование программы </w:t>
+      </w:r>
+    </w:p>
+    <w:p>
+      <w:pPr>
+        <w:numPr>
+          <w:ilvl w:val="0"/>
+          <w:numId w:val="4"/>
+        </w:numPr>
+        <w:spacing w:after="0" w:afterAutospacing="0" w:before="0" w:beforeAutospacing="0" w:line="336" w:lineRule="auto"/>
+        <w:ind w:left="720" w:hanging="360"/>
+        <w:rPr>
+          <w:rFonts w:ascii="Times New Roman" w:cs="Times New Roman" w:eastAsia="Times New Roman" w:hAnsi="Times New Roman"/>
+          <w:sz w:val="28"/>
+          <w:szCs w:val="28"/>
+        </w:rPr>
+      </w:pPr>
+      <w:bookmarkStart w:colFirst="0" w:colLast="0" w:name="_ubxs7q45nmrx" w:id="41"/>
+      <w:bookmarkEnd w:id="41"/>
+      <w:r>
+        <w:rPr>
+          <w:rFonts w:ascii="Times New Roman" w:cs="Times New Roman" w:eastAsia="Times New Roman" w:hAnsi="Times New Roman"/>
+          <w:sz w:val="28"/>
+          <w:szCs w:val="28"/>
+          <w:rtl w:val="0"/>
+        </w:rPr>
+        <w:t xml:space="preserve">исправление обнаруженных ошибок</w:t>
+      </w:r>
+    </w:p>
+    <w:p>
+      <w:pPr>
+        <w:numPr>
+          <w:ilvl w:val="0"/>
+          <w:numId w:val="4"/>
+        </w:numPr>
+        <w:spacing w:after="240" w:before="0" w:beforeAutospacing="0" w:line="336" w:lineRule="auto"/>
+        <w:ind w:left="720" w:hanging="360"/>
+        <w:rPr>
+          <w:rFonts w:ascii="Times New Roman" w:cs="Times New Roman" w:eastAsia="Times New Roman" w:hAnsi="Times New Roman"/>
+          <w:sz w:val="28"/>
+          <w:szCs w:val="28"/>
+        </w:rPr>
+      </w:pPr>
+      <w:bookmarkStart w:colFirst="0" w:colLast="0" w:name="_iq5htzvsl0h6" w:id="45"/>
+      <w:bookmarkEnd w:id="45"/>
+      <w:r>
+        <w:rPr>
+          <w:rFonts w:ascii="Times New Roman" w:cs="Times New Roman" w:eastAsia="Times New Roman" w:hAnsi="Times New Roman"/>
+          <w:sz w:val="28"/>
+          <w:szCs w:val="28"/>
+          <w:rtl w:val="0"/>
+        </w:rPr>
+        <w:t xml:space="preserve">подготовка отчета</w:t>
+      </w:r>
+    </w:p>
+    <w:p>
+      <w:pPr>
+        <w:spacing w:after="240" w:before="240" w:line="336" w:lineRule="auto"/>
+        <w:rPr>
+          <w:rFonts w:ascii="Times New Roman" w:cs="Times New Roman" w:eastAsia="Times New Roman" w:hAnsi="Times New Roman"/>
+          <w:sz w:val="28"/>
+          <w:szCs w:val="28"/>
+        </w:rPr>
+      </w:pPr>
+      <w:bookmarkStart w:colFirst="0" w:colLast="0" w:name="_1y9s1k98nd2y" w:id="42"/>
+      <w:bookmarkEnd w:id="42"/>
+      <w:r>
+        <w:rPr>
+          <w:rFonts w:ascii="Times New Roman" w:cs="Times New Roman" w:eastAsia="Times New Roman" w:hAnsi="Times New Roman"/>
+          <w:sz w:val="28"/>
+          <w:szCs w:val="28"/>
+          <w:rtl w:val="0"/>
+        </w:rPr>
+        <w:t xml:space="preserve">Предполагаемое распределение ролей участников на четвертом этапе:</w:t>
       </w:r>
     </w:p>
     <w:p>
@@ -5254,12 +3868,16 @@
           <w:szCs w:val="28"/>
         </w:rPr>
       </w:pPr>
-      <w:bookmarkStart w:colFirst="0" w:colLast="0" w:name="_hvo098ei02ap" w:id="108"/>
-      <w:bookmarkEnd w:id="108"/>
-      <w:r>
-        <w:rPr>
-          <w:rtl w:val="0"/>
-        </w:rPr>
+      <w:bookmarkStart w:colFirst="0" w:colLast="0" w:name="_2y4z4zd6c7l5" w:id="46"/>
+      <w:bookmarkEnd w:id="46"/>
+      <w:r>
+        <w:rPr>
+          <w:rFonts w:ascii="Times New Roman" w:cs="Times New Roman" w:eastAsia="Times New Roman" w:hAnsi="Times New Roman"/>
+          <w:sz w:val="28"/>
+          <w:szCs w:val="28"/>
+          <w:rtl w:val="0"/>
+        </w:rPr>
+        <w:t xml:space="preserve">Планируется, что за доработку пользовательского интерфейса, добавление информации о разработчиках и исправление обнаруженных ошибок отвечает Данил. Ксения за тестирование программы и проверку корректности данных. Зарина отвечает за обнаружение отрицательных циклов и блокировку редактирования графа во время выполнения алгоритма. Однако опять же предполагается совместное обсуждение и работа над всеми задачами и возможны корректировки обязанностей участников.</w:t>
       </w:r>
     </w:p>
     <w:p>
@@ -5271,61 +3889,8 @@
           <w:szCs w:val="28"/>
         </w:rPr>
       </w:pPr>
-      <w:bookmarkStart w:colFirst="0" w:colLast="0" w:name="_hn7yptx9rl7o" w:id="109"/>
-      <w:bookmarkEnd w:id="109"/>
-      <w:r>
-        <w:rPr>
-          <w:rtl w:val="0"/>
-        </w:rPr>
-      </w:r>
-    </w:p>
-    <w:p>
-      <w:pPr>
-        <w:spacing w:after="240" w:before="240" w:line="336" w:lineRule="auto"/>
-        <w:ind w:firstLine="720"/>
-        <w:rPr>
-          <w:rFonts w:ascii="Times New Roman" w:cs="Times New Roman" w:eastAsia="Times New Roman" w:hAnsi="Times New Roman"/>
-          <w:sz w:val="28"/>
-          <w:szCs w:val="28"/>
-        </w:rPr>
-      </w:pPr>
-      <w:bookmarkStart w:colFirst="0" w:colLast="0" w:name="_w27muvjkogll" w:id="110"/>
-      <w:bookmarkEnd w:id="110"/>
-      <w:r>
-        <w:rPr>
-          <w:rtl w:val="0"/>
-        </w:rPr>
-      </w:r>
-    </w:p>
-    <w:p>
-      <w:pPr>
-        <w:spacing w:after="240" w:before="240" w:line="336" w:lineRule="auto"/>
-        <w:ind w:firstLine="720"/>
-        <w:rPr>
-          <w:rFonts w:ascii="Times New Roman" w:cs="Times New Roman" w:eastAsia="Times New Roman" w:hAnsi="Times New Roman"/>
-          <w:sz w:val="28"/>
-          <w:szCs w:val="28"/>
-        </w:rPr>
-      </w:pPr>
-      <w:bookmarkStart w:colFirst="0" w:colLast="0" w:name="_2j4d281w1si4" w:id="111"/>
-      <w:bookmarkEnd w:id="111"/>
-      <w:r>
-        <w:rPr>
-          <w:rtl w:val="0"/>
-        </w:rPr>
-      </w:r>
-    </w:p>
-    <w:p>
-      <w:pPr>
-        <w:spacing w:after="240" w:before="240" w:line="336" w:lineRule="auto"/>
-        <w:rPr>
-          <w:rFonts w:ascii="Times New Roman" w:cs="Times New Roman" w:eastAsia="Times New Roman" w:hAnsi="Times New Roman"/>
-          <w:sz w:val="28"/>
-          <w:szCs w:val="28"/>
-        </w:rPr>
-      </w:pPr>
-      <w:bookmarkStart w:colFirst="0" w:colLast="0" w:name="_pnibg6avt5pn" w:id="53"/>
-      <w:bookmarkEnd w:id="53"/>
+      <w:bookmarkStart w:colFirst="0" w:colLast="0" w:name="_caqu6xe9dawd" w:id="47"/>
+      <w:bookmarkEnd w:id="47"/>
       <w:r>
         <w:rPr>
           <w:rtl w:val="0"/>
@@ -5341,8 +3906,8 @@
           <w:szCs w:val="28"/>
         </w:rPr>
       </w:pPr>
-      <w:bookmarkStart w:colFirst="0" w:colLast="0" w:name="_pnibg6avt5pn" w:id="53"/>
-      <w:bookmarkEnd w:id="53"/>
+      <w:bookmarkStart w:colFirst="0" w:colLast="0" w:name="_mwpadt2yx27j" w:id="48"/>
+      <w:bookmarkEnd w:id="48"/>
       <w:r>
         <w:rPr>
           <w:rtl w:val="0"/>
@@ -5358,76 +3923,8 @@
           <w:szCs w:val="28"/>
         </w:rPr>
       </w:pPr>
-      <w:bookmarkStart w:colFirst="0" w:colLast="0" w:name="_nps5b76lq9iq" w:id="112"/>
-      <w:bookmarkEnd w:id="112"/>
-      <w:r>
-        <w:rPr>
-          <w:rtl w:val="0"/>
-        </w:rPr>
-      </w:r>
-    </w:p>
-    <w:p>
-      <w:pPr>
-        <w:spacing w:line="336" w:lineRule="auto"/>
-        <w:rPr>
-          <w:rFonts w:ascii="Times New Roman" w:cs="Times New Roman" w:eastAsia="Times New Roman" w:hAnsi="Times New Roman"/>
-          <w:sz w:val="28"/>
-          <w:szCs w:val="28"/>
-        </w:rPr>
-      </w:pPr>
-      <w:bookmarkStart w:colFirst="0" w:colLast="0" w:name="_2y4z4zd6c7l5" w:id="113"/>
-      <w:bookmarkEnd w:id="113"/>
-      <w:r>
-        <w:rPr>
-          <w:rtl w:val="0"/>
-        </w:rPr>
-      </w:r>
-    </w:p>
-    <w:p>
-      <w:pPr>
-        <w:spacing w:line="336" w:lineRule="auto"/>
-        <w:rPr>
-          <w:rFonts w:ascii="Times New Roman" w:cs="Times New Roman" w:eastAsia="Times New Roman" w:hAnsi="Times New Roman"/>
-          <w:sz w:val="28"/>
-          <w:szCs w:val="28"/>
-        </w:rPr>
-      </w:pPr>
-      <w:bookmarkStart w:colFirst="0" w:colLast="0" w:name="_caqu6xe9dawd" w:id="4"/>
-      <w:bookmarkEnd w:id="4"/>
-      <w:r>
-        <w:rPr>
-          <w:rtl w:val="0"/>
-        </w:rPr>
-      </w:r>
-    </w:p>
-    <w:p>
-      <w:pPr>
-        <w:spacing w:line="336" w:lineRule="auto"/>
-        <w:rPr>
-          <w:rFonts w:ascii="Times New Roman" w:cs="Times New Roman" w:eastAsia="Times New Roman" w:hAnsi="Times New Roman"/>
-          <w:sz w:val="28"/>
-          <w:szCs w:val="28"/>
-        </w:rPr>
-      </w:pPr>
-      <w:bookmarkStart w:colFirst="0" w:colLast="0" w:name="_mwpadt2yx27j" w:id="114"/>
-      <w:bookmarkEnd w:id="114"/>
-      <w:r>
-        <w:rPr>
-          <w:rtl w:val="0"/>
-        </w:rPr>
-      </w:r>
-    </w:p>
-    <w:p>
-      <w:pPr>
-        <w:spacing w:line="336" w:lineRule="auto"/>
-        <w:rPr>
-          <w:rFonts w:ascii="Times New Roman" w:cs="Times New Roman" w:eastAsia="Times New Roman" w:hAnsi="Times New Roman"/>
-          <w:sz w:val="28"/>
-          <w:szCs w:val="28"/>
-        </w:rPr>
-      </w:pPr>
-      <w:bookmarkStart w:colFirst="0" w:colLast="0" w:name="_pwycx4w7jgpb" w:id="115"/>
-      <w:bookmarkEnd w:id="115"/>
+      <w:bookmarkStart w:colFirst="0" w:colLast="0" w:name="_pwycx4w7jgpb" w:id="49"/>
+      <w:bookmarkEnd w:id="49"/>
       <w:r>
         <w:rPr>
           <w:rtl w:val="0"/>
@@ -5668,11 +4165,11 @@
   <w:abstractNum w:abstractNumId="3">
     <w:lvl w:ilvl="0">
       <w:start w:val="1"/>
-      <w:numFmt w:val="decimal"/>
-      <w:lvlText w:val="%1."/>
+      <w:numFmt w:val="bullet"/>
+      <w:lvlText w:val="●"/>
       <w:lvlJc w:val="left"/>
       <w:pPr>
-        <w:ind w:left="1133.858267716535" w:hanging="359.9999999999999"/>
+        <w:ind w:left="720" w:hanging="360"/>
       </w:pPr>
       <w:rPr>
         <w:u w:val="none"/>
@@ -5680,11 +4177,11 @@
     </w:lvl>
     <w:lvl w:ilvl="1">
       <w:start w:val="1"/>
-      <w:numFmt w:val="lowerLetter"/>
-      <w:lvlText w:val="%2."/>
+      <w:numFmt w:val="bullet"/>
+      <w:lvlText w:val="○"/>
       <w:lvlJc w:val="left"/>
       <w:pPr>
-        <w:ind w:left="2160" w:hanging="360"/>
+        <w:ind w:left="1440" w:hanging="360"/>
       </w:pPr>
       <w:rPr>
         <w:u w:val="none"/>
@@ -5692,11 +4189,11 @@
     </w:lvl>
     <w:lvl w:ilvl="2">
       <w:start w:val="1"/>
-      <w:numFmt w:val="lowerRoman"/>
-      <w:lvlText w:val="%3."/>
-      <w:lvlJc w:val="right"/>
-      <w:pPr>
-        <w:ind w:left="2880" w:hanging="360"/>
+      <w:numFmt w:val="bullet"/>
+      <w:lvlText w:val="■"/>
+      <w:lvlJc w:val="left"/>
+      <w:pPr>
+        <w:ind w:left="2160" w:hanging="360"/>
       </w:pPr>
       <w:rPr>
         <w:u w:val="none"/>
@@ -5704,11 +4201,11 @@
     </w:lvl>
     <w:lvl w:ilvl="3">
       <w:start w:val="1"/>
-      <w:numFmt w:val="decimal"/>
-      <w:lvlText w:val="%4."/>
+      <w:numFmt w:val="bullet"/>
+      <w:lvlText w:val="●"/>
       <w:lvlJc w:val="left"/>
       <w:pPr>
-        <w:ind w:left="3600" w:hanging="360"/>
+        <w:ind w:left="2880" w:hanging="360"/>
       </w:pPr>
       <w:rPr>
         <w:u w:val="none"/>
@@ -5716,11 +4213,11 @@
     </w:lvl>
     <w:lvl w:ilvl="4">
       <w:start w:val="1"/>
-      <w:numFmt w:val="lowerLetter"/>
-      <w:lvlText w:val="%5."/>
+      <w:numFmt w:val="bullet"/>
+      <w:lvlText w:val="○"/>
       <w:lvlJc w:val="left"/>
       <w:pPr>
-        <w:ind w:left="4320" w:hanging="360"/>
+        <w:ind w:left="3600" w:hanging="360"/>
       </w:pPr>
       <w:rPr>
         <w:u w:val="none"/>
@@ -5728,11 +4225,11 @@
     </w:lvl>
     <w:lvl w:ilvl="5">
       <w:start w:val="1"/>
-      <w:numFmt w:val="lowerRoman"/>
-      <w:lvlText w:val="%6."/>
-      <w:lvlJc w:val="right"/>
-      <w:pPr>
-        <w:ind w:left="5040" w:hanging="360"/>
+      <w:numFmt w:val="bullet"/>
+      <w:lvlText w:val="■"/>
+      <w:lvlJc w:val="left"/>
+      <w:pPr>
+        <w:ind w:left="4320" w:hanging="360"/>
       </w:pPr>
       <w:rPr>
         <w:u w:val="none"/>
@@ -5740,11 +4237,11 @@
     </w:lvl>
     <w:lvl w:ilvl="6">
       <w:start w:val="1"/>
-      <w:numFmt w:val="decimal"/>
-      <w:lvlText w:val="%7."/>
+      <w:numFmt w:val="bullet"/>
+      <w:lvlText w:val="●"/>
       <w:lvlJc w:val="left"/>
       <w:pPr>
-        <w:ind w:left="5760" w:hanging="360"/>
+        <w:ind w:left="5040" w:hanging="360"/>
       </w:pPr>
       <w:rPr>
         <w:u w:val="none"/>
@@ -5752,11 +4249,11 @@
     </w:lvl>
     <w:lvl w:ilvl="7">
       <w:start w:val="1"/>
-      <w:numFmt w:val="lowerLetter"/>
-      <w:lvlText w:val="%8."/>
+      <w:numFmt w:val="bullet"/>
+      <w:lvlText w:val="○"/>
       <w:lvlJc w:val="left"/>
       <w:pPr>
-        <w:ind w:left="6480" w:hanging="360"/>
+        <w:ind w:left="5760" w:hanging="360"/>
       </w:pPr>
       <w:rPr>
         <w:u w:val="none"/>
@@ -5764,11 +4261,231 @@
     </w:lvl>
     <w:lvl w:ilvl="8">
       <w:start w:val="1"/>
-      <w:numFmt w:val="lowerRoman"/>
-      <w:lvlText w:val="%9."/>
-      <w:lvlJc w:val="right"/>
-      <w:pPr>
-        <w:ind w:left="7200" w:hanging="360"/>
+      <w:numFmt w:val="bullet"/>
+      <w:lvlText w:val="■"/>
+      <w:lvlJc w:val="left"/>
+      <w:pPr>
+        <w:ind w:left="6480" w:hanging="360"/>
+      </w:pPr>
+      <w:rPr>
+        <w:u w:val="none"/>
+      </w:rPr>
+    </w:lvl>
+  </w:abstractNum>
+  <w:abstractNum w:abstractNumId="4">
+    <w:lvl w:ilvl="0">
+      <w:start w:val="1"/>
+      <w:numFmt w:val="bullet"/>
+      <w:lvlText w:val="●"/>
+      <w:lvlJc w:val="left"/>
+      <w:pPr>
+        <w:ind w:left="720" w:hanging="360"/>
+      </w:pPr>
+      <w:rPr>
+        <w:u w:val="none"/>
+      </w:rPr>
+    </w:lvl>
+    <w:lvl w:ilvl="1">
+      <w:start w:val="1"/>
+      <w:numFmt w:val="bullet"/>
+      <w:lvlText w:val="○"/>
+      <w:lvlJc w:val="left"/>
+      <w:pPr>
+        <w:ind w:left="1440" w:hanging="360"/>
+      </w:pPr>
+      <w:rPr>
+        <w:u w:val="none"/>
+      </w:rPr>
+    </w:lvl>
+    <w:lvl w:ilvl="2">
+      <w:start w:val="1"/>
+      <w:numFmt w:val="bullet"/>
+      <w:lvlText w:val="■"/>
+      <w:lvlJc w:val="left"/>
+      <w:pPr>
+        <w:ind w:left="2160" w:hanging="360"/>
+      </w:pPr>
+      <w:rPr>
+        <w:u w:val="none"/>
+      </w:rPr>
+    </w:lvl>
+    <w:lvl w:ilvl="3">
+      <w:start w:val="1"/>
+      <w:numFmt w:val="bullet"/>
+      <w:lvlText w:val="●"/>
+      <w:lvlJc w:val="left"/>
+      <w:pPr>
+        <w:ind w:left="2880" w:hanging="360"/>
+      </w:pPr>
+      <w:rPr>
+        <w:u w:val="none"/>
+      </w:rPr>
+    </w:lvl>
+    <w:lvl w:ilvl="4">
+      <w:start w:val="1"/>
+      <w:numFmt w:val="bullet"/>
+      <w:lvlText w:val="○"/>
+      <w:lvlJc w:val="left"/>
+      <w:pPr>
+        <w:ind w:left="3600" w:hanging="360"/>
+      </w:pPr>
+      <w:rPr>
+        <w:u w:val="none"/>
+      </w:rPr>
+    </w:lvl>
+    <w:lvl w:ilvl="5">
+      <w:start w:val="1"/>
+      <w:numFmt w:val="bullet"/>
+      <w:lvlText w:val="■"/>
+      <w:lvlJc w:val="left"/>
+      <w:pPr>
+        <w:ind w:left="4320" w:hanging="360"/>
+      </w:pPr>
+      <w:rPr>
+        <w:u w:val="none"/>
+      </w:rPr>
+    </w:lvl>
+    <w:lvl w:ilvl="6">
+      <w:start w:val="1"/>
+      <w:numFmt w:val="bullet"/>
+      <w:lvlText w:val="●"/>
+      <w:lvlJc w:val="left"/>
+      <w:pPr>
+        <w:ind w:left="5040" w:hanging="360"/>
+      </w:pPr>
+      <w:rPr>
+        <w:u w:val="none"/>
+      </w:rPr>
+    </w:lvl>
+    <w:lvl w:ilvl="7">
+      <w:start w:val="1"/>
+      <w:numFmt w:val="bullet"/>
+      <w:lvlText w:val="○"/>
+      <w:lvlJc w:val="left"/>
+      <w:pPr>
+        <w:ind w:left="5760" w:hanging="360"/>
+      </w:pPr>
+      <w:rPr>
+        <w:u w:val="none"/>
+      </w:rPr>
+    </w:lvl>
+    <w:lvl w:ilvl="8">
+      <w:start w:val="1"/>
+      <w:numFmt w:val="bullet"/>
+      <w:lvlText w:val="■"/>
+      <w:lvlJc w:val="left"/>
+      <w:pPr>
+        <w:ind w:left="6480" w:hanging="360"/>
+      </w:pPr>
+      <w:rPr>
+        <w:u w:val="none"/>
+      </w:rPr>
+    </w:lvl>
+  </w:abstractNum>
+  <w:abstractNum w:abstractNumId="5">
+    <w:lvl w:ilvl="0">
+      <w:start w:val="1"/>
+      <w:numFmt w:val="bullet"/>
+      <w:lvlText w:val="●"/>
+      <w:lvlJc w:val="left"/>
+      <w:pPr>
+        <w:ind w:left="720" w:hanging="360"/>
+      </w:pPr>
+      <w:rPr>
+        <w:u w:val="none"/>
+      </w:rPr>
+    </w:lvl>
+    <w:lvl w:ilvl="1">
+      <w:start w:val="1"/>
+      <w:numFmt w:val="bullet"/>
+      <w:lvlText w:val="○"/>
+      <w:lvlJc w:val="left"/>
+      <w:pPr>
+        <w:ind w:left="1440" w:hanging="360"/>
+      </w:pPr>
+      <w:rPr>
+        <w:u w:val="none"/>
+      </w:rPr>
+    </w:lvl>
+    <w:lvl w:ilvl="2">
+      <w:start w:val="1"/>
+      <w:numFmt w:val="bullet"/>
+      <w:lvlText w:val="■"/>
+      <w:lvlJc w:val="left"/>
+      <w:pPr>
+        <w:ind w:left="2160" w:hanging="360"/>
+      </w:pPr>
+      <w:rPr>
+        <w:u w:val="none"/>
+      </w:rPr>
+    </w:lvl>
+    <w:lvl w:ilvl="3">
+      <w:start w:val="1"/>
+      <w:numFmt w:val="bullet"/>
+      <w:lvlText w:val="●"/>
+      <w:lvlJc w:val="left"/>
+      <w:pPr>
+        <w:ind w:left="2880" w:hanging="360"/>
+      </w:pPr>
+      <w:rPr>
+        <w:u w:val="none"/>
+      </w:rPr>
+    </w:lvl>
+    <w:lvl w:ilvl="4">
+      <w:start w:val="1"/>
+      <w:numFmt w:val="bullet"/>
+      <w:lvlText w:val="○"/>
+      <w:lvlJc w:val="left"/>
+      <w:pPr>
+        <w:ind w:left="3600" w:hanging="360"/>
+      </w:pPr>
+      <w:rPr>
+        <w:u w:val="none"/>
+      </w:rPr>
+    </w:lvl>
+    <w:lvl w:ilvl="5">
+      <w:start w:val="1"/>
+      <w:numFmt w:val="bullet"/>
+      <w:lvlText w:val="■"/>
+      <w:lvlJc w:val="left"/>
+      <w:pPr>
+        <w:ind w:left="4320" w:hanging="360"/>
+      </w:pPr>
+      <w:rPr>
+        <w:u w:val="none"/>
+      </w:rPr>
+    </w:lvl>
+    <w:lvl w:ilvl="6">
+      <w:start w:val="1"/>
+      <w:numFmt w:val="bullet"/>
+      <w:lvlText w:val="●"/>
+      <w:lvlJc w:val="left"/>
+      <w:pPr>
+        <w:ind w:left="5040" w:hanging="360"/>
+      </w:pPr>
+      <w:rPr>
+        <w:u w:val="none"/>
+      </w:rPr>
+    </w:lvl>
+    <w:lvl w:ilvl="7">
+      <w:start w:val="1"/>
+      <w:numFmt w:val="bullet"/>
+      <w:lvlText w:val="○"/>
+      <w:lvlJc w:val="left"/>
+      <w:pPr>
+        <w:ind w:left="5760" w:hanging="360"/>
+      </w:pPr>
+      <w:rPr>
+        <w:u w:val="none"/>
+      </w:rPr>
+    </w:lvl>
+    <w:lvl w:ilvl="8">
+      <w:start w:val="1"/>
+      <w:numFmt w:val="bullet"/>
+      <w:lvlText w:val="■"/>
+      <w:lvlJc w:val="left"/>
+      <w:pPr>
+        <w:ind w:left="6480" w:hanging="360"/>
       </w:pPr>
       <w:rPr>
         <w:u w:val="none"/>
@@ -5783,6 +4500,12 @@
   </w:num>
   <w:num w:numId="3">
     <w:abstractNumId w:val="3"/>
+  </w:num>
+  <w:num w:numId="4">
+    <w:abstractNumId w:val="4"/>
+  </w:num>
+  <w:num w:numId="5">
+    <w:abstractNumId w:val="5"/>
   </w:num>
 </w:numbering>
 </file>

--- a/Спецификация.docx
+++ b/Спецификация.docx
@@ -1856,7 +1856,6 @@
         <w:ind w:firstLine="720"/>
         <w:rPr>
           <w:rFonts w:ascii="Times New Roman" w:cs="Times New Roman" w:eastAsia="Times New Roman" w:hAnsi="Times New Roman"/>
-          <w:color w:val="ff0000"/>
           <w:sz w:val="28"/>
           <w:szCs w:val="28"/>
         </w:rPr>
@@ -1881,29 +1880,6 @@
         </w:rPr>
         <w:t xml:space="preserve">Визуализация выполняется пошагово. Одним шагом визуализации считается обработка одной пары вершин (i, j) при фиксированной вершине-посреднике k (мелкая итерация). После завершения обработки очередной пары (i, j) обновляется соответствующая ячейка матрицы расстояний и текстовая информация о выполненном сравнении. После завершения обработки всех вершин j для текущей вершины i (средняя итерация) происходит переход к следующей вершине i. После завершения обработки всех пар (i, j) для текущей вершины-посредника k (крупная итерация) отображается сообщение о завершении данной итерации и выполняется переход к следующей вершине-посреднику. После обработки всех вершин-посредников алгоритм считается завершённым, о чём пользователю выводится соответствующее сообщение. </w:t>
       </w:r>
-      <w:r>
-        <w:rPr>
-          <w:rFonts w:ascii="Times New Roman" w:cs="Times New Roman" w:eastAsia="Times New Roman" w:hAnsi="Times New Roman"/>
-          <w:sz w:val="28"/>
-          <w:szCs w:val="28"/>
-          <w:rtl w:val="0"/>
-        </w:rPr>
-        <w:t xml:space="preserve"> </w:t>
-      </w:r>
-      <w:r>
-        <w:rPr>
-          <w:rFonts w:ascii="Times New Roman" w:cs="Times New Roman" w:eastAsia="Times New Roman" w:hAnsi="Times New Roman"/>
-          <w:sz w:val="28"/>
-          <w:szCs w:val="28"/>
-          <w:rtl w:val="0"/>
-        </w:rPr>
-        <w:t xml:space="preserve">Также в случае загрузки графа из файла будет выполняться автоматическая раскладка вершин: все вершины размещаются по окружности с одинаковым угловым шагом относительно центра рабочей области. Такой способ обеспечивает равномерное распределение вершин и исключает их наложение.</w:t>
-      </w:r>
-      <w:r>
-        <w:rPr>
-          <w:rtl w:val="0"/>
-        </w:rPr>
-      </w:r>
     </w:p>
     <w:p>
       <w:pPr>
@@ -1911,11 +1887,12 @@
         <w:ind w:firstLine="720"/>
         <w:rPr>
           <w:rFonts w:ascii="Times New Roman" w:cs="Times New Roman" w:eastAsia="Times New Roman" w:hAnsi="Times New Roman"/>
-          <w:sz w:val="28"/>
-          <w:szCs w:val="28"/>
-        </w:rPr>
-      </w:pPr>
-      <w:bookmarkStart w:colFirst="0" w:colLast="0" w:name="_4990moceq6g6" w:id="13"/>
+          <w:color w:val="ff0000"/>
+          <w:sz w:val="28"/>
+          <w:szCs w:val="28"/>
+        </w:rPr>
+      </w:pPr>
+      <w:bookmarkStart w:colFirst="0" w:colLast="0" w:name="_fy9vo4wzn870" w:id="13"/>
       <w:bookmarkEnd w:id="13"/>
       <w:r>
         <w:rPr>
@@ -1924,7 +1901,21 @@
           <w:szCs w:val="28"/>
           <w:rtl w:val="0"/>
         </w:rPr>
-        <w:t xml:space="preserve">Управление воспроизведением алгоритма, включающее кнопки для загрузки матрицы из файла, сохранение текущего результата в файл, запуск алгоритма, шаг вперед и шаг назад, для управления итерациями алгоритма, сброс алгоритма и возврат к исходному состоянию, вывод информации о разработчиках.</w:t>
+        <w:t xml:space="preserve"> </w:t>
+      </w:r>
+      <w:r>
+        <w:rPr>
+          <w:rFonts w:ascii="Times New Roman" w:cs="Times New Roman" w:eastAsia="Times New Roman" w:hAnsi="Times New Roman"/>
+          <w:sz w:val="28"/>
+          <w:szCs w:val="28"/>
+          <w:rtl w:val="0"/>
+        </w:rPr>
+        <w:t xml:space="preserve">Также в случае загрузки графа из файла будет выполняться автоматическая раскладка вершин: все вершины размещаются по окружности с одинаковым угловым шагом относительно центра рабочей области. Такой способ обеспечивает равномерное распределение вершин и исключает их наложение.</w:t>
+      </w:r>
+      <w:r>
+        <w:rPr>
+          <w:rtl w:val="0"/>
+        </w:rPr>
       </w:r>
     </w:p>
     <w:p>
@@ -1937,7 +1928,7 @@
           <w:szCs w:val="28"/>
         </w:rPr>
       </w:pPr>
-      <w:bookmarkStart w:colFirst="0" w:colLast="0" w:name="_ibz09238jx6v" w:id="14"/>
+      <w:bookmarkStart w:colFirst="0" w:colLast="0" w:name="_4990moceq6g6" w:id="14"/>
       <w:bookmarkEnd w:id="14"/>
       <w:r>
         <w:rPr>
@@ -1946,7 +1937,7 @@
           <w:szCs w:val="28"/>
           <w:rtl w:val="0"/>
         </w:rPr>
-        <w:t xml:space="preserve">Алгоритм не должен выполняться во время анимации. Сначала алгоритм полностью прогоняется, генерируя список объектов, которые будут являться снимками состояния на каждом шаге. Затем визуализатор будет пролистывать эти снимки вперёд или назад, что упростит функционал.</w:t>
+        <w:t xml:space="preserve">Управление воспроизведением алгоритма, включающее кнопки для загрузки матрицы из файла, сохранение текущего результата в файл, запуск алгоритма, шаг вперед и шаг назад, для управления итерациями алгоритма, сброс алгоритма и возврат к исходному состоянию, вывод информации о разработчиках.</w:t>
       </w:r>
     </w:p>
     <w:p>
@@ -1959,8 +1950,30 @@
           <w:szCs w:val="28"/>
         </w:rPr>
       </w:pPr>
-      <w:bookmarkStart w:colFirst="0" w:colLast="0" w:name="_tst8iakowrzq" w:id="15"/>
+      <w:bookmarkStart w:colFirst="0" w:colLast="0" w:name="_ibz09238jx6v" w:id="15"/>
       <w:bookmarkEnd w:id="15"/>
+      <w:r>
+        <w:rPr>
+          <w:rFonts w:ascii="Times New Roman" w:cs="Times New Roman" w:eastAsia="Times New Roman" w:hAnsi="Times New Roman"/>
+          <w:sz w:val="28"/>
+          <w:szCs w:val="28"/>
+          <w:rtl w:val="0"/>
+        </w:rPr>
+        <w:t xml:space="preserve">Алгоритм не должен выполняться во время анимации. Сначала алгоритм полностью прогоняется, генерируя список объектов, которые будут являться снимками состояния на каждом шаге. Затем визуализатор будет пролистывать эти снимки вперёд или назад, что упростит функционал.</w:t>
+      </w:r>
+    </w:p>
+    <w:p>
+      <w:pPr>
+        <w:spacing w:line="360" w:lineRule="auto"/>
+        <w:ind w:firstLine="720"/>
+        <w:rPr>
+          <w:rFonts w:ascii="Times New Roman" w:cs="Times New Roman" w:eastAsia="Times New Roman" w:hAnsi="Times New Roman"/>
+          <w:sz w:val="28"/>
+          <w:szCs w:val="28"/>
+        </w:rPr>
+      </w:pPr>
+      <w:bookmarkStart w:colFirst="0" w:colLast="0" w:name="_tst8iakowrzq" w:id="16"/>
+      <w:bookmarkEnd w:id="16"/>
       <w:r>
         <w:rPr>
           <w:rFonts w:ascii="Times New Roman" w:cs="Times New Roman" w:eastAsia="Times New Roman" w:hAnsi="Times New Roman"/>
@@ -1983,8 +1996,8 @@
           <w:szCs w:val="28"/>
         </w:rPr>
       </w:pPr>
-      <w:bookmarkStart w:colFirst="0" w:colLast="0" w:name="_e26ua5tv07vu" w:id="16"/>
-      <w:bookmarkEnd w:id="16"/>
+      <w:bookmarkStart w:colFirst="0" w:colLast="0" w:name="_e26ua5tv07vu" w:id="17"/>
+      <w:bookmarkEnd w:id="17"/>
       <w:r>
         <w:rPr>
           <w:rFonts w:ascii="Times New Roman" w:cs="Times New Roman" w:eastAsia="Times New Roman" w:hAnsi="Times New Roman"/>
@@ -2015,8 +2028,8 @@
           <w:szCs w:val="28"/>
         </w:rPr>
       </w:pPr>
-      <w:bookmarkStart w:colFirst="0" w:colLast="0" w:name="_fsqv64ohor2a" w:id="17"/>
-      <w:bookmarkEnd w:id="17"/>
+      <w:bookmarkStart w:colFirst="0" w:colLast="0" w:name="_fsqv64ohor2a" w:id="18"/>
+      <w:bookmarkEnd w:id="18"/>
       <w:r>
         <w:rPr>
           <w:rFonts w:ascii="Times New Roman" w:cs="Times New Roman" w:eastAsia="Times New Roman" w:hAnsi="Times New Roman"/>
@@ -2039,8 +2052,8 @@
           <w:szCs w:val="28"/>
         </w:rPr>
       </w:pPr>
-      <w:bookmarkStart w:colFirst="0" w:colLast="0" w:name="_i9uwzofxjx8d" w:id="18"/>
-      <w:bookmarkEnd w:id="18"/>
+      <w:bookmarkStart w:colFirst="0" w:colLast="0" w:name="_i9uwzofxjx8d" w:id="19"/>
+      <w:bookmarkEnd w:id="19"/>
       <w:r>
         <w:rPr>
           <w:rFonts w:ascii="Times New Roman" w:cs="Times New Roman" w:eastAsia="Times New Roman" w:hAnsi="Times New Roman"/>
@@ -2063,8 +2076,8 @@
           <w:szCs w:val="28"/>
         </w:rPr>
       </w:pPr>
-      <w:bookmarkStart w:colFirst="0" w:colLast="0" w:name="_ivmin5i07et2" w:id="19"/>
-      <w:bookmarkEnd w:id="19"/>
+      <w:bookmarkStart w:colFirst="0" w:colLast="0" w:name="_ivmin5i07et2" w:id="20"/>
+      <w:bookmarkEnd w:id="20"/>
       <w:r>
         <w:rPr>
           <w:rFonts w:ascii="Times New Roman" w:cs="Times New Roman" w:eastAsia="Times New Roman" w:hAnsi="Times New Roman"/>
@@ -2122,8 +2135,8 @@
           <w:szCs w:val="28"/>
         </w:rPr>
       </w:pPr>
-      <w:bookmarkStart w:colFirst="0" w:colLast="0" w:name="_lebmrf4dznez" w:id="20"/>
-      <w:bookmarkEnd w:id="20"/>
+      <w:bookmarkStart w:colFirst="0" w:colLast="0" w:name="_lebmrf4dznez" w:id="21"/>
+      <w:bookmarkEnd w:id="21"/>
       <w:r>
         <w:rPr>
           <w:rFonts w:ascii="Times New Roman" w:cs="Times New Roman" w:eastAsia="Times New Roman" w:hAnsi="Times New Roman"/>
@@ -2144,8 +2157,8 @@
           <w:szCs w:val="28"/>
         </w:rPr>
       </w:pPr>
-      <w:bookmarkStart w:colFirst="0" w:colLast="0" w:name="_wgn2em9ecd3c" w:id="21"/>
-      <w:bookmarkEnd w:id="21"/>
+      <w:bookmarkStart w:colFirst="0" w:colLast="0" w:name="_wgn2em9ecd3c" w:id="22"/>
+      <w:bookmarkEnd w:id="22"/>
       <w:r>
         <w:rPr>
           <w:rtl w:val="0"/>
@@ -2162,8 +2175,8 @@
           <w:szCs w:val="28"/>
         </w:rPr>
       </w:pPr>
-      <w:bookmarkStart w:colFirst="0" w:colLast="0" w:name="_3mm7amejz8k1" w:id="22"/>
-      <w:bookmarkEnd w:id="22"/>
+      <w:bookmarkStart w:colFirst="0" w:colLast="0" w:name="_3mm7amejz8k1" w:id="23"/>
+      <w:bookmarkEnd w:id="23"/>
       <w:r>
         <w:rPr>
           <w:rFonts w:ascii="Times New Roman" w:cs="Times New Roman" w:eastAsia="Times New Roman" w:hAnsi="Times New Roman"/>
@@ -2190,8 +2203,8 @@
           <w:szCs w:val="28"/>
         </w:rPr>
       </w:pPr>
-      <w:bookmarkStart w:colFirst="0" w:colLast="0" w:name="_hpdazmuhhfbj" w:id="23"/>
-      <w:bookmarkEnd w:id="23"/>
+      <w:bookmarkStart w:colFirst="0" w:colLast="0" w:name="_hpdazmuhhfbj" w:id="24"/>
+      <w:bookmarkEnd w:id="24"/>
       <w:r>
         <w:rPr>
           <w:rFonts w:ascii="Times New Roman" w:cs="Times New Roman" w:eastAsia="Times New Roman" w:hAnsi="Times New Roman"/>
@@ -2224,8 +2237,8 @@
           <w:szCs w:val="28"/>
         </w:rPr>
       </w:pPr>
-      <w:bookmarkStart w:colFirst="0" w:colLast="0" w:name="_lrjeth7x7lxp" w:id="24"/>
-      <w:bookmarkEnd w:id="24"/>
+      <w:bookmarkStart w:colFirst="0" w:colLast="0" w:name="_lrjeth7x7lxp" w:id="25"/>
+      <w:bookmarkEnd w:id="25"/>
       <w:r>
         <w:rPr>
           <w:rFonts w:ascii="Gungsuh" w:cs="Gungsuh" w:eastAsia="Gungsuh" w:hAnsi="Gungsuh"/>
@@ -2246,8 +2259,8 @@
           <w:szCs w:val="28"/>
         </w:rPr>
       </w:pPr>
-      <w:bookmarkStart w:colFirst="0" w:colLast="0" w:name="_v2rvp7ks37m" w:id="25"/>
-      <w:bookmarkEnd w:id="25"/>
+      <w:bookmarkStart w:colFirst="0" w:colLast="0" w:name="_v2rvp7ks37m" w:id="26"/>
+      <w:bookmarkEnd w:id="26"/>
       <w:r>
         <w:rPr>
           <w:rFonts w:ascii="Times New Roman" w:cs="Times New Roman" w:eastAsia="Times New Roman" w:hAnsi="Times New Roman"/>
@@ -2267,8 +2280,8 @@
           <w:szCs w:val="28"/>
         </w:rPr>
       </w:pPr>
-      <w:bookmarkStart w:colFirst="0" w:colLast="0" w:name="_v2rvp7ks37m" w:id="25"/>
-      <w:bookmarkEnd w:id="25"/>
+      <w:bookmarkStart w:colFirst="0" w:colLast="0" w:name="_v2rvp7ks37m" w:id="26"/>
+      <w:bookmarkEnd w:id="26"/>
       <w:r>
         <w:rPr>
           <w:rFonts w:ascii="Times New Roman" w:cs="Times New Roman" w:eastAsia="Times New Roman" w:hAnsi="Times New Roman"/>
@@ -2294,8 +2307,8 @@
           <w:u w:val="none"/>
         </w:rPr>
       </w:pPr>
-      <w:bookmarkStart w:colFirst="0" w:colLast="0" w:name="_v2rvp7ks37m" w:id="25"/>
-      <w:bookmarkEnd w:id="25"/>
+      <w:bookmarkStart w:colFirst="0" w:colLast="0" w:name="_v2rvp7ks37m" w:id="26"/>
+      <w:bookmarkEnd w:id="26"/>
       <w:r>
         <w:rPr>
           <w:rFonts w:ascii="Times New Roman" w:cs="Times New Roman" w:eastAsia="Times New Roman" w:hAnsi="Times New Roman"/>
@@ -2323,8 +2336,8 @@
           <w:u w:val="none"/>
         </w:rPr>
       </w:pPr>
-      <w:bookmarkStart w:colFirst="0" w:colLast="0" w:name="_vtmanzcryoue" w:id="26"/>
-      <w:bookmarkEnd w:id="26"/>
+      <w:bookmarkStart w:colFirst="0" w:colLast="0" w:name="_vtmanzcryoue" w:id="27"/>
+      <w:bookmarkEnd w:id="27"/>
       <w:r>
         <w:rPr>
           <w:rFonts w:ascii="Times New Roman" w:cs="Times New Roman" w:eastAsia="Times New Roman" w:hAnsi="Times New Roman"/>
@@ -2352,8 +2365,8 @@
           <w:u w:val="none"/>
         </w:rPr>
       </w:pPr>
-      <w:bookmarkStart w:colFirst="0" w:colLast="0" w:name="_u0uns1jwbhqh" w:id="27"/>
-      <w:bookmarkEnd w:id="27"/>
+      <w:bookmarkStart w:colFirst="0" w:colLast="0" w:name="_u0uns1jwbhqh" w:id="28"/>
+      <w:bookmarkEnd w:id="28"/>
       <w:r>
         <w:rPr>
           <w:rFonts w:ascii="Times New Roman" w:cs="Times New Roman" w:eastAsia="Times New Roman" w:hAnsi="Times New Roman"/>
@@ -2381,8 +2394,8 @@
           <w:u w:val="none"/>
         </w:rPr>
       </w:pPr>
-      <w:bookmarkStart w:colFirst="0" w:colLast="0" w:name="_6ymt42wir1bl" w:id="28"/>
-      <w:bookmarkEnd w:id="28"/>
+      <w:bookmarkStart w:colFirst="0" w:colLast="0" w:name="_6ymt42wir1bl" w:id="29"/>
+      <w:bookmarkEnd w:id="29"/>
       <w:r>
         <w:rPr>
           <w:rFonts w:ascii="Times New Roman" w:cs="Times New Roman" w:eastAsia="Times New Roman" w:hAnsi="Times New Roman"/>
@@ -2410,8 +2423,8 @@
           <w:u w:val="none"/>
         </w:rPr>
       </w:pPr>
-      <w:bookmarkStart w:colFirst="0" w:colLast="0" w:name="_edjh6kc0acbj" w:id="29"/>
-      <w:bookmarkEnd w:id="29"/>
+      <w:bookmarkStart w:colFirst="0" w:colLast="0" w:name="_edjh6kc0acbj" w:id="30"/>
+      <w:bookmarkEnd w:id="30"/>
       <w:r>
         <w:rPr>
           <w:rFonts w:ascii="Times New Roman" w:cs="Times New Roman" w:eastAsia="Times New Roman" w:hAnsi="Times New Roman"/>
@@ -2434,8 +2447,8 @@
           <w:szCs w:val="28"/>
         </w:rPr>
       </w:pPr>
-      <w:bookmarkStart w:colFirst="0" w:colLast="0" w:name="_rrwusdfingv7" w:id="30"/>
-      <w:bookmarkEnd w:id="30"/>
+      <w:bookmarkStart w:colFirst="0" w:colLast="0" w:name="_rrwusdfingv7" w:id="31"/>
+      <w:bookmarkEnd w:id="31"/>
       <w:r>
         <w:rPr>
           <w:rFonts w:ascii="Times New Roman" w:cs="Times New Roman" w:eastAsia="Times New Roman" w:hAnsi="Times New Roman"/>
@@ -2457,8 +2470,8 @@
           <w:szCs w:val="28"/>
         </w:rPr>
       </w:pPr>
-      <w:bookmarkStart w:colFirst="0" w:colLast="0" w:name="_lrjeth7x7lxp" w:id="24"/>
-      <w:bookmarkEnd w:id="24"/>
+      <w:bookmarkStart w:colFirst="0" w:colLast="0" w:name="_lrjeth7x7lxp" w:id="25"/>
+      <w:bookmarkEnd w:id="25"/>
       <w:r>
         <w:rPr>
           <w:rFonts w:ascii="Times New Roman" w:cs="Times New Roman" w:eastAsia="Times New Roman" w:hAnsi="Times New Roman"/>
@@ -2479,8 +2492,8 @@
           <w:szCs w:val="28"/>
         </w:rPr>
       </w:pPr>
-      <w:bookmarkStart w:colFirst="0" w:colLast="0" w:name="_hsmb1o304ll2" w:id="31"/>
-      <w:bookmarkEnd w:id="31"/>
+      <w:bookmarkStart w:colFirst="0" w:colLast="0" w:name="_hsmb1o304ll2" w:id="32"/>
+      <w:bookmarkEnd w:id="32"/>
       <w:r>
         <w:rPr>
           <w:rtl w:val="0"/>
@@ -2496,8 +2509,8 @@
           <w:szCs w:val="28"/>
         </w:rPr>
       </w:pPr>
-      <w:bookmarkStart w:colFirst="0" w:colLast="0" w:name="_mcdz8l95k84v" w:id="32"/>
-      <w:bookmarkEnd w:id="32"/>
+      <w:bookmarkStart w:colFirst="0" w:colLast="0" w:name="_mcdz8l95k84v" w:id="33"/>
+      <w:bookmarkEnd w:id="33"/>
       <w:r>
         <w:rPr>
           <w:rFonts w:ascii="Times New Roman" w:cs="Times New Roman" w:eastAsia="Times New Roman" w:hAnsi="Times New Roman"/>
@@ -2517,8 +2530,8 @@
           <w:szCs w:val="28"/>
         </w:rPr>
       </w:pPr>
-      <w:bookmarkStart w:colFirst="0" w:colLast="0" w:name="_mcdz8l95k84v" w:id="32"/>
-      <w:bookmarkEnd w:id="32"/>
+      <w:bookmarkStart w:colFirst="0" w:colLast="0" w:name="_mcdz8l95k84v" w:id="33"/>
+      <w:bookmarkEnd w:id="33"/>
       <w:r>
         <w:rPr>
           <w:rtl w:val="0"/>
@@ -2534,8 +2547,8 @@
           <w:szCs w:val="28"/>
         </w:rPr>
       </w:pPr>
-      <w:bookmarkStart w:colFirst="0" w:colLast="0" w:name="_mcdz8l95k84v" w:id="32"/>
-      <w:bookmarkEnd w:id="32"/>
+      <w:bookmarkStart w:colFirst="0" w:colLast="0" w:name="_mcdz8l95k84v" w:id="33"/>
+      <w:bookmarkEnd w:id="33"/>
       <w:r>
         <w:rPr>
           <w:rFonts w:ascii="Times New Roman" w:cs="Times New Roman" w:eastAsia="Times New Roman" w:hAnsi="Times New Roman"/>
@@ -2555,8 +2568,8 @@
           <w:szCs w:val="28"/>
         </w:rPr>
       </w:pPr>
-      <w:bookmarkStart w:colFirst="0" w:colLast="0" w:name="_mcdz8l95k84v" w:id="32"/>
-      <w:bookmarkEnd w:id="32"/>
+      <w:bookmarkStart w:colFirst="0" w:colLast="0" w:name="_mcdz8l95k84v" w:id="33"/>
+      <w:bookmarkEnd w:id="33"/>
       <w:r>
         <w:rPr>
           <w:rtl w:val="0"/>
@@ -2572,8 +2585,8 @@
           <w:szCs w:val="28"/>
         </w:rPr>
       </w:pPr>
-      <w:bookmarkStart w:colFirst="0" w:colLast="0" w:name="_mcdz8l95k84v" w:id="32"/>
-      <w:bookmarkEnd w:id="32"/>
+      <w:bookmarkStart w:colFirst="0" w:colLast="0" w:name="_mcdz8l95k84v" w:id="33"/>
+      <w:bookmarkEnd w:id="33"/>
       <w:r>
         <w:rPr>
           <w:rFonts w:ascii="Times New Roman" w:cs="Times New Roman" w:eastAsia="Times New Roman" w:hAnsi="Times New Roman"/>
@@ -2593,8 +2606,8 @@
           <w:szCs w:val="28"/>
         </w:rPr>
       </w:pPr>
-      <w:bookmarkStart w:colFirst="0" w:colLast="0" w:name="_mcdz8l95k84v" w:id="32"/>
-      <w:bookmarkEnd w:id="32"/>
+      <w:bookmarkStart w:colFirst="0" w:colLast="0" w:name="_mcdz8l95k84v" w:id="33"/>
+      <w:bookmarkEnd w:id="33"/>
       <w:r>
         <w:rPr>
           <w:rtl w:val="0"/>
@@ -2610,8 +2623,8 @@
           <w:szCs w:val="28"/>
         </w:rPr>
       </w:pPr>
-      <w:bookmarkStart w:colFirst="0" w:colLast="0" w:name="_mcdz8l95k84v" w:id="32"/>
-      <w:bookmarkEnd w:id="32"/>
+      <w:bookmarkStart w:colFirst="0" w:colLast="0" w:name="_mcdz8l95k84v" w:id="33"/>
+      <w:bookmarkEnd w:id="33"/>
       <w:r>
         <w:rPr>
           <w:rFonts w:ascii="Times New Roman" w:cs="Times New Roman" w:eastAsia="Times New Roman" w:hAnsi="Times New Roman"/>
@@ -2631,12 +2644,33 @@
           <w:szCs w:val="28"/>
         </w:rPr>
       </w:pPr>
-      <w:bookmarkStart w:colFirst="0" w:colLast="0" w:name="_lnwsu2a5clxd" w:id="33"/>
+      <w:bookmarkStart w:colFirst="0" w:colLast="0" w:name="_lnwsu2a5clxd" w:id="34"/>
+      <w:bookmarkEnd w:id="34"/>
+      <w:r>
+        <w:rPr>
+          <w:rtl w:val="0"/>
+        </w:rPr>
+      </w:r>
+    </w:p>
+    <w:p>
+      <w:pPr>
+        <w:spacing w:line="360" w:lineRule="auto"/>
+        <w:rPr>
+          <w:rFonts w:ascii="Times New Roman" w:cs="Times New Roman" w:eastAsia="Times New Roman" w:hAnsi="Times New Roman"/>
+          <w:sz w:val="28"/>
+          <w:szCs w:val="28"/>
+        </w:rPr>
+      </w:pPr>
+      <w:bookmarkStart w:colFirst="0" w:colLast="0" w:name="_mcdz8l95k84v" w:id="33"/>
       <w:bookmarkEnd w:id="33"/>
       <w:r>
         <w:rPr>
-          <w:rtl w:val="0"/>
-        </w:rPr>
+          <w:rFonts w:ascii="Times New Roman" w:cs="Times New Roman" w:eastAsia="Times New Roman" w:hAnsi="Times New Roman"/>
+          <w:sz w:val="28"/>
+          <w:szCs w:val="28"/>
+          <w:rtl w:val="0"/>
+        </w:rPr>
+        <w:t xml:space="preserve">Сброс — завершает выполнение алгоритма и возвращает программу в исходное состояние. Все результаты визуализации очищаются, а матрица расстояний и отображение графа принимают первоначальный вид.</w:t>
       </w:r>
     </w:p>
     <w:p>
@@ -2648,29 +2682,8 @@
           <w:szCs w:val="28"/>
         </w:rPr>
       </w:pPr>
-      <w:bookmarkStart w:colFirst="0" w:colLast="0" w:name="_mcdz8l95k84v" w:id="32"/>
-      <w:bookmarkEnd w:id="32"/>
-      <w:r>
-        <w:rPr>
-          <w:rFonts w:ascii="Times New Roman" w:cs="Times New Roman" w:eastAsia="Times New Roman" w:hAnsi="Times New Roman"/>
-          <w:sz w:val="28"/>
-          <w:szCs w:val="28"/>
-          <w:rtl w:val="0"/>
-        </w:rPr>
-        <w:t xml:space="preserve">Сброс — завершает выполнение алгоритма и возвращает программу в исходное состояние. Все результаты визуализации очищаются, а матрица расстояний и отображение графа принимают первоначальный вид.</w:t>
-      </w:r>
-    </w:p>
-    <w:p>
-      <w:pPr>
-        <w:spacing w:line="360" w:lineRule="auto"/>
-        <w:rPr>
-          <w:rFonts w:ascii="Times New Roman" w:cs="Times New Roman" w:eastAsia="Times New Roman" w:hAnsi="Times New Roman"/>
-          <w:sz w:val="28"/>
-          <w:szCs w:val="28"/>
-        </w:rPr>
-      </w:pPr>
-      <w:bookmarkStart w:colFirst="0" w:colLast="0" w:name="_mcdz8l95k84v" w:id="32"/>
-      <w:bookmarkEnd w:id="32"/>
+      <w:bookmarkStart w:colFirst="0" w:colLast="0" w:name="_mcdz8l95k84v" w:id="33"/>
+      <w:bookmarkEnd w:id="33"/>
       <w:r>
         <w:rPr>
           <w:rtl w:val="0"/>
@@ -2689,8 +2702,8 @@
           <w:szCs w:val="28"/>
         </w:rPr>
       </w:pPr>
-      <w:bookmarkStart w:colFirst="0" w:colLast="0" w:name="_mcdz8l95k84v" w:id="32"/>
-      <w:bookmarkEnd w:id="32"/>
+      <w:bookmarkStart w:colFirst="0" w:colLast="0" w:name="_mcdz8l95k84v" w:id="33"/>
+      <w:bookmarkEnd w:id="33"/>
       <w:r>
         <w:rPr>
           <w:rFonts w:ascii="Times New Roman" w:cs="Times New Roman" w:eastAsia="Times New Roman" w:hAnsi="Times New Roman"/>
@@ -2716,8 +2729,8 @@
           <w:szCs w:val="28"/>
         </w:rPr>
       </w:pPr>
-      <w:bookmarkStart w:colFirst="0" w:colLast="0" w:name="_be46n3oqv0cy" w:id="34"/>
-      <w:bookmarkEnd w:id="34"/>
+      <w:bookmarkStart w:colFirst="0" w:colLast="0" w:name="_be46n3oqv0cy" w:id="35"/>
+      <w:bookmarkEnd w:id="35"/>
       <w:r>
         <w:rPr>
           <w:rFonts w:ascii="Times New Roman" w:cs="Times New Roman" w:eastAsia="Times New Roman" w:hAnsi="Times New Roman"/>
@@ -2743,8 +2756,8 @@
           <w:szCs w:val="28"/>
         </w:rPr>
       </w:pPr>
-      <w:bookmarkStart w:colFirst="0" w:colLast="0" w:name="_mzddezgao36f" w:id="35"/>
-      <w:bookmarkEnd w:id="35"/>
+      <w:bookmarkStart w:colFirst="0" w:colLast="0" w:name="_mzddezgao36f" w:id="36"/>
+      <w:bookmarkEnd w:id="36"/>
       <w:r>
         <w:rPr>
           <w:rFonts w:ascii="Times New Roman" w:cs="Times New Roman" w:eastAsia="Times New Roman" w:hAnsi="Times New Roman"/>
@@ -2800,8 +2813,8 @@
           <w:szCs w:val="28"/>
         </w:rPr>
       </w:pPr>
-      <w:bookmarkStart w:colFirst="0" w:colLast="0" w:name="_lqbz8zsbz0hd" w:id="36"/>
-      <w:bookmarkEnd w:id="36"/>
+      <w:bookmarkStart w:colFirst="0" w:colLast="0" w:name="_lqbz8zsbz0hd" w:id="37"/>
+      <w:bookmarkEnd w:id="37"/>
       <w:r>
         <w:rPr>
           <w:rFonts w:ascii="Times New Roman" w:cs="Times New Roman" w:eastAsia="Times New Roman" w:hAnsi="Times New Roman"/>
@@ -2822,8 +2835,8 @@
           <w:szCs w:val="28"/>
         </w:rPr>
       </w:pPr>
-      <w:bookmarkStart w:colFirst="0" w:colLast="0" w:name="_pnibg6avt5pn" w:id="37"/>
-      <w:bookmarkEnd w:id="37"/>
+      <w:bookmarkStart w:colFirst="0" w:colLast="0" w:name="_pnibg6avt5pn" w:id="38"/>
+      <w:bookmarkEnd w:id="38"/>
       <w:r>
         <w:rPr>
           <w:rFonts w:ascii="Times New Roman" w:cs="Times New Roman" w:eastAsia="Times New Roman" w:hAnsi="Times New Roman"/>
@@ -2846,8 +2859,8 @@
           <w:szCs w:val="28"/>
         </w:rPr>
       </w:pPr>
-      <w:bookmarkStart w:colFirst="0" w:colLast="0" w:name="_tzito0idt5ng" w:id="38"/>
-      <w:bookmarkEnd w:id="38"/>
+      <w:bookmarkStart w:colFirst="0" w:colLast="0" w:name="_tzito0idt5ng" w:id="39"/>
+      <w:bookmarkEnd w:id="39"/>
       <w:r>
         <w:rPr>
           <w:rtl w:val="0"/>
@@ -2866,8 +2879,8 @@
           <w:szCs w:val="28"/>
         </w:rPr>
       </w:pPr>
-      <w:bookmarkStart w:colFirst="0" w:colLast="0" w:name="_xinjry26sft6" w:id="39"/>
-      <w:bookmarkEnd w:id="39"/>
+      <w:bookmarkStart w:colFirst="0" w:colLast="0" w:name="_xinjry26sft6" w:id="40"/>
+      <w:bookmarkEnd w:id="40"/>
       <w:r>
         <w:br w:type="page"/>
       </w:r>
@@ -2889,8 +2902,8 @@
           <w:szCs w:val="28"/>
         </w:rPr>
       </w:pPr>
-      <w:bookmarkStart w:colFirst="0" w:colLast="0" w:name="_rge3ylbt0ut2" w:id="40"/>
-      <w:bookmarkEnd w:id="40"/>
+      <w:bookmarkStart w:colFirst="0" w:colLast="0" w:name="_rge3ylbt0ut2" w:id="41"/>
+      <w:bookmarkEnd w:id="41"/>
       <w:r>
         <w:rPr>
           <w:rFonts w:ascii="Times New Roman" w:cs="Times New Roman" w:eastAsia="Times New Roman" w:hAnsi="Times New Roman"/>
@@ -2912,8 +2925,8 @@
           <w:szCs w:val="28"/>
         </w:rPr>
       </w:pPr>
-      <w:bookmarkStart w:colFirst="0" w:colLast="0" w:name="_pnibg6avt5pn" w:id="37"/>
-      <w:bookmarkEnd w:id="37"/>
+      <w:bookmarkStart w:colFirst="0" w:colLast="0" w:name="_pnibg6avt5pn" w:id="38"/>
+      <w:bookmarkEnd w:id="38"/>
       <w:r>
         <w:rPr>
           <w:rFonts w:ascii="Times New Roman" w:cs="Times New Roman" w:eastAsia="Times New Roman" w:hAnsi="Times New Roman"/>
@@ -2938,8 +2951,8 @@
           <w:szCs w:val="28"/>
         </w:rPr>
       </w:pPr>
-      <w:bookmarkStart w:colFirst="0" w:colLast="0" w:name="_ubxs7q45nmrx" w:id="41"/>
-      <w:bookmarkEnd w:id="41"/>
+      <w:bookmarkStart w:colFirst="0" w:colLast="0" w:name="_ubxs7q45nmrx" w:id="42"/>
+      <w:bookmarkEnd w:id="42"/>
       <w:r>
         <w:rPr>
           <w:rFonts w:ascii="Times New Roman" w:cs="Times New Roman" w:eastAsia="Times New Roman" w:hAnsi="Times New Roman"/>
@@ -2959,8 +2972,8 @@
           <w:szCs w:val="28"/>
         </w:rPr>
       </w:pPr>
-      <w:bookmarkStart w:colFirst="0" w:colLast="0" w:name="_ubxs7q45nmrx" w:id="41"/>
-      <w:bookmarkEnd w:id="41"/>
+      <w:bookmarkStart w:colFirst="0" w:colLast="0" w:name="_ubxs7q45nmrx" w:id="42"/>
+      <w:bookmarkEnd w:id="42"/>
       <w:r>
         <w:rPr>
           <w:rFonts w:ascii="Times New Roman" w:cs="Times New Roman" w:eastAsia="Times New Roman" w:hAnsi="Times New Roman"/>
@@ -2970,6 +2983,11 @@
         </w:rPr>
         <w:t xml:space="preserve">Будут реализованы классы MainWindow, GraphEditor, MatrixPanel, ControlPanel и LogPanel с минимальным функционалом, необходимым для демонстрации пользовательского интерфейса. Планируется реализовать отображение рабочей области графа, области отображения матрицы расстояний, панели управления и информационного окна. Кнопки управления будут присутствовать в интерфейсе, однако их функциональность будет реализована на последующих этапах разработки.</w:t>
       </w:r>
+      <w:r>
+        <w:rPr>
+          <w:rtl w:val="0"/>
+        </w:rPr>
+      </w:r>
     </w:p>
     <w:p>
       <w:pPr>
@@ -2980,7 +2998,7 @@
           <w:szCs w:val="28"/>
         </w:rPr>
       </w:pPr>
-      <w:bookmarkStart w:colFirst="0" w:colLast="0" w:name="_1y9s1k98nd2y" w:id="42"/>
+      <w:bookmarkStart w:colFirst="0" w:colLast="0" w:name="_ubxs7q45nmrx" w:id="42"/>
       <w:bookmarkEnd w:id="42"/>
       <w:r>
         <w:rPr>
@@ -2989,7 +3007,7 @@
           <w:szCs w:val="28"/>
           <w:rtl w:val="0"/>
         </w:rPr>
-        <w:t xml:space="preserve">Предполагаемое распределение ролей участников на первом этапе: </w:t>
+        <w:t xml:space="preserve">Второй этап (разработка первой версии) предусматривает реализацию модели данных и основной алгоритмической части приложения.</w:t>
       </w:r>
     </w:p>
     <w:p>
@@ -3001,21 +3019,16 @@
           <w:szCs w:val="28"/>
         </w:rPr>
       </w:pPr>
-      <w:bookmarkStart w:colFirst="0" w:colLast="0" w:name="_u3x6ig820l" w:id="43"/>
-      <w:bookmarkEnd w:id="43"/>
-      <w:r>
-        <w:rPr>
-          <w:rFonts w:ascii="Times New Roman" w:cs="Times New Roman" w:eastAsia="Times New Roman" w:hAnsi="Times New Roman"/>
-          <w:sz w:val="28"/>
-          <w:szCs w:val="28"/>
-          <w:rtl w:val="0"/>
-        </w:rPr>
-        <w:t xml:space="preserve">Ксения - классы GraphEditor и MatrixPanel, Данил - класс MainWindow, Зарина - классы ControlPanel и LogPanel. Однако в ходе разработки планируется совместное обсуждение и работа над всеми классами и возможны корректировки ролей участников.</w:t>
-      </w:r>
-      <w:r>
-        <w:rPr>
-          <w:rtl w:val="0"/>
-        </w:rPr>
+      <w:bookmarkStart w:colFirst="0" w:colLast="0" w:name="_ubxs7q45nmrx" w:id="42"/>
+      <w:bookmarkEnd w:id="42"/>
+      <w:r>
+        <w:rPr>
+          <w:rFonts w:ascii="Times New Roman" w:cs="Times New Roman" w:eastAsia="Times New Roman" w:hAnsi="Times New Roman"/>
+          <w:sz w:val="28"/>
+          <w:szCs w:val="28"/>
+          <w:rtl w:val="0"/>
+        </w:rPr>
+        <w:t xml:space="preserve">Планируется разработать классы Vertex, Edge, Graph, DistanceMatrix, AlgorithmStep и FloydWarshallAlgorithm.</w:t>
       </w:r>
     </w:p>
     <w:p>
@@ -3027,50 +3040,8 @@
           <w:szCs w:val="28"/>
         </w:rPr>
       </w:pPr>
-      <w:bookmarkStart w:colFirst="0" w:colLast="0" w:name="_ubxs7q45nmrx" w:id="41"/>
-      <w:bookmarkEnd w:id="41"/>
-      <w:r>
-        <w:rPr>
-          <w:rFonts w:ascii="Times New Roman" w:cs="Times New Roman" w:eastAsia="Times New Roman" w:hAnsi="Times New Roman"/>
-          <w:sz w:val="28"/>
-          <w:szCs w:val="28"/>
-          <w:rtl w:val="0"/>
-        </w:rPr>
-        <w:t xml:space="preserve">Второй этап (разработка первой версии) предусматривает реализацию модели данных и основной алгоритмической части приложения.</w:t>
-      </w:r>
-    </w:p>
-    <w:p>
-      <w:pPr>
-        <w:spacing w:after="240" w:before="240" w:line="336" w:lineRule="auto"/>
-        <w:rPr>
-          <w:rFonts w:ascii="Times New Roman" w:cs="Times New Roman" w:eastAsia="Times New Roman" w:hAnsi="Times New Roman"/>
-          <w:sz w:val="28"/>
-          <w:szCs w:val="28"/>
-        </w:rPr>
-      </w:pPr>
-      <w:bookmarkStart w:colFirst="0" w:colLast="0" w:name="_ubxs7q45nmrx" w:id="41"/>
-      <w:bookmarkEnd w:id="41"/>
-      <w:r>
-        <w:rPr>
-          <w:rFonts w:ascii="Times New Roman" w:cs="Times New Roman" w:eastAsia="Times New Roman" w:hAnsi="Times New Roman"/>
-          <w:sz w:val="28"/>
-          <w:szCs w:val="28"/>
-          <w:rtl w:val="0"/>
-        </w:rPr>
-        <w:t xml:space="preserve">Планируется разработать классы Vertex, Edge, Graph, DistanceMatrix, AlgorithmStep и FloydWarshallAlgorithm.</w:t>
-      </w:r>
-    </w:p>
-    <w:p>
-      <w:pPr>
-        <w:spacing w:after="240" w:before="240" w:line="336" w:lineRule="auto"/>
-        <w:rPr>
-          <w:rFonts w:ascii="Times New Roman" w:cs="Times New Roman" w:eastAsia="Times New Roman" w:hAnsi="Times New Roman"/>
-          <w:sz w:val="28"/>
-          <w:szCs w:val="28"/>
-        </w:rPr>
-      </w:pPr>
-      <w:bookmarkStart w:colFirst="0" w:colLast="0" w:name="_ubxs7q45nmrx" w:id="41"/>
-      <w:bookmarkEnd w:id="41"/>
+      <w:bookmarkStart w:colFirst="0" w:colLast="0" w:name="_ubxs7q45nmrx" w:id="42"/>
+      <w:bookmarkEnd w:id="42"/>
       <w:r>
         <w:rPr>
           <w:rFonts w:ascii="Times New Roman" w:cs="Times New Roman" w:eastAsia="Times New Roman" w:hAnsi="Times New Roman"/>
@@ -3095,8 +3066,8 @@
           <w:szCs w:val="28"/>
         </w:rPr>
       </w:pPr>
-      <w:bookmarkStart w:colFirst="0" w:colLast="0" w:name="_ubxs7q45nmrx" w:id="41"/>
-      <w:bookmarkEnd w:id="41"/>
+      <w:bookmarkStart w:colFirst="0" w:colLast="0" w:name="_ubxs7q45nmrx" w:id="42"/>
+      <w:bookmarkEnd w:id="42"/>
       <w:r>
         <w:rPr>
           <w:rFonts w:ascii="Times New Roman" w:cs="Times New Roman" w:eastAsia="Times New Roman" w:hAnsi="Times New Roman"/>
@@ -3121,8 +3092,8 @@
           <w:szCs w:val="28"/>
         </w:rPr>
       </w:pPr>
-      <w:bookmarkStart w:colFirst="0" w:colLast="0" w:name="_ubxs7q45nmrx" w:id="41"/>
-      <w:bookmarkEnd w:id="41"/>
+      <w:bookmarkStart w:colFirst="0" w:colLast="0" w:name="_ubxs7q45nmrx" w:id="42"/>
+      <w:bookmarkEnd w:id="42"/>
       <w:r>
         <w:rPr>
           <w:rFonts w:ascii="Times New Roman" w:cs="Times New Roman" w:eastAsia="Times New Roman" w:hAnsi="Times New Roman"/>
@@ -3147,8 +3118,8 @@
           <w:szCs w:val="28"/>
         </w:rPr>
       </w:pPr>
-      <w:bookmarkStart w:colFirst="0" w:colLast="0" w:name="_ubxs7q45nmrx" w:id="41"/>
-      <w:bookmarkEnd w:id="41"/>
+      <w:bookmarkStart w:colFirst="0" w:colLast="0" w:name="_ubxs7q45nmrx" w:id="42"/>
+      <w:bookmarkEnd w:id="42"/>
       <w:r>
         <w:rPr>
           <w:rFonts w:ascii="Times New Roman" w:cs="Times New Roman" w:eastAsia="Times New Roman" w:hAnsi="Times New Roman"/>
@@ -3173,8 +3144,8 @@
           <w:szCs w:val="28"/>
         </w:rPr>
       </w:pPr>
-      <w:bookmarkStart w:colFirst="0" w:colLast="0" w:name="_ubxs7q45nmrx" w:id="41"/>
-      <w:bookmarkEnd w:id="41"/>
+      <w:bookmarkStart w:colFirst="0" w:colLast="0" w:name="_ubxs7q45nmrx" w:id="42"/>
+      <w:bookmarkEnd w:id="42"/>
       <w:r>
         <w:rPr>
           <w:rFonts w:ascii="Times New Roman" w:cs="Times New Roman" w:eastAsia="Times New Roman" w:hAnsi="Times New Roman"/>
@@ -3183,6 +3154,50 @@
           <w:rtl w:val="0"/>
         </w:rPr>
         <w:t xml:space="preserve">формирование последовательности шагов алгоритма для последующей визуализации;</w:t>
+      </w:r>
+    </w:p>
+    <w:p>
+      <w:pPr>
+        <w:numPr>
+          <w:ilvl w:val="0"/>
+          <w:numId w:val="5"/>
+        </w:numPr>
+        <w:spacing w:after="0" w:afterAutospacing="0" w:before="0" w:beforeAutospacing="0" w:line="336" w:lineRule="auto"/>
+        <w:ind w:left="720" w:hanging="360"/>
+        <w:rPr>
+          <w:rFonts w:ascii="Times New Roman" w:cs="Times New Roman" w:eastAsia="Times New Roman" w:hAnsi="Times New Roman"/>
+          <w:sz w:val="28"/>
+          <w:szCs w:val="28"/>
+        </w:rPr>
+      </w:pPr>
+      <w:bookmarkStart w:colFirst="0" w:colLast="0" w:name="_ubxs7q45nmrx" w:id="42"/>
+      <w:bookmarkEnd w:id="42"/>
+      <w:r>
+        <w:rPr>
+          <w:rFonts w:ascii="Times New Roman" w:cs="Times New Roman" w:eastAsia="Times New Roman" w:hAnsi="Times New Roman"/>
+          <w:sz w:val="28"/>
+          <w:szCs w:val="28"/>
+          <w:rtl w:val="0"/>
+        </w:rPr>
+        <w:t xml:space="preserve">хр</w:t>
+      </w:r>
+      <w:r>
+        <w:rPr>
+          <w:rFonts w:ascii="Times New Roman" w:cs="Times New Roman" w:eastAsia="Times New Roman" w:hAnsi="Times New Roman"/>
+          <w:sz w:val="28"/>
+          <w:szCs w:val="28"/>
+          <w:rtl w:val="0"/>
+        </w:rPr>
+        <w:t xml:space="preserve">анение и обновление матр</w:t>
+      </w:r>
+      <w:r>
+        <w:rPr>
+          <w:rFonts w:ascii="Times New Roman" w:cs="Times New Roman" w:eastAsia="Times New Roman" w:hAnsi="Times New Roman"/>
+          <w:sz w:val="28"/>
+          <w:szCs w:val="28"/>
+          <w:rtl w:val="0"/>
+        </w:rPr>
+        <w:t xml:space="preserve">ицы кратчайших расстояний;</w:t>
       </w:r>
     </w:p>
     <w:p>
@@ -3199,16 +3214,16 @@
           <w:szCs w:val="28"/>
         </w:rPr>
       </w:pPr>
-      <w:bookmarkStart w:colFirst="0" w:colLast="0" w:name="_ubxs7q45nmrx" w:id="41"/>
-      <w:bookmarkEnd w:id="41"/>
-      <w:r>
-        <w:rPr>
-          <w:rFonts w:ascii="Times New Roman" w:cs="Times New Roman" w:eastAsia="Times New Roman" w:hAnsi="Times New Roman"/>
-          <w:sz w:val="28"/>
-          <w:szCs w:val="28"/>
-          <w:rtl w:val="0"/>
-        </w:rPr>
-        <w:t xml:space="preserve">хранение и обновление матрицы кратчайших расстояний;</w:t>
+      <w:bookmarkStart w:colFirst="0" w:colLast="0" w:name="_1skm0h1d7hdn" w:id="43"/>
+      <w:bookmarkEnd w:id="43"/>
+      <w:r>
+        <w:rPr>
+          <w:rFonts w:ascii="Times New Roman" w:cs="Times New Roman" w:eastAsia="Times New Roman" w:hAnsi="Times New Roman"/>
+          <w:sz w:val="28"/>
+          <w:szCs w:val="28"/>
+          <w:rtl w:val="0"/>
+        </w:rPr>
+        <w:t xml:space="preserve">вывод текстового журнала выполнения алгоритма, содержащего информацию о текущих значениях вершин k, i и j, сравниваемых расстояниях, результате сравнения и выполненных обновлениях матрицы расстояний. </w:t>
       </w:r>
     </w:p>
     <w:p>
@@ -3220,37 +3235,16 @@
           <w:szCs w:val="28"/>
         </w:rPr>
       </w:pPr>
-      <w:bookmarkStart w:colFirst="0" w:colLast="0" w:name="_1y9s1k98nd2y" w:id="42"/>
-      <w:bookmarkEnd w:id="42"/>
-      <w:r>
-        <w:rPr>
-          <w:rFonts w:ascii="Times New Roman" w:cs="Times New Roman" w:eastAsia="Times New Roman" w:hAnsi="Times New Roman"/>
-          <w:sz w:val="28"/>
-          <w:szCs w:val="28"/>
-          <w:rtl w:val="0"/>
-        </w:rPr>
-        <w:t xml:space="preserve">Предполагаемое распределение ролей участников на втором этапе:</w:t>
-      </w:r>
-    </w:p>
-    <w:p>
-      <w:pPr>
-        <w:spacing w:after="240" w:before="240" w:line="336" w:lineRule="auto"/>
-        <w:rPr>
-          <w:rFonts w:ascii="Times New Roman" w:cs="Times New Roman" w:eastAsia="Times New Roman" w:hAnsi="Times New Roman"/>
-          <w:sz w:val="28"/>
-          <w:szCs w:val="28"/>
-        </w:rPr>
-      </w:pPr>
-      <w:bookmarkStart w:colFirst="0" w:colLast="0" w:name="_u3x6ig820l" w:id="43"/>
-      <w:bookmarkEnd w:id="43"/>
-      <w:r>
-        <w:rPr>
-          <w:rFonts w:ascii="Times New Roman" w:cs="Times New Roman" w:eastAsia="Times New Roman" w:hAnsi="Times New Roman"/>
-          <w:sz w:val="28"/>
-          <w:szCs w:val="28"/>
-          <w:rtl w:val="0"/>
-        </w:rPr>
-        <w:t xml:space="preserve">Ксения - классы Graph и AlgorithmStep, Данил - классы Edge и FloydWarshallAlgorithm, Зарина - классы и DistanceMatrix. Однако в ходе разработки планируется совместное обсуждение и работа над всеми классами и возможны корректировки ролей участников.</w:t>
+      <w:bookmarkStart w:colFirst="0" w:colLast="0" w:name="_x8jsuoaf6ohe" w:id="44"/>
+      <w:bookmarkEnd w:id="44"/>
+      <w:r>
+        <w:rPr>
+          <w:rFonts w:ascii="Times New Roman" w:cs="Times New Roman" w:eastAsia="Times New Roman" w:hAnsi="Times New Roman"/>
+          <w:sz w:val="28"/>
+          <w:szCs w:val="28"/>
+          <w:rtl w:val="0"/>
+        </w:rPr>
+        <w:t xml:space="preserve">Таким образом, в первой версии пользователь сможет проследить ход выполнения алгоритма по журналу сообщений и обновляемой на каждом шаге матрице расстояний , однако графическая пошаговая визуализация и подсветка элементов будут реализованы на следующем этапе разработки. </w:t>
       </w:r>
     </w:p>
     <w:p>
@@ -3264,8 +3258,8 @@
           <w:color w:val="000000"/>
         </w:rPr>
       </w:pPr>
-      <w:bookmarkStart w:colFirst="0" w:colLast="0" w:name="_yrov5b2kdtfi" w:id="44"/>
-      <w:bookmarkEnd w:id="44"/>
+      <w:bookmarkStart w:colFirst="0" w:colLast="0" w:name="_yrov5b2kdtfi" w:id="45"/>
+      <w:bookmarkEnd w:id="45"/>
       <w:r>
         <w:rPr>
           <w:rFonts w:ascii="Times New Roman" w:cs="Times New Roman" w:eastAsia="Times New Roman" w:hAnsi="Times New Roman"/>
@@ -3300,8 +3294,8 @@
           <w:szCs w:val="28"/>
         </w:rPr>
       </w:pPr>
-      <w:bookmarkStart w:colFirst="0" w:colLast="0" w:name="_ubxs7q45nmrx" w:id="41"/>
-      <w:bookmarkEnd w:id="41"/>
+      <w:bookmarkStart w:colFirst="0" w:colLast="0" w:name="_ubxs7q45nmrx" w:id="42"/>
+      <w:bookmarkEnd w:id="42"/>
       <w:r>
         <w:rPr>
           <w:rFonts w:ascii="Times New Roman" w:cs="Times New Roman" w:eastAsia="Times New Roman" w:hAnsi="Times New Roman"/>
@@ -3321,8 +3315,8 @@
           <w:szCs w:val="28"/>
         </w:rPr>
       </w:pPr>
-      <w:bookmarkStart w:colFirst="0" w:colLast="0" w:name="_ubxs7q45nmrx" w:id="41"/>
-      <w:bookmarkEnd w:id="41"/>
+      <w:bookmarkStart w:colFirst="0" w:colLast="0" w:name="_ubxs7q45nmrx" w:id="42"/>
+      <w:bookmarkEnd w:id="42"/>
       <w:r>
         <w:rPr>
           <w:rFonts w:ascii="Times New Roman" w:cs="Times New Roman" w:eastAsia="Times New Roman" w:hAnsi="Times New Roman"/>
@@ -3347,8 +3341,8 @@
           <w:szCs w:val="28"/>
         </w:rPr>
       </w:pPr>
-      <w:bookmarkStart w:colFirst="0" w:colLast="0" w:name="_ubxs7q45nmrx" w:id="41"/>
-      <w:bookmarkEnd w:id="41"/>
+      <w:bookmarkStart w:colFirst="0" w:colLast="0" w:name="_ubxs7q45nmrx" w:id="42"/>
+      <w:bookmarkEnd w:id="42"/>
       <w:r>
         <w:rPr>
           <w:rFonts w:ascii="Times New Roman" w:cs="Times New Roman" w:eastAsia="Times New Roman" w:hAnsi="Times New Roman"/>
@@ -3373,8 +3367,8 @@
           <w:szCs w:val="28"/>
         </w:rPr>
       </w:pPr>
-      <w:bookmarkStart w:colFirst="0" w:colLast="0" w:name="_ubxs7q45nmrx" w:id="41"/>
-      <w:bookmarkEnd w:id="41"/>
+      <w:bookmarkStart w:colFirst="0" w:colLast="0" w:name="_ubxs7q45nmrx" w:id="42"/>
+      <w:bookmarkEnd w:id="42"/>
       <w:r>
         <w:rPr>
           <w:rFonts w:ascii="Times New Roman" w:cs="Times New Roman" w:eastAsia="Times New Roman" w:hAnsi="Times New Roman"/>
@@ -3399,8 +3393,8 @@
           <w:szCs w:val="28"/>
         </w:rPr>
       </w:pPr>
-      <w:bookmarkStart w:colFirst="0" w:colLast="0" w:name="_ubxs7q45nmrx" w:id="41"/>
-      <w:bookmarkEnd w:id="41"/>
+      <w:bookmarkStart w:colFirst="0" w:colLast="0" w:name="_ubxs7q45nmrx" w:id="42"/>
+      <w:bookmarkEnd w:id="42"/>
       <w:r>
         <w:rPr>
           <w:rFonts w:ascii="Times New Roman" w:cs="Times New Roman" w:eastAsia="Times New Roman" w:hAnsi="Times New Roman"/>
@@ -3425,8 +3419,8 @@
           <w:szCs w:val="28"/>
         </w:rPr>
       </w:pPr>
-      <w:bookmarkStart w:colFirst="0" w:colLast="0" w:name="_ubxs7q45nmrx" w:id="41"/>
-      <w:bookmarkEnd w:id="41"/>
+      <w:bookmarkStart w:colFirst="0" w:colLast="0" w:name="_ubxs7q45nmrx" w:id="42"/>
+      <w:bookmarkEnd w:id="42"/>
       <w:r>
         <w:rPr>
           <w:rFonts w:ascii="Times New Roman" w:cs="Times New Roman" w:eastAsia="Times New Roman" w:hAnsi="Times New Roman"/>
@@ -3451,8 +3445,8 @@
           <w:szCs w:val="28"/>
         </w:rPr>
       </w:pPr>
-      <w:bookmarkStart w:colFirst="0" w:colLast="0" w:name="_ubxs7q45nmrx" w:id="41"/>
-      <w:bookmarkEnd w:id="41"/>
+      <w:bookmarkStart w:colFirst="0" w:colLast="0" w:name="_ubxs7q45nmrx" w:id="42"/>
+      <w:bookmarkEnd w:id="42"/>
       <w:r>
         <w:rPr>
           <w:rFonts w:ascii="Times New Roman" w:cs="Times New Roman" w:eastAsia="Times New Roman" w:hAnsi="Times New Roman"/>
@@ -3477,8 +3471,8 @@
           <w:szCs w:val="28"/>
         </w:rPr>
       </w:pPr>
-      <w:bookmarkStart w:colFirst="0" w:colLast="0" w:name="_ubxs7q45nmrx" w:id="41"/>
-      <w:bookmarkEnd w:id="41"/>
+      <w:bookmarkStart w:colFirst="0" w:colLast="0" w:name="_ubxs7q45nmrx" w:id="42"/>
+      <w:bookmarkEnd w:id="42"/>
       <w:r>
         <w:rPr>
           <w:rFonts w:ascii="Times New Roman" w:cs="Times New Roman" w:eastAsia="Times New Roman" w:hAnsi="Times New Roman"/>
@@ -3503,8 +3497,8 @@
           <w:szCs w:val="28"/>
         </w:rPr>
       </w:pPr>
-      <w:bookmarkStart w:colFirst="0" w:colLast="0" w:name="_ubxs7q45nmrx" w:id="41"/>
-      <w:bookmarkEnd w:id="41"/>
+      <w:bookmarkStart w:colFirst="0" w:colLast="0" w:name="_ubxs7q45nmrx" w:id="42"/>
+      <w:bookmarkEnd w:id="42"/>
       <w:r>
         <w:rPr>
           <w:rFonts w:ascii="Times New Roman" w:cs="Times New Roman" w:eastAsia="Times New Roman" w:hAnsi="Times New Roman"/>
@@ -3529,8 +3523,8 @@
           <w:szCs w:val="28"/>
         </w:rPr>
       </w:pPr>
-      <w:bookmarkStart w:colFirst="0" w:colLast="0" w:name="_ubxs7q45nmrx" w:id="41"/>
-      <w:bookmarkEnd w:id="41"/>
+      <w:bookmarkStart w:colFirst="0" w:colLast="0" w:name="_ubxs7q45nmrx" w:id="42"/>
+      <w:bookmarkEnd w:id="42"/>
       <w:r>
         <w:rPr>
           <w:rFonts w:ascii="Times New Roman" w:cs="Times New Roman" w:eastAsia="Times New Roman" w:hAnsi="Times New Roman"/>
@@ -3540,6 +3534,11 @@
         </w:rPr>
         <w:t xml:space="preserve">сброс выполнения алгоритма и возврат к исходному состоянию.</w:t>
       </w:r>
+      <w:r>
+        <w:rPr>
+          <w:rtl w:val="0"/>
+        </w:rPr>
+      </w:r>
     </w:p>
     <w:p>
       <w:pPr>
@@ -3550,7 +3549,7 @@
           <w:szCs w:val="28"/>
         </w:rPr>
       </w:pPr>
-      <w:bookmarkStart w:colFirst="0" w:colLast="0" w:name="_1y9s1k98nd2y" w:id="42"/>
+      <w:bookmarkStart w:colFirst="0" w:colLast="0" w:name="_ubxs7q45nmrx" w:id="42"/>
       <w:bookmarkEnd w:id="42"/>
       <w:r>
         <w:rPr>
@@ -3559,7 +3558,7 @@
           <w:szCs w:val="28"/>
           <w:rtl w:val="0"/>
         </w:rPr>
-        <w:t xml:space="preserve">Предполагаемое распределение ролей участников на третьем этапе:</w:t>
+        <w:t xml:space="preserve">Четвёртый этап (разработка финальной версии) является заключительным и предусматривает финальную доработку и правки.</w:t>
       </w:r>
     </w:p>
     <w:p>
@@ -3571,55 +3570,8 @@
           <w:szCs w:val="28"/>
         </w:rPr>
       </w:pPr>
-      <w:bookmarkStart w:colFirst="0" w:colLast="0" w:name="_u3x6ig820l" w:id="43"/>
-      <w:bookmarkEnd w:id="43"/>
-      <w:r>
-        <w:rPr>
-          <w:rFonts w:ascii="Times New Roman" w:cs="Times New Roman" w:eastAsia="Times New Roman" w:hAnsi="Times New Roman"/>
-          <w:sz w:val="28"/>
-          <w:szCs w:val="28"/>
-          <w:rtl w:val="0"/>
-        </w:rPr>
-        <w:t xml:space="preserve">Ксения - класс GraphIO, Данил и Зарина - классы EditorMode и VisualizationController. Однако в ходе разработки планируется совместное обсуждение и работа над всеми классами и возможны корректировки ролей участников.</w:t>
-      </w:r>
-      <w:r>
-        <w:rPr>
-          <w:rtl w:val="0"/>
-        </w:rPr>
-      </w:r>
-    </w:p>
-    <w:p>
-      <w:pPr>
-        <w:spacing w:after="240" w:before="240" w:line="336" w:lineRule="auto"/>
-        <w:rPr>
-          <w:rFonts w:ascii="Times New Roman" w:cs="Times New Roman" w:eastAsia="Times New Roman" w:hAnsi="Times New Roman"/>
-          <w:sz w:val="28"/>
-          <w:szCs w:val="28"/>
-        </w:rPr>
-      </w:pPr>
-      <w:bookmarkStart w:colFirst="0" w:colLast="0" w:name="_ubxs7q45nmrx" w:id="41"/>
-      <w:bookmarkEnd w:id="41"/>
-      <w:r>
-        <w:rPr>
-          <w:rFonts w:ascii="Times New Roman" w:cs="Times New Roman" w:eastAsia="Times New Roman" w:hAnsi="Times New Roman"/>
-          <w:sz w:val="28"/>
-          <w:szCs w:val="28"/>
-          <w:rtl w:val="0"/>
-        </w:rPr>
-        <w:t xml:space="preserve">Четвёртый этап (разработка финальной версии) является заключительным и предусматривает финальную доработку и правки.</w:t>
-      </w:r>
-    </w:p>
-    <w:p>
-      <w:pPr>
-        <w:spacing w:after="240" w:before="240" w:line="336" w:lineRule="auto"/>
-        <w:rPr>
-          <w:rFonts w:ascii="Times New Roman" w:cs="Times New Roman" w:eastAsia="Times New Roman" w:hAnsi="Times New Roman"/>
-          <w:sz w:val="28"/>
-          <w:szCs w:val="28"/>
-        </w:rPr>
-      </w:pPr>
-      <w:bookmarkStart w:colFirst="0" w:colLast="0" w:name="_ubxs7q45nmrx" w:id="41"/>
-      <w:bookmarkEnd w:id="41"/>
+      <w:bookmarkStart w:colFirst="0" w:colLast="0" w:name="_ubxs7q45nmrx" w:id="42"/>
+      <w:bookmarkEnd w:id="42"/>
       <w:r>
         <w:rPr>
           <w:rFonts w:ascii="Times New Roman" w:cs="Times New Roman" w:eastAsia="Times New Roman" w:hAnsi="Times New Roman"/>
@@ -3644,8 +3596,8 @@
           <w:szCs w:val="28"/>
         </w:rPr>
       </w:pPr>
-      <w:bookmarkStart w:colFirst="0" w:colLast="0" w:name="_ubxs7q45nmrx" w:id="41"/>
-      <w:bookmarkEnd w:id="41"/>
+      <w:bookmarkStart w:colFirst="0" w:colLast="0" w:name="_ubxs7q45nmrx" w:id="42"/>
+      <w:bookmarkEnd w:id="42"/>
       <w:r>
         <w:rPr>
           <w:rFonts w:ascii="Times New Roman" w:cs="Times New Roman" w:eastAsia="Times New Roman" w:hAnsi="Times New Roman"/>
@@ -3670,8 +3622,8 @@
           <w:szCs w:val="28"/>
         </w:rPr>
       </w:pPr>
-      <w:bookmarkStart w:colFirst="0" w:colLast="0" w:name="_ubxs7q45nmrx" w:id="41"/>
-      <w:bookmarkEnd w:id="41"/>
+      <w:bookmarkStart w:colFirst="0" w:colLast="0" w:name="_ubxs7q45nmrx" w:id="42"/>
+      <w:bookmarkEnd w:id="42"/>
       <w:r>
         <w:rPr>
           <w:rFonts w:ascii="Times New Roman" w:cs="Times New Roman" w:eastAsia="Times New Roman" w:hAnsi="Times New Roman"/>
@@ -3696,8 +3648,8 @@
           <w:szCs w:val="28"/>
         </w:rPr>
       </w:pPr>
-      <w:bookmarkStart w:colFirst="0" w:colLast="0" w:name="_ubxs7q45nmrx" w:id="41"/>
-      <w:bookmarkEnd w:id="41"/>
+      <w:bookmarkStart w:colFirst="0" w:colLast="0" w:name="_ubxs7q45nmrx" w:id="42"/>
+      <w:bookmarkEnd w:id="42"/>
       <w:r>
         <w:rPr>
           <w:rFonts w:ascii="Times New Roman" w:cs="Times New Roman" w:eastAsia="Times New Roman" w:hAnsi="Times New Roman"/>
@@ -3722,8 +3674,8 @@
           <w:szCs w:val="28"/>
         </w:rPr>
       </w:pPr>
-      <w:bookmarkStart w:colFirst="0" w:colLast="0" w:name="_ubxs7q45nmrx" w:id="41"/>
-      <w:bookmarkEnd w:id="41"/>
+      <w:bookmarkStart w:colFirst="0" w:colLast="0" w:name="_ubxs7q45nmrx" w:id="42"/>
+      <w:bookmarkEnd w:id="42"/>
       <w:r>
         <w:rPr>
           <w:rFonts w:ascii="Times New Roman" w:cs="Times New Roman" w:eastAsia="Times New Roman" w:hAnsi="Times New Roman"/>
@@ -3748,8 +3700,8 @@
           <w:szCs w:val="28"/>
         </w:rPr>
       </w:pPr>
-      <w:bookmarkStart w:colFirst="0" w:colLast="0" w:name="_ubxs7q45nmrx" w:id="41"/>
-      <w:bookmarkEnd w:id="41"/>
+      <w:bookmarkStart w:colFirst="0" w:colLast="0" w:name="_ubxs7q45nmrx" w:id="42"/>
+      <w:bookmarkEnd w:id="42"/>
       <w:r>
         <w:rPr>
           <w:rFonts w:ascii="Times New Roman" w:cs="Times New Roman" w:eastAsia="Times New Roman" w:hAnsi="Times New Roman"/>
@@ -3774,8 +3726,8 @@
           <w:szCs w:val="28"/>
         </w:rPr>
       </w:pPr>
-      <w:bookmarkStart w:colFirst="0" w:colLast="0" w:name="_ubxs7q45nmrx" w:id="41"/>
-      <w:bookmarkEnd w:id="41"/>
+      <w:bookmarkStart w:colFirst="0" w:colLast="0" w:name="_ubxs7q45nmrx" w:id="42"/>
+      <w:bookmarkEnd w:id="42"/>
       <w:r>
         <w:rPr>
           <w:rFonts w:ascii="Times New Roman" w:cs="Times New Roman" w:eastAsia="Times New Roman" w:hAnsi="Times New Roman"/>
@@ -3800,8 +3752,8 @@
           <w:szCs w:val="28"/>
         </w:rPr>
       </w:pPr>
-      <w:bookmarkStart w:colFirst="0" w:colLast="0" w:name="_ubxs7q45nmrx" w:id="41"/>
-      <w:bookmarkEnd w:id="41"/>
+      <w:bookmarkStart w:colFirst="0" w:colLast="0" w:name="_ubxs7q45nmrx" w:id="42"/>
+      <w:bookmarkEnd w:id="42"/>
       <w:r>
         <w:rPr>
           <w:rFonts w:ascii="Times New Roman" w:cs="Times New Roman" w:eastAsia="Times New Roman" w:hAnsi="Times New Roman"/>
@@ -3826,8 +3778,8 @@
           <w:szCs w:val="28"/>
         </w:rPr>
       </w:pPr>
-      <w:bookmarkStart w:colFirst="0" w:colLast="0" w:name="_iq5htzvsl0h6" w:id="45"/>
-      <w:bookmarkEnd w:id="45"/>
+      <w:bookmarkStart w:colFirst="0" w:colLast="0" w:name="_iq5htzvsl0h6" w:id="46"/>
+      <w:bookmarkEnd w:id="46"/>
       <w:r>
         <w:rPr>
           <w:rFonts w:ascii="Times New Roman" w:cs="Times New Roman" w:eastAsia="Times New Roman" w:hAnsi="Times New Roman"/>
@@ -3847,50 +3799,282 @@
           <w:szCs w:val="28"/>
         </w:rPr>
       </w:pPr>
-      <w:bookmarkStart w:colFirst="0" w:colLast="0" w:name="_1y9s1k98nd2y" w:id="42"/>
-      <w:bookmarkEnd w:id="42"/>
-      <w:r>
-        <w:rPr>
-          <w:rFonts w:ascii="Times New Roman" w:cs="Times New Roman" w:eastAsia="Times New Roman" w:hAnsi="Times New Roman"/>
-          <w:sz w:val="28"/>
-          <w:szCs w:val="28"/>
-          <w:rtl w:val="0"/>
-        </w:rPr>
-        <w:t xml:space="preserve">Предполагаемое распределение ролей участников на четвертом этапе:</w:t>
+      <w:bookmarkStart w:colFirst="0" w:colLast="0" w:name="_pa0m2vigaa5w" w:id="47"/>
+      <w:bookmarkEnd w:id="47"/>
+      <w:r>
+        <w:rPr>
+          <w:rtl w:val="0"/>
+        </w:rPr>
+      </w:r>
+    </w:p>
+    <w:p>
+      <w:pPr>
+        <w:spacing w:after="240" w:before="240" w:line="336" w:lineRule="auto"/>
+        <w:rPr>
+          <w:rFonts w:ascii="Times New Roman" w:cs="Times New Roman" w:eastAsia="Times New Roman" w:hAnsi="Times New Roman"/>
+          <w:sz w:val="28"/>
+          <w:szCs w:val="28"/>
+        </w:rPr>
+      </w:pPr>
+      <w:bookmarkStart w:colFirst="0" w:colLast="0" w:name="_2vlr7eb5r3ht" w:id="48"/>
+      <w:bookmarkEnd w:id="48"/>
+      <w:r>
+        <w:rPr>
+          <w:rtl w:val="0"/>
+        </w:rPr>
+      </w:r>
+    </w:p>
+    <w:p>
+      <w:pPr>
+        <w:spacing w:after="240" w:before="240" w:line="336" w:lineRule="auto"/>
+        <w:rPr>
+          <w:rFonts w:ascii="Times New Roman" w:cs="Times New Roman" w:eastAsia="Times New Roman" w:hAnsi="Times New Roman"/>
+          <w:sz w:val="28"/>
+          <w:szCs w:val="28"/>
+        </w:rPr>
+      </w:pPr>
+      <w:bookmarkStart w:colFirst="0" w:colLast="0" w:name="_n9qsecjypb8u" w:id="49"/>
+      <w:bookmarkEnd w:id="49"/>
+      <w:r>
+        <w:rPr>
+          <w:rtl w:val="0"/>
+        </w:rPr>
+      </w:r>
+    </w:p>
+    <w:p>
+      <w:pPr>
+        <w:spacing w:after="240" w:before="240" w:line="336" w:lineRule="auto"/>
+        <w:rPr>
+          <w:rFonts w:ascii="Times New Roman" w:cs="Times New Roman" w:eastAsia="Times New Roman" w:hAnsi="Times New Roman"/>
+          <w:sz w:val="28"/>
+          <w:szCs w:val="28"/>
+        </w:rPr>
+      </w:pPr>
+      <w:bookmarkStart w:colFirst="0" w:colLast="0" w:name="_cul1im6tb4ab" w:id="50"/>
+      <w:bookmarkEnd w:id="50"/>
+      <w:r>
+        <w:rPr>
+          <w:rtl w:val="0"/>
+        </w:rPr>
+      </w:r>
+    </w:p>
+    <w:p>
+      <w:pPr>
+        <w:spacing w:after="240" w:before="240" w:line="336" w:lineRule="auto"/>
+        <w:rPr>
+          <w:rFonts w:ascii="Times New Roman" w:cs="Times New Roman" w:eastAsia="Times New Roman" w:hAnsi="Times New Roman"/>
+          <w:sz w:val="28"/>
+          <w:szCs w:val="28"/>
+        </w:rPr>
+      </w:pPr>
+      <w:bookmarkStart w:colFirst="0" w:colLast="0" w:name="_8x6sq53wvktm" w:id="51"/>
+      <w:bookmarkEnd w:id="51"/>
+      <w:r>
+        <w:rPr>
+          <w:rtl w:val="0"/>
+        </w:rPr>
+      </w:r>
+    </w:p>
+    <w:p>
+      <w:pPr>
+        <w:spacing w:after="240" w:before="240" w:line="336" w:lineRule="auto"/>
+        <w:rPr>
+          <w:rFonts w:ascii="Times New Roman" w:cs="Times New Roman" w:eastAsia="Times New Roman" w:hAnsi="Times New Roman"/>
+          <w:sz w:val="28"/>
+          <w:szCs w:val="28"/>
+        </w:rPr>
+      </w:pPr>
+      <w:bookmarkStart w:colFirst="0" w:colLast="0" w:name="_bx74vw2xvych" w:id="52"/>
+      <w:bookmarkEnd w:id="52"/>
+      <w:r>
+        <w:rPr>
+          <w:rtl w:val="0"/>
+        </w:rPr>
+      </w:r>
+    </w:p>
+    <w:p>
+      <w:pPr>
+        <w:spacing w:after="240" w:before="240" w:line="336" w:lineRule="auto"/>
+        <w:rPr>
+          <w:rFonts w:ascii="Times New Roman" w:cs="Times New Roman" w:eastAsia="Times New Roman" w:hAnsi="Times New Roman"/>
+          <w:sz w:val="28"/>
+          <w:szCs w:val="28"/>
+        </w:rPr>
+      </w:pPr>
+      <w:bookmarkStart w:colFirst="0" w:colLast="0" w:name="_nm0k2h5alwoe" w:id="53"/>
+      <w:bookmarkEnd w:id="53"/>
+      <w:r>
+        <w:rPr>
+          <w:rtl w:val="0"/>
+        </w:rPr>
+      </w:r>
+    </w:p>
+    <w:p>
+      <w:pPr>
+        <w:spacing w:after="240" w:before="240" w:line="336" w:lineRule="auto"/>
+        <w:rPr>
+          <w:rFonts w:ascii="Times New Roman" w:cs="Times New Roman" w:eastAsia="Times New Roman" w:hAnsi="Times New Roman"/>
+          <w:sz w:val="28"/>
+          <w:szCs w:val="28"/>
+        </w:rPr>
+      </w:pPr>
+      <w:bookmarkStart w:colFirst="0" w:colLast="0" w:name="_vg9au5u72i1q" w:id="54"/>
+      <w:bookmarkEnd w:id="54"/>
+      <w:r>
+        <w:rPr>
+          <w:rtl w:val="0"/>
+        </w:rPr>
+      </w:r>
+    </w:p>
+    <w:p>
+      <w:pPr>
+        <w:spacing w:after="240" w:before="240" w:line="336" w:lineRule="auto"/>
+        <w:rPr>
+          <w:rFonts w:ascii="Times New Roman" w:cs="Times New Roman" w:eastAsia="Times New Roman" w:hAnsi="Times New Roman"/>
+          <w:sz w:val="28"/>
+          <w:szCs w:val="28"/>
+        </w:rPr>
+      </w:pPr>
+      <w:bookmarkStart w:colFirst="0" w:colLast="0" w:name="_rxgf1asi8b83" w:id="55"/>
+      <w:bookmarkEnd w:id="55"/>
+      <w:r>
+        <w:rPr>
+          <w:rtl w:val="0"/>
+        </w:rPr>
+      </w:r>
+    </w:p>
+    <w:p>
+      <w:pPr>
+        <w:spacing w:after="240" w:before="240" w:line="336" w:lineRule="auto"/>
+        <w:rPr>
+          <w:rFonts w:ascii="Times New Roman" w:cs="Times New Roman" w:eastAsia="Times New Roman" w:hAnsi="Times New Roman"/>
+          <w:sz w:val="28"/>
+          <w:szCs w:val="28"/>
+        </w:rPr>
+      </w:pPr>
+      <w:bookmarkStart w:colFirst="0" w:colLast="0" w:name="_nrh74wsuvgj7" w:id="56"/>
+      <w:bookmarkEnd w:id="56"/>
+      <w:r>
+        <w:rPr>
+          <w:rtl w:val="0"/>
+        </w:rPr>
+      </w:r>
+    </w:p>
+    <w:p>
+      <w:pPr>
+        <w:spacing w:after="240" w:before="240" w:line="336" w:lineRule="auto"/>
+        <w:rPr>
+          <w:rFonts w:ascii="Times New Roman" w:cs="Times New Roman" w:eastAsia="Times New Roman" w:hAnsi="Times New Roman"/>
+          <w:sz w:val="28"/>
+          <w:szCs w:val="28"/>
+        </w:rPr>
+      </w:pPr>
+      <w:bookmarkStart w:colFirst="0" w:colLast="0" w:name="_8fc7d5nb2ggy" w:id="57"/>
+      <w:bookmarkEnd w:id="57"/>
+      <w:r>
+        <w:rPr>
+          <w:rtl w:val="0"/>
+        </w:rPr>
+      </w:r>
+    </w:p>
+    <w:p>
+      <w:pPr>
+        <w:spacing w:after="240" w:before="240" w:line="336" w:lineRule="auto"/>
+        <w:rPr>
+          <w:rFonts w:ascii="Times New Roman" w:cs="Times New Roman" w:eastAsia="Times New Roman" w:hAnsi="Times New Roman"/>
+          <w:sz w:val="28"/>
+          <w:szCs w:val="28"/>
+        </w:rPr>
+      </w:pPr>
+      <w:bookmarkStart w:colFirst="0" w:colLast="0" w:name="_7yoq0unme98e" w:id="58"/>
+      <w:bookmarkEnd w:id="58"/>
+      <w:r>
+        <w:rPr>
+          <w:rtl w:val="0"/>
+        </w:rPr>
+      </w:r>
+    </w:p>
+    <w:p>
+      <w:pPr>
+        <w:spacing w:after="240" w:before="240" w:line="336" w:lineRule="auto"/>
+        <w:rPr>
+          <w:rFonts w:ascii="Times New Roman" w:cs="Times New Roman" w:eastAsia="Times New Roman" w:hAnsi="Times New Roman"/>
+          <w:sz w:val="28"/>
+          <w:szCs w:val="28"/>
+        </w:rPr>
+      </w:pPr>
+      <w:bookmarkStart w:colFirst="0" w:colLast="0" w:name="_t3rcrvl7youb" w:id="59"/>
+      <w:bookmarkEnd w:id="59"/>
+      <w:r>
+        <w:rPr>
+          <w:rtl w:val="0"/>
+        </w:rPr>
+      </w:r>
+    </w:p>
+    <w:p>
+      <w:pPr>
+        <w:spacing w:after="240" w:before="240" w:line="336" w:lineRule="auto"/>
+        <w:rPr>
+          <w:rFonts w:ascii="Times New Roman" w:cs="Times New Roman" w:eastAsia="Times New Roman" w:hAnsi="Times New Roman"/>
+          <w:sz w:val="28"/>
+          <w:szCs w:val="28"/>
+        </w:rPr>
+      </w:pPr>
+      <w:bookmarkStart w:colFirst="0" w:colLast="0" w:name="_rx23aodzesq" w:id="60"/>
+      <w:bookmarkEnd w:id="60"/>
+      <w:r>
+        <w:rPr>
+          <w:rtl w:val="0"/>
+        </w:rPr>
+      </w:r>
+    </w:p>
+    <w:p>
+      <w:pPr>
+        <w:spacing w:after="240" w:before="240" w:line="336" w:lineRule="auto"/>
+        <w:rPr>
+          <w:rFonts w:ascii="Times New Roman" w:cs="Times New Roman" w:eastAsia="Times New Roman" w:hAnsi="Times New Roman"/>
+          <w:sz w:val="28"/>
+          <w:szCs w:val="28"/>
+        </w:rPr>
+      </w:pPr>
+      <w:bookmarkStart w:colFirst="0" w:colLast="0" w:name="_h6ui0mkoypmc" w:id="61"/>
+      <w:bookmarkEnd w:id="61"/>
+      <w:r>
+        <w:rPr>
+          <w:rtl w:val="0"/>
+        </w:rPr>
       </w:r>
     </w:p>
     <w:p>
       <w:pPr>
         <w:spacing w:line="336" w:lineRule="auto"/>
-        <w:rPr>
-          <w:rFonts w:ascii="Times New Roman" w:cs="Times New Roman" w:eastAsia="Times New Roman" w:hAnsi="Times New Roman"/>
-          <w:sz w:val="28"/>
-          <w:szCs w:val="28"/>
-        </w:rPr>
-      </w:pPr>
-      <w:bookmarkStart w:colFirst="0" w:colLast="0" w:name="_2y4z4zd6c7l5" w:id="46"/>
-      <w:bookmarkEnd w:id="46"/>
-      <w:r>
-        <w:rPr>
-          <w:rFonts w:ascii="Times New Roman" w:cs="Times New Roman" w:eastAsia="Times New Roman" w:hAnsi="Times New Roman"/>
-          <w:sz w:val="28"/>
-          <w:szCs w:val="28"/>
-          <w:rtl w:val="0"/>
-        </w:rPr>
-        <w:t xml:space="preserve">Планируется, что за доработку пользовательского интерфейса, добавление информации о разработчиках и исправление обнаруженных ошибок отвечает Данил. Ксения за тестирование программы и проверку корректности данных. Зарина отвечает за обнаружение отрицательных циклов и блокировку редактирования графа во время выполнения алгоритма. Однако опять же предполагается совместное обсуждение и работа над всеми задачами и возможны корректировки обязанностей участников.</w:t>
+        <w:jc w:val="left"/>
+        <w:rPr>
+          <w:rFonts w:ascii="Times New Roman" w:cs="Times New Roman" w:eastAsia="Times New Roman" w:hAnsi="Times New Roman"/>
+          <w:sz w:val="28"/>
+          <w:szCs w:val="28"/>
+        </w:rPr>
+      </w:pPr>
+      <w:bookmarkStart w:colFirst="0" w:colLast="0" w:name="_r7ss3b18des5" w:id="62"/>
+      <w:bookmarkEnd w:id="62"/>
+      <w:r>
+        <w:rPr>
+          <w:rtl w:val="0"/>
+        </w:rPr>
       </w:r>
     </w:p>
     <w:p>
       <w:pPr>
         <w:spacing w:line="336" w:lineRule="auto"/>
-        <w:rPr>
-          <w:rFonts w:ascii="Times New Roman" w:cs="Times New Roman" w:eastAsia="Times New Roman" w:hAnsi="Times New Roman"/>
-          <w:sz w:val="28"/>
-          <w:szCs w:val="28"/>
-        </w:rPr>
-      </w:pPr>
-      <w:bookmarkStart w:colFirst="0" w:colLast="0" w:name="_caqu6xe9dawd" w:id="47"/>
-      <w:bookmarkEnd w:id="47"/>
+        <w:jc w:val="left"/>
+        <w:rPr>
+          <w:rFonts w:ascii="Times New Roman" w:cs="Times New Roman" w:eastAsia="Times New Roman" w:hAnsi="Times New Roman"/>
+          <w:sz w:val="28"/>
+          <w:szCs w:val="28"/>
+        </w:rPr>
+      </w:pPr>
+      <w:bookmarkStart w:colFirst="0" w:colLast="0" w:name="_sailapcmbccd" w:id="63"/>
+      <w:bookmarkEnd w:id="63"/>
       <w:r>
         <w:rPr>
           <w:rtl w:val="0"/>
@@ -3900,31 +4084,127 @@
     <w:p>
       <w:pPr>
         <w:spacing w:line="336" w:lineRule="auto"/>
-        <w:rPr>
-          <w:rFonts w:ascii="Times New Roman" w:cs="Times New Roman" w:eastAsia="Times New Roman" w:hAnsi="Times New Roman"/>
-          <w:sz w:val="28"/>
-          <w:szCs w:val="28"/>
-        </w:rPr>
-      </w:pPr>
-      <w:bookmarkStart w:colFirst="0" w:colLast="0" w:name="_mwpadt2yx27j" w:id="48"/>
-      <w:bookmarkEnd w:id="48"/>
-      <w:r>
-        <w:rPr>
-          <w:rtl w:val="0"/>
-        </w:rPr>
-      </w:r>
-    </w:p>
-    <w:p>
-      <w:pPr>
-        <w:spacing w:line="336" w:lineRule="auto"/>
-        <w:rPr>
-          <w:rFonts w:ascii="Times New Roman" w:cs="Times New Roman" w:eastAsia="Times New Roman" w:hAnsi="Times New Roman"/>
-          <w:sz w:val="28"/>
-          <w:szCs w:val="28"/>
-        </w:rPr>
-      </w:pPr>
-      <w:bookmarkStart w:colFirst="0" w:colLast="0" w:name="_pwycx4w7jgpb" w:id="49"/>
-      <w:bookmarkEnd w:id="49"/>
+        <w:jc w:val="center"/>
+        <w:rPr>
+          <w:rFonts w:ascii="Times New Roman" w:cs="Times New Roman" w:eastAsia="Times New Roman" w:hAnsi="Times New Roman"/>
+          <w:b w:val="1"/>
+          <w:bCs w:val="1"/>
+          <w:sz w:val="28"/>
+          <w:szCs w:val="28"/>
+        </w:rPr>
+      </w:pPr>
+      <w:bookmarkStart w:colFirst="0" w:colLast="0" w:name="_1w6y8s824pru" w:id="64"/>
+      <w:bookmarkEnd w:id="64"/>
+      <w:r>
+        <w:rPr>
+          <w:rFonts w:ascii="Times New Roman" w:cs="Times New Roman" w:eastAsia="Times New Roman" w:hAnsi="Times New Roman"/>
+          <w:b w:val="1"/>
+          <w:bCs w:val="1"/>
+          <w:sz w:val="28"/>
+          <w:szCs w:val="28"/>
+          <w:rtl w:val="0"/>
+        </w:rPr>
+        <w:t xml:space="preserve">РАСПРЕДЕЛЕНИЕ РОЛЕЙ</w:t>
+      </w:r>
+    </w:p>
+    <w:p>
+      <w:pPr>
+        <w:shd w:fill="ffffff" w:val="clear"/>
+        <w:spacing w:after="240" w:before="240" w:line="336" w:lineRule="auto"/>
+        <w:ind w:firstLine="720"/>
+        <w:rPr>
+          <w:rFonts w:ascii="Roboto" w:cs="Roboto" w:eastAsia="Roboto" w:hAnsi="Roboto"/>
+          <w:color w:val="0f1115"/>
+          <w:sz w:val="24"/>
+          <w:szCs w:val="24"/>
+        </w:rPr>
+      </w:pPr>
+      <w:bookmarkStart w:colFirst="0" w:colLast="0" w:name="_caqu6xe9dawd" w:id="65"/>
+      <w:bookmarkEnd w:id="65"/>
+      <w:r>
+        <w:rPr>
+          <w:rFonts w:ascii="Roboto" w:cs="Roboto" w:eastAsia="Roboto" w:hAnsi="Roboto"/>
+          <w:color w:val="0f1115"/>
+          <w:sz w:val="24"/>
+          <w:szCs w:val="24"/>
+          <w:rtl w:val="0"/>
+        </w:rPr>
+        <w:t xml:space="preserve">Ксения разрабатывает классы GraphEditor и MatrixPanel, отвечающие за отображение рабочей области графа и области матрицы расстояний; реализует классы Graph и AlgorithmStep, обеспечивающие хранение структуры графа с возможностью создания, удаления и изменения вершин и рёбер, а также формирование последовательности шагов алгоритма для визуализации; разрабатывает класс GraphIO для загрузки и сохранения графов в формате CSV; занимается тестированием программы и проверкой корректности вводимых пользователем данных, включая валидацию весов рёбер.</w:t>
+      </w:r>
+    </w:p>
+    <w:p>
+      <w:pPr>
+        <w:shd w:fill="ffffff" w:val="clear"/>
+        <w:spacing w:after="240" w:before="240" w:line="336" w:lineRule="auto"/>
+        <w:ind w:firstLine="720"/>
+        <w:rPr>
+          <w:rFonts w:ascii="Roboto" w:cs="Roboto" w:eastAsia="Roboto" w:hAnsi="Roboto"/>
+          <w:color w:val="0f1115"/>
+          <w:sz w:val="24"/>
+          <w:szCs w:val="24"/>
+        </w:rPr>
+      </w:pPr>
+      <w:bookmarkStart w:colFirst="0" w:colLast="0" w:name="_caqu6xe9dawd" w:id="65"/>
+      <w:bookmarkEnd w:id="65"/>
+      <w:r>
+        <w:rPr>
+          <w:rFonts w:ascii="Roboto" w:cs="Roboto" w:eastAsia="Roboto" w:hAnsi="Roboto"/>
+          <w:color w:val="0f1115"/>
+          <w:sz w:val="24"/>
+          <w:szCs w:val="24"/>
+          <w:rtl w:val="0"/>
+        </w:rPr>
+        <w:t xml:space="preserve">Данил разрабатывает класс MainWindow, определяющий структуру главного окна приложения и взаимное расположение всех элементов интерфейса; реализует классы Edge и FloydWarshallAlgorithm, отвечая за модель ребра и непосредственное выполнение алгоритма Флойда–Уоршелла; совместно с Зариной разрабатывает перечисление EditorMode и класс VisualizationController, обеспечивая управление режимами редактирования, пошаговую визуализацию алгоритма с переходом к следующему и предыдущему шагу, синхронное обновление отображения графа, матрицы и журнала, а также подсветку текущих элементов и сброс выполнения; отвечает за доработку пользовательского интерфейса до финального вида, добавление кнопки с информацией о разработчиках и исправление обнаруженных ошибок. </w:t>
+      </w:r>
+    </w:p>
+    <w:p>
+      <w:pPr>
+        <w:shd w:fill="ffffff" w:val="clear"/>
+        <w:spacing w:after="240" w:before="240" w:line="336" w:lineRule="auto"/>
+        <w:ind w:firstLine="720"/>
+        <w:rPr>
+          <w:rFonts w:ascii="Roboto" w:cs="Roboto" w:eastAsia="Roboto" w:hAnsi="Roboto"/>
+          <w:color w:val="0f1115"/>
+          <w:sz w:val="24"/>
+          <w:szCs w:val="24"/>
+        </w:rPr>
+      </w:pPr>
+      <w:bookmarkStart w:colFirst="0" w:colLast="0" w:name="_4ly2s2ad5gu3" w:id="66"/>
+      <w:bookmarkEnd w:id="66"/>
+      <w:r>
+        <w:rPr>
+          <w:rFonts w:ascii="Roboto" w:cs="Roboto" w:eastAsia="Roboto" w:hAnsi="Roboto"/>
+          <w:color w:val="0f1115"/>
+          <w:sz w:val="24"/>
+          <w:szCs w:val="24"/>
+          <w:rtl w:val="0"/>
+        </w:rPr>
+        <w:t xml:space="preserve">Зарина разрабатывает классы ControlPanel и LogPanel, реализуя панель управления и информационное окно с текстовым журналом; реализует классы Vertex и DistanceMatrix, обеспечивая хранение модели вершины и управление матрицей кратчайших расстояний с её обновлением; совместно с Данилом разрабатывает EditorMode и VisualizationController, участвуя в реализации ручного создания и редактирования графа, пошаговой визуализации, синхронизации отображений и текстового сопровождения хода алгоритма; отвечает за обнаружение отрицательных циклов с выводом соответствующего сообщения и за блокировку редактирования графа во время выполнения алгоритма.</w:t>
+      </w:r>
+    </w:p>
+    <w:p>
+      <w:pPr>
+        <w:shd w:fill="ffffff" w:val="clear"/>
+        <w:spacing w:before="240" w:line="336" w:lineRule="auto"/>
+        <w:ind w:firstLine="720"/>
+        <w:rPr>
+          <w:rFonts w:ascii="Times New Roman" w:cs="Times New Roman" w:eastAsia="Times New Roman" w:hAnsi="Times New Roman"/>
+          <w:sz w:val="28"/>
+          <w:szCs w:val="28"/>
+        </w:rPr>
+      </w:pPr>
+      <w:bookmarkStart w:colFirst="0" w:colLast="0" w:name="_caqu6xe9dawd" w:id="65"/>
+      <w:bookmarkEnd w:id="65"/>
+      <w:r>
+        <w:rPr>
+          <w:rFonts w:ascii="Roboto" w:cs="Roboto" w:eastAsia="Roboto" w:hAnsi="Roboto"/>
+          <w:color w:val="0f1115"/>
+          <w:sz w:val="24"/>
+          <w:szCs w:val="24"/>
+          <w:rtl w:val="0"/>
+        </w:rPr>
+        <w:t xml:space="preserve">При этом на всех этапах предполагается совместное обсуждение и работа над всеми классами и задачами, а также возможны корректировки ролей участников в процессе разработки</w:t>
+      </w:r>
       <w:r>
         <w:rPr>
           <w:rtl w:val="0"/>
